--- a/dev/NMU_AI_Robotics_Field_Training_Project_Template.docx
+++ b/dev/NMU_AI_Robotics_Field_Training_Project_Template.docx
@@ -6,9 +6,6 @@
       <w:pPr>
         <w:spacing w:before="200"/>
         <w:jc w:val="center"/>
-        <w:rPr>
-          <w:rFonts w:hint="eastAsia"/>
-        </w:rPr>
       </w:pPr>
       <w:r>
         <w:rPr>
@@ -54,9 +51,6 @@
     <w:p>
       <w:pPr>
         <w:jc w:val="center"/>
-        <w:rPr>
-          <w:rFonts w:hint="eastAsia"/>
-        </w:rPr>
       </w:pPr>
       <w:r>
         <w:rPr>
@@ -103,9 +97,6 @@
       <w:pPr>
         <w:spacing w:before="240"/>
         <w:jc w:val="center"/>
-        <w:rPr>
-          <w:rFonts w:hint="eastAsia"/>
-        </w:rPr>
       </w:pPr>
       <w:r>
         <w:rPr>
@@ -162,11 +153,6 @@
             <w:vAlign w:val="center"/>
           </w:tcPr>
           <w:p>
-            <w:pPr>
-              <w:rPr>
-                <w:rFonts w:hint="eastAsia"/>
-              </w:rPr>
-            </w:pPr>
             <w:r>
               <w:rPr>
                 <w:b/>
@@ -188,11 +174,6 @@
             <w:vAlign w:val="center"/>
           </w:tcPr>
           <w:p>
-            <w:pPr>
-              <w:rPr>
-                <w:rFonts w:hint="eastAsia"/>
-              </w:rPr>
-            </w:pPr>
             <w:r>
               <w:rPr>
                 <w:color w:val="20262E"/>
@@ -219,11 +200,6 @@
             <w:vAlign w:val="center"/>
           </w:tcPr>
           <w:p>
-            <w:pPr>
-              <w:rPr>
-                <w:rFonts w:hint="eastAsia"/>
-              </w:rPr>
-            </w:pPr>
             <w:r>
               <w:rPr>
                 <w:b/>
@@ -245,88 +221,17 @@
             <w:vAlign w:val="center"/>
           </w:tcPr>
           <w:p>
-            <w:pPr>
-              <w:rPr>
-                <w:rFonts w:hint="eastAsia"/>
-              </w:rPr>
-            </w:pPr>
             <w:r>
               <w:rPr>
                 <w:color w:val="20262E"/>
               </w:rPr>
-              <w:t>[Student 1</w:t>
-            </w:r>
-            <w:proofErr w:type="gramStart"/>
+              <w:t>[Student 1]  |  [Student 2]  |  [Student 3]</w:t>
+            </w:r>
             <w:r>
               <w:rPr>
                 <w:color w:val="20262E"/>
               </w:rPr>
-              <w:t>]  |</w:t>
-            </w:r>
-            <w:proofErr w:type="gramEnd"/>
-            <w:r>
-              <w:rPr>
-                <w:color w:val="20262E"/>
-              </w:rPr>
-              <w:t xml:space="preserve">  [Student 2</w:t>
-            </w:r>
-            <w:proofErr w:type="gramStart"/>
-            <w:r>
-              <w:rPr>
-                <w:color w:val="20262E"/>
-              </w:rPr>
-              <w:t>]  |</w:t>
-            </w:r>
-            <w:proofErr w:type="gramEnd"/>
-            <w:r>
-              <w:rPr>
-                <w:color w:val="20262E"/>
-              </w:rPr>
-              <w:t xml:space="preserve">  [Student 3]</w:t>
-            </w:r>
-            <w:r>
-              <w:rPr>
-                <w:color w:val="20262E"/>
-              </w:rPr>
-              <w:t xml:space="preserve"> </w:t>
-            </w:r>
-            <w:r>
-              <w:rPr>
-                <w:color w:val="20262E"/>
-              </w:rPr>
-              <w:t xml:space="preserve">[Student </w:t>
-            </w:r>
-            <w:proofErr w:type="gramStart"/>
-            <w:r>
-              <w:rPr>
-                <w:color w:val="20262E"/>
-              </w:rPr>
-              <w:t>4</w:t>
-            </w:r>
-            <w:r>
-              <w:rPr>
-                <w:color w:val="20262E"/>
-              </w:rPr>
-              <w:t>][</w:t>
-            </w:r>
-            <w:proofErr w:type="gramEnd"/>
-            <w:r>
-              <w:rPr>
-                <w:color w:val="20262E"/>
-              </w:rPr>
-              <w:t>Student</w:t>
-            </w:r>
-            <w:r>
-              <w:rPr>
-                <w:color w:val="20262E"/>
-              </w:rPr>
-              <w:t xml:space="preserve"> 5</w:t>
-            </w:r>
-            <w:r>
-              <w:rPr>
-                <w:color w:val="20262E"/>
-              </w:rPr>
-              <w:t>]</w:t>
+              <w:t xml:space="preserve"> [Student 4][Student 5]</w:t>
             </w:r>
           </w:p>
         </w:tc>
@@ -348,11 +253,6 @@
             <w:vAlign w:val="center"/>
           </w:tcPr>
           <w:p>
-            <w:pPr>
-              <w:rPr>
-                <w:rFonts w:hint="eastAsia"/>
-              </w:rPr>
-            </w:pPr>
             <w:r>
               <w:rPr>
                 <w:b/>
@@ -374,11 +274,6 @@
             <w:vAlign w:val="center"/>
           </w:tcPr>
           <w:p>
-            <w:pPr>
-              <w:rPr>
-                <w:rFonts w:hint="eastAsia"/>
-              </w:rPr>
-            </w:pPr>
             <w:r>
               <w:rPr>
                 <w:color w:val="20262E"/>
@@ -405,11 +300,6 @@
             <w:vAlign w:val="center"/>
           </w:tcPr>
           <w:p>
-            <w:pPr>
-              <w:rPr>
-                <w:rFonts w:hint="eastAsia"/>
-              </w:rPr>
-            </w:pPr>
             <w:r>
               <w:rPr>
                 <w:b/>
@@ -431,11 +321,6 @@
             <w:vAlign w:val="center"/>
           </w:tcPr>
           <w:p>
-            <w:pPr>
-              <w:rPr>
-                <w:rFonts w:hint="eastAsia"/>
-              </w:rPr>
-            </w:pPr>
             <w:r>
               <w:rPr>
                 <w:color w:val="20262E"/>
@@ -458,13 +343,7 @@
               <w:rPr>
                 <w:color w:val="20262E"/>
               </w:rPr>
-              <w:t xml:space="preserve">   ☐ </w:t>
-            </w:r>
-            <w:r>
-              <w:rPr>
-                <w:color w:val="20262E"/>
-              </w:rPr>
-              <w:t>Simulation</w:t>
+              <w:t xml:space="preserve">   ☐ Simulation</w:t>
             </w:r>
             <w:r>
               <w:rPr>
@@ -498,11 +377,6 @@
             <w:vAlign w:val="center"/>
           </w:tcPr>
           <w:p>
-            <w:pPr>
-              <w:rPr>
-                <w:rFonts w:hint="eastAsia"/>
-              </w:rPr>
-            </w:pPr>
             <w:r>
               <w:rPr>
                 <w:b/>
@@ -524,11 +398,6 @@
             <w:vAlign w:val="center"/>
           </w:tcPr>
           <w:p>
-            <w:pPr>
-              <w:rPr>
-                <w:rFonts w:hint="eastAsia"/>
-              </w:rPr>
-            </w:pPr>
             <w:r>
               <w:rPr>
                 <w:color w:val="20262E"/>
@@ -555,11 +424,6 @@
             <w:vAlign w:val="center"/>
           </w:tcPr>
           <w:p>
-            <w:pPr>
-              <w:rPr>
-                <w:rFonts w:hint="eastAsia"/>
-              </w:rPr>
-            </w:pPr>
             <w:r>
               <w:rPr>
                 <w:b/>
@@ -581,11 +445,6 @@
             <w:vAlign w:val="center"/>
           </w:tcPr>
           <w:p>
-            <w:pPr>
-              <w:rPr>
-                <w:rFonts w:hint="eastAsia"/>
-              </w:rPr>
-            </w:pPr>
             <w:r>
               <w:rPr>
                 <w:color w:val="20262E"/>
@@ -612,11 +471,6 @@
             <w:vAlign w:val="center"/>
           </w:tcPr>
           <w:p>
-            <w:pPr>
-              <w:rPr>
-                <w:rFonts w:hint="eastAsia"/>
-              </w:rPr>
-            </w:pPr>
             <w:r>
               <w:rPr>
                 <w:b/>
@@ -638,11 +492,6 @@
             <w:vAlign w:val="center"/>
           </w:tcPr>
           <w:p>
-            <w:pPr>
-              <w:rPr>
-                <w:rFonts w:hint="eastAsia"/>
-              </w:rPr>
-            </w:pPr>
             <w:r>
               <w:rPr>
                 <w:color w:val="20262E"/>
@@ -669,11 +518,6 @@
             <w:vAlign w:val="center"/>
           </w:tcPr>
           <w:p>
-            <w:pPr>
-              <w:rPr>
-                <w:rFonts w:hint="eastAsia"/>
-              </w:rPr>
-            </w:pPr>
             <w:r>
               <w:rPr>
                 <w:b/>
@@ -695,11 +539,6 @@
             <w:vAlign w:val="center"/>
           </w:tcPr>
           <w:p>
-            <w:pPr>
-              <w:rPr>
-                <w:rFonts w:hint="eastAsia"/>
-              </w:rPr>
-            </w:pPr>
             <w:r>
               <w:rPr>
                 <w:color w:val="20262E"/>
@@ -726,11 +565,6 @@
             <w:vAlign w:val="center"/>
           </w:tcPr>
           <w:p>
-            <w:pPr>
-              <w:rPr>
-                <w:rFonts w:hint="eastAsia"/>
-              </w:rPr>
-            </w:pPr>
             <w:r>
               <w:rPr>
                 <w:b/>
@@ -752,11 +586,6 @@
             <w:vAlign w:val="center"/>
           </w:tcPr>
           <w:p>
-            <w:pPr>
-              <w:rPr>
-                <w:rFonts w:hint="eastAsia"/>
-              </w:rPr>
-            </w:pPr>
             <w:r>
               <w:rPr>
                 <w:color w:val="20262E"/>
@@ -767,19 +596,10 @@
         </w:tc>
       </w:tr>
     </w:tbl>
-    <w:p>
-      <w:pPr>
-        <w:rPr>
-          <w:rFonts w:hint="eastAsia"/>
-        </w:rPr>
-      </w:pPr>
-    </w:p>
+    <w:p/>
     <w:p>
       <w:pPr>
         <w:jc w:val="center"/>
-        <w:rPr>
-          <w:rFonts w:hint="eastAsia"/>
-        </w:rPr>
       </w:pPr>
       <w:r>
         <w:rPr>
@@ -791,11 +611,6 @@
       </w:r>
     </w:p>
     <w:p>
-      <w:pPr>
-        <w:rPr>
-          <w:rFonts w:hint="eastAsia"/>
-        </w:rPr>
-      </w:pPr>
       <w:r>
         <w:br w:type="page"/>
       </w:r>
@@ -803,9 +618,6 @@
     <w:p>
       <w:pPr>
         <w:spacing w:before="40" w:after="40"/>
-        <w:rPr>
-          <w:rFonts w:hint="eastAsia"/>
-        </w:rPr>
       </w:pPr>
       <w:r>
         <w:rPr>
@@ -870,11 +682,6 @@
             <w:vAlign w:val="center"/>
           </w:tcPr>
           <w:p>
-            <w:pPr>
-              <w:rPr>
-                <w:rFonts w:hint="eastAsia"/>
-              </w:rPr>
-            </w:pPr>
             <w:r>
               <w:rPr>
                 <w:b/>
@@ -896,11 +703,6 @@
             <w:vAlign w:val="center"/>
           </w:tcPr>
           <w:p>
-            <w:pPr>
-              <w:rPr>
-                <w:rFonts w:hint="eastAsia"/>
-              </w:rPr>
-            </w:pPr>
             <w:r>
               <w:rPr>
                 <w:color w:val="20262E"/>
@@ -927,11 +729,6 @@
             <w:vAlign w:val="center"/>
           </w:tcPr>
           <w:p>
-            <w:pPr>
-              <w:rPr>
-                <w:rFonts w:hint="eastAsia"/>
-              </w:rPr>
-            </w:pPr>
             <w:r>
               <w:rPr>
                 <w:b/>
@@ -953,11 +750,6 @@
             <w:vAlign w:val="center"/>
           </w:tcPr>
           <w:p>
-            <w:pPr>
-              <w:rPr>
-                <w:rFonts w:hint="eastAsia"/>
-              </w:rPr>
-            </w:pPr>
             <w:r>
               <w:rPr>
                 <w:color w:val="20262E"/>
@@ -968,13 +760,7 @@
         </w:tc>
       </w:tr>
     </w:tbl>
-    <w:p>
-      <w:pPr>
-        <w:rPr>
-          <w:rFonts w:hint="eastAsia"/>
-        </w:rPr>
-      </w:pPr>
-    </w:p>
+    <w:p/>
     <w:tbl>
       <w:tblPr>
         <w:tblW w:w="0" w:type="auto"/>
@@ -1009,11 +795,6 @@
             </w:tcMar>
           </w:tcPr>
           <w:p>
-            <w:pPr>
-              <w:rPr>
-                <w:rFonts w:hint="eastAsia"/>
-              </w:rPr>
-            </w:pPr>
             <w:r>
               <w:rPr>
                 <w:b/>
@@ -1027,9 +808,6 @@
             <w:pPr>
               <w:pStyle w:val="ListBullet"/>
               <w:spacing w:after="60"/>
-              <w:rPr>
-                <w:rFonts w:hint="eastAsia"/>
-              </w:rPr>
             </w:pPr>
             <w:r>
               <w:rPr>
@@ -1043,9 +821,6 @@
             <w:pPr>
               <w:pStyle w:val="ListBullet"/>
               <w:spacing w:after="60"/>
-              <w:rPr>
-                <w:rFonts w:hint="eastAsia"/>
-              </w:rPr>
             </w:pPr>
             <w:r>
               <w:rPr>
@@ -1059,9 +834,6 @@
             <w:pPr>
               <w:pStyle w:val="ListBullet"/>
               <w:spacing w:after="60"/>
-              <w:rPr>
-                <w:rFonts w:hint="eastAsia"/>
-              </w:rPr>
             </w:pPr>
             <w:r>
               <w:rPr>
@@ -1074,13 +846,7 @@
         </w:tc>
       </w:tr>
     </w:tbl>
-    <w:p>
-      <w:pPr>
-        <w:rPr>
-          <w:rFonts w:hint="eastAsia"/>
-        </w:rPr>
-      </w:pPr>
-    </w:p>
+    <w:p/>
     <w:tbl>
       <w:tblPr>
         <w:tblW w:w="0" w:type="auto"/>
@@ -1117,11 +883,6 @@
             <w:vAlign w:val="center"/>
           </w:tcPr>
           <w:p>
-            <w:pPr>
-              <w:rPr>
-                <w:rFonts w:hint="eastAsia"/>
-              </w:rPr>
-            </w:pPr>
             <w:r>
               <w:rPr>
                 <w:b/>
@@ -1143,11 +904,6 @@
             <w:vAlign w:val="center"/>
           </w:tcPr>
           <w:p>
-            <w:pPr>
-              <w:rPr>
-                <w:rFonts w:hint="eastAsia"/>
-              </w:rPr>
-            </w:pPr>
             <w:r>
               <w:rPr>
                 <w:color w:val="20262E"/>
@@ -1174,11 +930,6 @@
             <w:vAlign w:val="center"/>
           </w:tcPr>
           <w:p>
-            <w:pPr>
-              <w:rPr>
-                <w:rFonts w:hint="eastAsia"/>
-              </w:rPr>
-            </w:pPr>
             <w:r>
               <w:rPr>
                 <w:b/>
@@ -1200,11 +951,6 @@
             <w:vAlign w:val="center"/>
           </w:tcPr>
           <w:p>
-            <w:pPr>
-              <w:rPr>
-                <w:rFonts w:hint="eastAsia"/>
-              </w:rPr>
-            </w:pPr>
             <w:r>
               <w:rPr>
                 <w:color w:val="20262E"/>
@@ -1231,11 +977,6 @@
             <w:vAlign w:val="center"/>
           </w:tcPr>
           <w:p>
-            <w:pPr>
-              <w:rPr>
-                <w:rFonts w:hint="eastAsia"/>
-              </w:rPr>
-            </w:pPr>
             <w:r>
               <w:rPr>
                 <w:b/>
@@ -1257,11 +998,6 @@
             <w:vAlign w:val="center"/>
           </w:tcPr>
           <w:p>
-            <w:pPr>
-              <w:rPr>
-                <w:rFonts w:hint="eastAsia"/>
-              </w:rPr>
-            </w:pPr>
             <w:r>
               <w:rPr>
                 <w:color w:val="20262E"/>
@@ -1288,11 +1024,6 @@
             <w:vAlign w:val="center"/>
           </w:tcPr>
           <w:p>
-            <w:pPr>
-              <w:rPr>
-                <w:rFonts w:hint="eastAsia"/>
-              </w:rPr>
-            </w:pPr>
             <w:r>
               <w:rPr>
                 <w:b/>
@@ -1314,11 +1045,6 @@
             <w:vAlign w:val="center"/>
           </w:tcPr>
           <w:p>
-            <w:pPr>
-              <w:rPr>
-                <w:rFonts w:hint="eastAsia"/>
-              </w:rPr>
-            </w:pPr>
             <w:r>
               <w:rPr>
                 <w:color w:val="20262E"/>
@@ -1329,13 +1055,7 @@
         </w:tc>
       </w:tr>
     </w:tbl>
-    <w:p>
-      <w:pPr>
-        <w:rPr>
-          <w:rFonts w:hint="eastAsia"/>
-        </w:rPr>
-      </w:pPr>
-    </w:p>
+    <w:p/>
     <w:p>
       <w:pPr>
         <w:pStyle w:val="Heading2"/>
@@ -1344,103 +1064,7 @@
         <w:t>Student content</w:t>
       </w:r>
     </w:p>
-    <w:tbl>
-      <w:tblPr>
-        <w:tblW w:w="0" w:type="auto"/>
-        <w:jc w:val="center"/>
-        <w:tblBorders>
-          <w:top w:val="single" w:sz="4" w:space="0" w:color="D7DBE0"/>
-          <w:left w:val="single" w:sz="4" w:space="0" w:color="D7DBE0"/>
-          <w:bottom w:val="single" w:sz="4" w:space="0" w:color="D7DBE0"/>
-          <w:right w:val="single" w:sz="4" w:space="0" w:color="D7DBE0"/>
-          <w:insideH w:val="single" w:sz="4" w:space="0" w:color="D7DBE0"/>
-          <w:insideV w:val="single" w:sz="4" w:space="0" w:color="D7DBE0"/>
-        </w:tblBorders>
-        <w:tblLayout w:type="fixed"/>
-        <w:tblLook w:val="04A0" w:firstRow="1" w:lastRow="0" w:firstColumn="1" w:lastColumn="0" w:noHBand="0" w:noVBand="1"/>
-      </w:tblPr>
-      <w:tblGrid>
-        <w:gridCol w:w="9936"/>
-      </w:tblGrid>
-      <w:tr>
-        <w:trPr>
-          <w:trHeight w:val="490"/>
-          <w:jc w:val="center"/>
-        </w:trPr>
-        <w:tc>
-          <w:tcPr>
-            <w:tcW w:w="9936" w:type="dxa"/>
-            <w:tcMar>
-              <w:top w:w="60" w:type="dxa"/>
-              <w:left w:w="100" w:type="dxa"/>
-              <w:bottom w:w="60" w:type="dxa"/>
-              <w:right w:w="100" w:type="dxa"/>
-            </w:tcMar>
-          </w:tcPr>
-          <w:p>
-            <w:pPr>
-              <w:rPr>
-                <w:rFonts w:hint="eastAsia"/>
-              </w:rPr>
-            </w:pPr>
-          </w:p>
-        </w:tc>
-      </w:tr>
-      <w:tr>
-        <w:trPr>
-          <w:trHeight w:val="490"/>
-          <w:jc w:val="center"/>
-        </w:trPr>
-        <w:tc>
-          <w:tcPr>
-            <w:tcW w:w="9936" w:type="dxa"/>
-            <w:tcMar>
-              <w:top w:w="60" w:type="dxa"/>
-              <w:left w:w="100" w:type="dxa"/>
-              <w:bottom w:w="60" w:type="dxa"/>
-              <w:right w:w="100" w:type="dxa"/>
-            </w:tcMar>
-          </w:tcPr>
-          <w:p>
-            <w:pPr>
-              <w:rPr>
-                <w:rFonts w:hint="eastAsia"/>
-              </w:rPr>
-            </w:pPr>
-          </w:p>
-        </w:tc>
-      </w:tr>
-      <w:tr>
-        <w:trPr>
-          <w:trHeight w:val="490"/>
-          <w:jc w:val="center"/>
-        </w:trPr>
-        <w:tc>
-          <w:tcPr>
-            <w:tcW w:w="9936" w:type="dxa"/>
-            <w:tcMar>
-              <w:top w:w="60" w:type="dxa"/>
-              <w:left w:w="100" w:type="dxa"/>
-              <w:bottom w:w="60" w:type="dxa"/>
-              <w:right w:w="100" w:type="dxa"/>
-            </w:tcMar>
-          </w:tcPr>
-          <w:p>
-            <w:pPr>
-              <w:rPr>
-                <w:rFonts w:hint="eastAsia"/>
-              </w:rPr>
-            </w:pPr>
-          </w:p>
-        </w:tc>
-      </w:tr>
-    </w:tbl>
     <w:p>
-      <w:pPr>
-        <w:rPr>
-          <w:rFonts w:hint="eastAsia"/>
-        </w:rPr>
-      </w:pPr>
       <w:r>
         <w:br w:type="page"/>
       </w:r>
@@ -1448,9 +1072,6 @@
     <w:p>
       <w:pPr>
         <w:spacing w:before="40" w:after="40"/>
-        <w:rPr>
-          <w:rFonts w:hint="eastAsia"/>
-        </w:rPr>
       </w:pPr>
       <w:r>
         <w:rPr>
@@ -1513,11 +1134,6 @@
             </w:tcMar>
           </w:tcPr>
           <w:p>
-            <w:pPr>
-              <w:rPr>
-                <w:rFonts w:hint="eastAsia"/>
-              </w:rPr>
-            </w:pPr>
             <w:r>
               <w:rPr>
                 <w:b/>
@@ -1531,9 +1147,6 @@
             <w:pPr>
               <w:pStyle w:val="ListBullet"/>
               <w:spacing w:after="60"/>
-              <w:rPr>
-                <w:rFonts w:hint="eastAsia"/>
-              </w:rPr>
             </w:pPr>
             <w:r>
               <w:rPr>
@@ -1547,9 +1160,6 @@
             <w:pPr>
               <w:pStyle w:val="ListBullet"/>
               <w:spacing w:after="60"/>
-              <w:rPr>
-                <w:rFonts w:hint="eastAsia"/>
-              </w:rPr>
             </w:pPr>
             <w:r>
               <w:rPr>
@@ -1563,9 +1173,6 @@
             <w:pPr>
               <w:pStyle w:val="ListBullet"/>
               <w:spacing w:after="60"/>
-              <w:rPr>
-                <w:rFonts w:hint="eastAsia"/>
-              </w:rPr>
             </w:pPr>
             <w:r>
               <w:rPr>
@@ -1578,19 +1185,8 @@
         </w:tc>
       </w:tr>
     </w:tbl>
+    <w:p/>
     <w:p>
-      <w:pPr>
-        <w:rPr>
-          <w:rFonts w:hint="eastAsia"/>
-        </w:rPr>
-      </w:pPr>
-    </w:p>
-    <w:p>
-      <w:pPr>
-        <w:rPr>
-          <w:rFonts w:hint="eastAsia"/>
-        </w:rPr>
-      </w:pPr>
       <w:r>
         <w:t>We declare that this project report is our original work, completed during the New Mansoura University AI &amp; Robotics field training. All external sources, code, datasets, and technical materials have been acknowledged.</w:t>
       </w:r>
@@ -1610,151 +1206,7 @@
         <w:t>Student content</w:t>
       </w:r>
     </w:p>
-    <w:tbl>
-      <w:tblPr>
-        <w:tblW w:w="0" w:type="auto"/>
-        <w:jc w:val="center"/>
-        <w:tblBorders>
-          <w:top w:val="single" w:sz="4" w:space="0" w:color="D7DBE0"/>
-          <w:left w:val="single" w:sz="4" w:space="0" w:color="D7DBE0"/>
-          <w:bottom w:val="single" w:sz="4" w:space="0" w:color="D7DBE0"/>
-          <w:right w:val="single" w:sz="4" w:space="0" w:color="D7DBE0"/>
-          <w:insideH w:val="single" w:sz="4" w:space="0" w:color="D7DBE0"/>
-          <w:insideV w:val="single" w:sz="4" w:space="0" w:color="D7DBE0"/>
-        </w:tblBorders>
-        <w:tblLayout w:type="fixed"/>
-        <w:tblLook w:val="04A0" w:firstRow="1" w:lastRow="0" w:firstColumn="1" w:lastColumn="0" w:noHBand="0" w:noVBand="1"/>
-      </w:tblPr>
-      <w:tblGrid>
-        <w:gridCol w:w="9936"/>
-      </w:tblGrid>
-      <w:tr>
-        <w:trPr>
-          <w:trHeight w:val="490"/>
-          <w:jc w:val="center"/>
-        </w:trPr>
-        <w:tc>
-          <w:tcPr>
-            <w:tcW w:w="9936" w:type="dxa"/>
-            <w:tcMar>
-              <w:top w:w="60" w:type="dxa"/>
-              <w:left w:w="100" w:type="dxa"/>
-              <w:bottom w:w="60" w:type="dxa"/>
-              <w:right w:w="100" w:type="dxa"/>
-            </w:tcMar>
-          </w:tcPr>
-          <w:p>
-            <w:pPr>
-              <w:rPr>
-                <w:rFonts w:hint="eastAsia"/>
-              </w:rPr>
-            </w:pPr>
-          </w:p>
-        </w:tc>
-      </w:tr>
-      <w:tr>
-        <w:trPr>
-          <w:trHeight w:val="490"/>
-          <w:jc w:val="center"/>
-        </w:trPr>
-        <w:tc>
-          <w:tcPr>
-            <w:tcW w:w="9936" w:type="dxa"/>
-            <w:tcMar>
-              <w:top w:w="60" w:type="dxa"/>
-              <w:left w:w="100" w:type="dxa"/>
-              <w:bottom w:w="60" w:type="dxa"/>
-              <w:right w:w="100" w:type="dxa"/>
-            </w:tcMar>
-          </w:tcPr>
-          <w:p>
-            <w:pPr>
-              <w:rPr>
-                <w:rFonts w:hint="eastAsia"/>
-              </w:rPr>
-            </w:pPr>
-          </w:p>
-        </w:tc>
-      </w:tr>
-      <w:tr>
-        <w:trPr>
-          <w:trHeight w:val="490"/>
-          <w:jc w:val="center"/>
-        </w:trPr>
-        <w:tc>
-          <w:tcPr>
-            <w:tcW w:w="9936" w:type="dxa"/>
-            <w:tcMar>
-              <w:top w:w="60" w:type="dxa"/>
-              <w:left w:w="100" w:type="dxa"/>
-              <w:bottom w:w="60" w:type="dxa"/>
-              <w:right w:w="100" w:type="dxa"/>
-            </w:tcMar>
-          </w:tcPr>
-          <w:p>
-            <w:pPr>
-              <w:rPr>
-                <w:rFonts w:hint="eastAsia"/>
-              </w:rPr>
-            </w:pPr>
-          </w:p>
-        </w:tc>
-      </w:tr>
-      <w:tr>
-        <w:trPr>
-          <w:trHeight w:val="490"/>
-          <w:jc w:val="center"/>
-        </w:trPr>
-        <w:tc>
-          <w:tcPr>
-            <w:tcW w:w="9936" w:type="dxa"/>
-            <w:tcMar>
-              <w:top w:w="60" w:type="dxa"/>
-              <w:left w:w="100" w:type="dxa"/>
-              <w:bottom w:w="60" w:type="dxa"/>
-              <w:right w:w="100" w:type="dxa"/>
-            </w:tcMar>
-          </w:tcPr>
-          <w:p>
-            <w:pPr>
-              <w:rPr>
-                <w:rFonts w:hint="eastAsia"/>
-              </w:rPr>
-            </w:pPr>
-          </w:p>
-        </w:tc>
-      </w:tr>
-      <w:tr>
-        <w:trPr>
-          <w:trHeight w:val="490"/>
-          <w:jc w:val="center"/>
-        </w:trPr>
-        <w:tc>
-          <w:tcPr>
-            <w:tcW w:w="9936" w:type="dxa"/>
-            <w:tcMar>
-              <w:top w:w="60" w:type="dxa"/>
-              <w:left w:w="100" w:type="dxa"/>
-              <w:bottom w:w="60" w:type="dxa"/>
-              <w:right w:w="100" w:type="dxa"/>
-            </w:tcMar>
-          </w:tcPr>
-          <w:p>
-            <w:pPr>
-              <w:rPr>
-                <w:rFonts w:hint="eastAsia"/>
-              </w:rPr>
-            </w:pPr>
-          </w:p>
-        </w:tc>
-      </w:tr>
-    </w:tbl>
     <w:p>
-      <w:pPr>
-        <w:rPr>
-          <w:rFonts w:hint="eastAsia"/>
-        </w:rPr>
-      </w:pPr>
       <w:r>
         <w:br w:type="page"/>
       </w:r>
@@ -1762,9 +1214,6 @@
     <w:p>
       <w:pPr>
         <w:spacing w:before="40" w:after="40"/>
-        <w:rPr>
-          <w:rFonts w:hint="eastAsia"/>
-        </w:rPr>
       </w:pPr>
       <w:r>
         <w:rPr>
@@ -1827,11 +1276,6 @@
             </w:tcMar>
           </w:tcPr>
           <w:p>
-            <w:pPr>
-              <w:rPr>
-                <w:rFonts w:hint="eastAsia"/>
-              </w:rPr>
-            </w:pPr>
             <w:r>
               <w:rPr>
                 <w:b/>
@@ -1845,9 +1289,6 @@
             <w:pPr>
               <w:pStyle w:val="ListBullet"/>
               <w:spacing w:after="60"/>
-              <w:rPr>
-                <w:rFonts w:hint="eastAsia"/>
-              </w:rPr>
             </w:pPr>
             <w:r>
               <w:rPr>
@@ -1861,9 +1302,6 @@
             <w:pPr>
               <w:pStyle w:val="ListBullet"/>
               <w:spacing w:after="60"/>
-              <w:rPr>
-                <w:rFonts w:hint="eastAsia"/>
-              </w:rPr>
             </w:pPr>
             <w:r>
               <w:rPr>
@@ -1877,9 +1315,6 @@
             <w:pPr>
               <w:pStyle w:val="ListBullet"/>
               <w:spacing w:after="60"/>
-              <w:rPr>
-                <w:rFonts w:hint="eastAsia"/>
-              </w:rPr>
             </w:pPr>
             <w:r>
               <w:rPr>
@@ -1892,13 +1327,7 @@
         </w:tc>
       </w:tr>
     </w:tbl>
-    <w:p>
-      <w:pPr>
-        <w:rPr>
-          <w:rFonts w:hint="eastAsia"/>
-        </w:rPr>
-      </w:pPr>
-    </w:p>
+    <w:p/>
     <w:p>
       <w:pPr>
         <w:pStyle w:val="Heading2"/>
@@ -1907,319 +1336,7 @@
         <w:t>Student content</w:t>
       </w:r>
     </w:p>
-    <w:tbl>
-      <w:tblPr>
-        <w:tblW w:w="0" w:type="auto"/>
-        <w:jc w:val="center"/>
-        <w:tblBorders>
-          <w:top w:val="single" w:sz="4" w:space="0" w:color="D7DBE0"/>
-          <w:left w:val="single" w:sz="4" w:space="0" w:color="D7DBE0"/>
-          <w:bottom w:val="single" w:sz="4" w:space="0" w:color="D7DBE0"/>
-          <w:right w:val="single" w:sz="4" w:space="0" w:color="D7DBE0"/>
-          <w:insideH w:val="single" w:sz="4" w:space="0" w:color="D7DBE0"/>
-          <w:insideV w:val="single" w:sz="4" w:space="0" w:color="D7DBE0"/>
-        </w:tblBorders>
-        <w:tblLayout w:type="fixed"/>
-        <w:tblLook w:val="04A0" w:firstRow="1" w:lastRow="0" w:firstColumn="1" w:lastColumn="0" w:noHBand="0" w:noVBand="1"/>
-      </w:tblPr>
-      <w:tblGrid>
-        <w:gridCol w:w="9936"/>
-      </w:tblGrid>
-      <w:tr>
-        <w:trPr>
-          <w:trHeight w:val="490"/>
-          <w:jc w:val="center"/>
-        </w:trPr>
-        <w:tc>
-          <w:tcPr>
-            <w:tcW w:w="9936" w:type="dxa"/>
-            <w:tcMar>
-              <w:top w:w="60" w:type="dxa"/>
-              <w:left w:w="100" w:type="dxa"/>
-              <w:bottom w:w="60" w:type="dxa"/>
-              <w:right w:w="100" w:type="dxa"/>
-            </w:tcMar>
-          </w:tcPr>
-          <w:p>
-            <w:pPr>
-              <w:rPr>
-                <w:rFonts w:hint="eastAsia"/>
-              </w:rPr>
-            </w:pPr>
-          </w:p>
-        </w:tc>
-      </w:tr>
-      <w:tr>
-        <w:trPr>
-          <w:trHeight w:val="490"/>
-          <w:jc w:val="center"/>
-        </w:trPr>
-        <w:tc>
-          <w:tcPr>
-            <w:tcW w:w="9936" w:type="dxa"/>
-            <w:tcMar>
-              <w:top w:w="60" w:type="dxa"/>
-              <w:left w:w="100" w:type="dxa"/>
-              <w:bottom w:w="60" w:type="dxa"/>
-              <w:right w:w="100" w:type="dxa"/>
-            </w:tcMar>
-          </w:tcPr>
-          <w:p>
-            <w:pPr>
-              <w:rPr>
-                <w:rFonts w:hint="eastAsia"/>
-              </w:rPr>
-            </w:pPr>
-          </w:p>
-        </w:tc>
-      </w:tr>
-      <w:tr>
-        <w:trPr>
-          <w:trHeight w:val="490"/>
-          <w:jc w:val="center"/>
-        </w:trPr>
-        <w:tc>
-          <w:tcPr>
-            <w:tcW w:w="9936" w:type="dxa"/>
-            <w:tcMar>
-              <w:top w:w="60" w:type="dxa"/>
-              <w:left w:w="100" w:type="dxa"/>
-              <w:bottom w:w="60" w:type="dxa"/>
-              <w:right w:w="100" w:type="dxa"/>
-            </w:tcMar>
-          </w:tcPr>
-          <w:p>
-            <w:pPr>
-              <w:rPr>
-                <w:rFonts w:hint="eastAsia"/>
-              </w:rPr>
-            </w:pPr>
-          </w:p>
-        </w:tc>
-      </w:tr>
-      <w:tr>
-        <w:trPr>
-          <w:trHeight w:val="490"/>
-          <w:jc w:val="center"/>
-        </w:trPr>
-        <w:tc>
-          <w:tcPr>
-            <w:tcW w:w="9936" w:type="dxa"/>
-            <w:tcMar>
-              <w:top w:w="60" w:type="dxa"/>
-              <w:left w:w="100" w:type="dxa"/>
-              <w:bottom w:w="60" w:type="dxa"/>
-              <w:right w:w="100" w:type="dxa"/>
-            </w:tcMar>
-          </w:tcPr>
-          <w:p>
-            <w:pPr>
-              <w:rPr>
-                <w:rFonts w:hint="eastAsia"/>
-              </w:rPr>
-            </w:pPr>
-          </w:p>
-        </w:tc>
-      </w:tr>
-      <w:tr>
-        <w:trPr>
-          <w:trHeight w:val="490"/>
-          <w:jc w:val="center"/>
-        </w:trPr>
-        <w:tc>
-          <w:tcPr>
-            <w:tcW w:w="9936" w:type="dxa"/>
-            <w:tcMar>
-              <w:top w:w="60" w:type="dxa"/>
-              <w:left w:w="100" w:type="dxa"/>
-              <w:bottom w:w="60" w:type="dxa"/>
-              <w:right w:w="100" w:type="dxa"/>
-            </w:tcMar>
-          </w:tcPr>
-          <w:p>
-            <w:pPr>
-              <w:rPr>
-                <w:rFonts w:hint="eastAsia"/>
-              </w:rPr>
-            </w:pPr>
-          </w:p>
-        </w:tc>
-      </w:tr>
-      <w:tr>
-        <w:trPr>
-          <w:trHeight w:val="490"/>
-          <w:jc w:val="center"/>
-        </w:trPr>
-        <w:tc>
-          <w:tcPr>
-            <w:tcW w:w="9936" w:type="dxa"/>
-            <w:tcMar>
-              <w:top w:w="60" w:type="dxa"/>
-              <w:left w:w="100" w:type="dxa"/>
-              <w:bottom w:w="60" w:type="dxa"/>
-              <w:right w:w="100" w:type="dxa"/>
-            </w:tcMar>
-          </w:tcPr>
-          <w:p>
-            <w:pPr>
-              <w:rPr>
-                <w:rFonts w:hint="eastAsia"/>
-              </w:rPr>
-            </w:pPr>
-          </w:p>
-        </w:tc>
-      </w:tr>
-      <w:tr>
-        <w:trPr>
-          <w:trHeight w:val="490"/>
-          <w:jc w:val="center"/>
-        </w:trPr>
-        <w:tc>
-          <w:tcPr>
-            <w:tcW w:w="9936" w:type="dxa"/>
-            <w:tcMar>
-              <w:top w:w="60" w:type="dxa"/>
-              <w:left w:w="100" w:type="dxa"/>
-              <w:bottom w:w="60" w:type="dxa"/>
-              <w:right w:w="100" w:type="dxa"/>
-            </w:tcMar>
-          </w:tcPr>
-          <w:p>
-            <w:pPr>
-              <w:rPr>
-                <w:rFonts w:hint="eastAsia"/>
-              </w:rPr>
-            </w:pPr>
-          </w:p>
-        </w:tc>
-      </w:tr>
-      <w:tr>
-        <w:trPr>
-          <w:trHeight w:val="490"/>
-          <w:jc w:val="center"/>
-        </w:trPr>
-        <w:tc>
-          <w:tcPr>
-            <w:tcW w:w="9936" w:type="dxa"/>
-            <w:tcMar>
-              <w:top w:w="60" w:type="dxa"/>
-              <w:left w:w="100" w:type="dxa"/>
-              <w:bottom w:w="60" w:type="dxa"/>
-              <w:right w:w="100" w:type="dxa"/>
-            </w:tcMar>
-          </w:tcPr>
-          <w:p>
-            <w:pPr>
-              <w:rPr>
-                <w:rFonts w:hint="eastAsia"/>
-              </w:rPr>
-            </w:pPr>
-          </w:p>
-        </w:tc>
-      </w:tr>
-      <w:tr>
-        <w:trPr>
-          <w:trHeight w:val="490"/>
-          <w:jc w:val="center"/>
-        </w:trPr>
-        <w:tc>
-          <w:tcPr>
-            <w:tcW w:w="9936" w:type="dxa"/>
-            <w:tcMar>
-              <w:top w:w="60" w:type="dxa"/>
-              <w:left w:w="100" w:type="dxa"/>
-              <w:bottom w:w="60" w:type="dxa"/>
-              <w:right w:w="100" w:type="dxa"/>
-            </w:tcMar>
-          </w:tcPr>
-          <w:p>
-            <w:pPr>
-              <w:rPr>
-                <w:rFonts w:hint="eastAsia"/>
-              </w:rPr>
-            </w:pPr>
-          </w:p>
-        </w:tc>
-      </w:tr>
-      <w:tr>
-        <w:trPr>
-          <w:trHeight w:val="490"/>
-          <w:jc w:val="center"/>
-        </w:trPr>
-        <w:tc>
-          <w:tcPr>
-            <w:tcW w:w="9936" w:type="dxa"/>
-            <w:tcMar>
-              <w:top w:w="60" w:type="dxa"/>
-              <w:left w:w="100" w:type="dxa"/>
-              <w:bottom w:w="60" w:type="dxa"/>
-              <w:right w:w="100" w:type="dxa"/>
-            </w:tcMar>
-          </w:tcPr>
-          <w:p>
-            <w:pPr>
-              <w:rPr>
-                <w:rFonts w:hint="eastAsia"/>
-              </w:rPr>
-            </w:pPr>
-          </w:p>
-        </w:tc>
-      </w:tr>
-      <w:tr>
-        <w:trPr>
-          <w:trHeight w:val="490"/>
-          <w:jc w:val="center"/>
-        </w:trPr>
-        <w:tc>
-          <w:tcPr>
-            <w:tcW w:w="9936" w:type="dxa"/>
-            <w:tcMar>
-              <w:top w:w="60" w:type="dxa"/>
-              <w:left w:w="100" w:type="dxa"/>
-              <w:bottom w:w="60" w:type="dxa"/>
-              <w:right w:w="100" w:type="dxa"/>
-            </w:tcMar>
-          </w:tcPr>
-          <w:p>
-            <w:pPr>
-              <w:rPr>
-                <w:rFonts w:hint="eastAsia"/>
-              </w:rPr>
-            </w:pPr>
-          </w:p>
-        </w:tc>
-      </w:tr>
-      <w:tr>
-        <w:trPr>
-          <w:trHeight w:val="490"/>
-          <w:jc w:val="center"/>
-        </w:trPr>
-        <w:tc>
-          <w:tcPr>
-            <w:tcW w:w="9936" w:type="dxa"/>
-            <w:tcMar>
-              <w:top w:w="60" w:type="dxa"/>
-              <w:left w:w="100" w:type="dxa"/>
-              <w:bottom w:w="60" w:type="dxa"/>
-              <w:right w:w="100" w:type="dxa"/>
-            </w:tcMar>
-          </w:tcPr>
-          <w:p>
-            <w:pPr>
-              <w:rPr>
-                <w:rFonts w:hint="eastAsia"/>
-              </w:rPr>
-            </w:pPr>
-          </w:p>
-        </w:tc>
-      </w:tr>
-    </w:tbl>
     <w:p>
-      <w:pPr>
-        <w:rPr>
-          <w:rFonts w:hint="eastAsia"/>
-        </w:rPr>
-      </w:pPr>
       <w:r>
         <w:br w:type="page"/>
       </w:r>
@@ -2227,9 +1344,6 @@
     <w:p>
       <w:pPr>
         <w:spacing w:before="40" w:after="40"/>
-        <w:rPr>
-          <w:rFonts w:hint="eastAsia"/>
-        </w:rPr>
       </w:pPr>
       <w:r>
         <w:rPr>
@@ -2294,11 +1408,6 @@
             <w:vAlign w:val="center"/>
           </w:tcPr>
           <w:p>
-            <w:pPr>
-              <w:rPr>
-                <w:rFonts w:hint="eastAsia"/>
-              </w:rPr>
-            </w:pPr>
             <w:r>
               <w:rPr>
                 <w:b/>
@@ -2320,11 +1429,6 @@
             <w:vAlign w:val="center"/>
           </w:tcPr>
           <w:p>
-            <w:pPr>
-              <w:rPr>
-                <w:rFonts w:hint="eastAsia"/>
-              </w:rPr>
-            </w:pPr>
             <w:r>
               <w:rPr>
                 <w:color w:val="20262E"/>
@@ -2335,13 +1439,7 @@
         </w:tc>
       </w:tr>
     </w:tbl>
-    <w:p>
-      <w:pPr>
-        <w:rPr>
-          <w:rFonts w:hint="eastAsia"/>
-        </w:rPr>
-      </w:pPr>
-    </w:p>
+    <w:p/>
     <w:tbl>
       <w:tblPr>
         <w:tblW w:w="0" w:type="auto"/>
@@ -2376,11 +1474,6 @@
             </w:tcMar>
           </w:tcPr>
           <w:p>
-            <w:pPr>
-              <w:rPr>
-                <w:rFonts w:hint="eastAsia"/>
-              </w:rPr>
-            </w:pPr>
             <w:r>
               <w:rPr>
                 <w:b/>
@@ -2394,9 +1487,6 @@
             <w:pPr>
               <w:pStyle w:val="ListBullet"/>
               <w:spacing w:after="60"/>
-              <w:rPr>
-                <w:rFonts w:hint="eastAsia"/>
-              </w:rPr>
             </w:pPr>
             <w:r>
               <w:rPr>
@@ -2410,9 +1500,6 @@
             <w:pPr>
               <w:pStyle w:val="ListBullet"/>
               <w:spacing w:after="60"/>
-              <w:rPr>
-                <w:rFonts w:hint="eastAsia"/>
-              </w:rPr>
             </w:pPr>
             <w:r>
               <w:rPr>
@@ -2426,9 +1513,6 @@
             <w:pPr>
               <w:pStyle w:val="ListBullet"/>
               <w:spacing w:after="60"/>
-              <w:rPr>
-                <w:rFonts w:hint="eastAsia"/>
-              </w:rPr>
             </w:pPr>
             <w:r>
               <w:rPr>
@@ -2441,13 +1525,7 @@
         </w:tc>
       </w:tr>
     </w:tbl>
-    <w:p>
-      <w:pPr>
-        <w:rPr>
-          <w:rFonts w:hint="eastAsia"/>
-        </w:rPr>
-      </w:pPr>
-    </w:p>
+    <w:p/>
     <w:p>
       <w:pPr>
         <w:pStyle w:val="Heading2"/>
@@ -2456,343 +1534,7 @@
         <w:t>Student content</w:t>
       </w:r>
     </w:p>
-    <w:tbl>
-      <w:tblPr>
-        <w:tblW w:w="0" w:type="auto"/>
-        <w:jc w:val="center"/>
-        <w:tblBorders>
-          <w:top w:val="single" w:sz="4" w:space="0" w:color="D7DBE0"/>
-          <w:left w:val="single" w:sz="4" w:space="0" w:color="D7DBE0"/>
-          <w:bottom w:val="single" w:sz="4" w:space="0" w:color="D7DBE0"/>
-          <w:right w:val="single" w:sz="4" w:space="0" w:color="D7DBE0"/>
-          <w:insideH w:val="single" w:sz="4" w:space="0" w:color="D7DBE0"/>
-          <w:insideV w:val="single" w:sz="4" w:space="0" w:color="D7DBE0"/>
-        </w:tblBorders>
-        <w:tblLayout w:type="fixed"/>
-        <w:tblLook w:val="04A0" w:firstRow="1" w:lastRow="0" w:firstColumn="1" w:lastColumn="0" w:noHBand="0" w:noVBand="1"/>
-      </w:tblPr>
-      <w:tblGrid>
-        <w:gridCol w:w="9936"/>
-      </w:tblGrid>
-      <w:tr>
-        <w:trPr>
-          <w:trHeight w:val="490"/>
-          <w:jc w:val="center"/>
-        </w:trPr>
-        <w:tc>
-          <w:tcPr>
-            <w:tcW w:w="9936" w:type="dxa"/>
-            <w:tcMar>
-              <w:top w:w="60" w:type="dxa"/>
-              <w:left w:w="100" w:type="dxa"/>
-              <w:bottom w:w="60" w:type="dxa"/>
-              <w:right w:w="100" w:type="dxa"/>
-            </w:tcMar>
-          </w:tcPr>
-          <w:p>
-            <w:pPr>
-              <w:rPr>
-                <w:rFonts w:hint="eastAsia"/>
-              </w:rPr>
-            </w:pPr>
-          </w:p>
-        </w:tc>
-      </w:tr>
-      <w:tr>
-        <w:trPr>
-          <w:trHeight w:val="490"/>
-          <w:jc w:val="center"/>
-        </w:trPr>
-        <w:tc>
-          <w:tcPr>
-            <w:tcW w:w="9936" w:type="dxa"/>
-            <w:tcMar>
-              <w:top w:w="60" w:type="dxa"/>
-              <w:left w:w="100" w:type="dxa"/>
-              <w:bottom w:w="60" w:type="dxa"/>
-              <w:right w:w="100" w:type="dxa"/>
-            </w:tcMar>
-          </w:tcPr>
-          <w:p>
-            <w:pPr>
-              <w:rPr>
-                <w:rFonts w:hint="eastAsia"/>
-              </w:rPr>
-            </w:pPr>
-          </w:p>
-        </w:tc>
-      </w:tr>
-      <w:tr>
-        <w:trPr>
-          <w:trHeight w:val="490"/>
-          <w:jc w:val="center"/>
-        </w:trPr>
-        <w:tc>
-          <w:tcPr>
-            <w:tcW w:w="9936" w:type="dxa"/>
-            <w:tcMar>
-              <w:top w:w="60" w:type="dxa"/>
-              <w:left w:w="100" w:type="dxa"/>
-              <w:bottom w:w="60" w:type="dxa"/>
-              <w:right w:w="100" w:type="dxa"/>
-            </w:tcMar>
-          </w:tcPr>
-          <w:p>
-            <w:pPr>
-              <w:rPr>
-                <w:rFonts w:hint="eastAsia"/>
-              </w:rPr>
-            </w:pPr>
-          </w:p>
-        </w:tc>
-      </w:tr>
-      <w:tr>
-        <w:trPr>
-          <w:trHeight w:val="490"/>
-          <w:jc w:val="center"/>
-        </w:trPr>
-        <w:tc>
-          <w:tcPr>
-            <w:tcW w:w="9936" w:type="dxa"/>
-            <w:tcMar>
-              <w:top w:w="60" w:type="dxa"/>
-              <w:left w:w="100" w:type="dxa"/>
-              <w:bottom w:w="60" w:type="dxa"/>
-              <w:right w:w="100" w:type="dxa"/>
-            </w:tcMar>
-          </w:tcPr>
-          <w:p>
-            <w:pPr>
-              <w:rPr>
-                <w:rFonts w:hint="eastAsia"/>
-              </w:rPr>
-            </w:pPr>
-          </w:p>
-        </w:tc>
-      </w:tr>
-      <w:tr>
-        <w:trPr>
-          <w:trHeight w:val="490"/>
-          <w:jc w:val="center"/>
-        </w:trPr>
-        <w:tc>
-          <w:tcPr>
-            <w:tcW w:w="9936" w:type="dxa"/>
-            <w:tcMar>
-              <w:top w:w="60" w:type="dxa"/>
-              <w:left w:w="100" w:type="dxa"/>
-              <w:bottom w:w="60" w:type="dxa"/>
-              <w:right w:w="100" w:type="dxa"/>
-            </w:tcMar>
-          </w:tcPr>
-          <w:p>
-            <w:pPr>
-              <w:rPr>
-                <w:rFonts w:hint="eastAsia"/>
-              </w:rPr>
-            </w:pPr>
-          </w:p>
-        </w:tc>
-      </w:tr>
-      <w:tr>
-        <w:trPr>
-          <w:trHeight w:val="490"/>
-          <w:jc w:val="center"/>
-        </w:trPr>
-        <w:tc>
-          <w:tcPr>
-            <w:tcW w:w="9936" w:type="dxa"/>
-            <w:tcMar>
-              <w:top w:w="60" w:type="dxa"/>
-              <w:left w:w="100" w:type="dxa"/>
-              <w:bottom w:w="60" w:type="dxa"/>
-              <w:right w:w="100" w:type="dxa"/>
-            </w:tcMar>
-          </w:tcPr>
-          <w:p>
-            <w:pPr>
-              <w:rPr>
-                <w:rFonts w:hint="eastAsia"/>
-              </w:rPr>
-            </w:pPr>
-          </w:p>
-        </w:tc>
-      </w:tr>
-      <w:tr>
-        <w:trPr>
-          <w:trHeight w:val="490"/>
-          <w:jc w:val="center"/>
-        </w:trPr>
-        <w:tc>
-          <w:tcPr>
-            <w:tcW w:w="9936" w:type="dxa"/>
-            <w:tcMar>
-              <w:top w:w="60" w:type="dxa"/>
-              <w:left w:w="100" w:type="dxa"/>
-              <w:bottom w:w="60" w:type="dxa"/>
-              <w:right w:w="100" w:type="dxa"/>
-            </w:tcMar>
-          </w:tcPr>
-          <w:p>
-            <w:pPr>
-              <w:rPr>
-                <w:rFonts w:hint="eastAsia"/>
-              </w:rPr>
-            </w:pPr>
-          </w:p>
-        </w:tc>
-      </w:tr>
-      <w:tr>
-        <w:trPr>
-          <w:trHeight w:val="490"/>
-          <w:jc w:val="center"/>
-        </w:trPr>
-        <w:tc>
-          <w:tcPr>
-            <w:tcW w:w="9936" w:type="dxa"/>
-            <w:tcMar>
-              <w:top w:w="60" w:type="dxa"/>
-              <w:left w:w="100" w:type="dxa"/>
-              <w:bottom w:w="60" w:type="dxa"/>
-              <w:right w:w="100" w:type="dxa"/>
-            </w:tcMar>
-          </w:tcPr>
-          <w:p>
-            <w:pPr>
-              <w:rPr>
-                <w:rFonts w:hint="eastAsia"/>
-              </w:rPr>
-            </w:pPr>
-          </w:p>
-        </w:tc>
-      </w:tr>
-      <w:tr>
-        <w:trPr>
-          <w:trHeight w:val="490"/>
-          <w:jc w:val="center"/>
-        </w:trPr>
-        <w:tc>
-          <w:tcPr>
-            <w:tcW w:w="9936" w:type="dxa"/>
-            <w:tcMar>
-              <w:top w:w="60" w:type="dxa"/>
-              <w:left w:w="100" w:type="dxa"/>
-              <w:bottom w:w="60" w:type="dxa"/>
-              <w:right w:w="100" w:type="dxa"/>
-            </w:tcMar>
-          </w:tcPr>
-          <w:p>
-            <w:pPr>
-              <w:rPr>
-                <w:rFonts w:hint="eastAsia"/>
-              </w:rPr>
-            </w:pPr>
-          </w:p>
-        </w:tc>
-      </w:tr>
-      <w:tr>
-        <w:trPr>
-          <w:trHeight w:val="490"/>
-          <w:jc w:val="center"/>
-        </w:trPr>
-        <w:tc>
-          <w:tcPr>
-            <w:tcW w:w="9936" w:type="dxa"/>
-            <w:tcMar>
-              <w:top w:w="60" w:type="dxa"/>
-              <w:left w:w="100" w:type="dxa"/>
-              <w:bottom w:w="60" w:type="dxa"/>
-              <w:right w:w="100" w:type="dxa"/>
-            </w:tcMar>
-          </w:tcPr>
-          <w:p>
-            <w:pPr>
-              <w:rPr>
-                <w:rFonts w:hint="eastAsia"/>
-              </w:rPr>
-            </w:pPr>
-          </w:p>
-        </w:tc>
-      </w:tr>
-      <w:tr>
-        <w:trPr>
-          <w:trHeight w:val="490"/>
-          <w:jc w:val="center"/>
-        </w:trPr>
-        <w:tc>
-          <w:tcPr>
-            <w:tcW w:w="9936" w:type="dxa"/>
-            <w:tcMar>
-              <w:top w:w="60" w:type="dxa"/>
-              <w:left w:w="100" w:type="dxa"/>
-              <w:bottom w:w="60" w:type="dxa"/>
-              <w:right w:w="100" w:type="dxa"/>
-            </w:tcMar>
-          </w:tcPr>
-          <w:p>
-            <w:pPr>
-              <w:rPr>
-                <w:rFonts w:hint="eastAsia"/>
-              </w:rPr>
-            </w:pPr>
-          </w:p>
-        </w:tc>
-      </w:tr>
-      <w:tr>
-        <w:trPr>
-          <w:trHeight w:val="490"/>
-          <w:jc w:val="center"/>
-        </w:trPr>
-        <w:tc>
-          <w:tcPr>
-            <w:tcW w:w="9936" w:type="dxa"/>
-            <w:tcMar>
-              <w:top w:w="60" w:type="dxa"/>
-              <w:left w:w="100" w:type="dxa"/>
-              <w:bottom w:w="60" w:type="dxa"/>
-              <w:right w:w="100" w:type="dxa"/>
-            </w:tcMar>
-          </w:tcPr>
-          <w:p>
-            <w:pPr>
-              <w:rPr>
-                <w:rFonts w:hint="eastAsia"/>
-              </w:rPr>
-            </w:pPr>
-          </w:p>
-        </w:tc>
-      </w:tr>
-      <w:tr>
-        <w:trPr>
-          <w:trHeight w:val="490"/>
-          <w:jc w:val="center"/>
-        </w:trPr>
-        <w:tc>
-          <w:tcPr>
-            <w:tcW w:w="9936" w:type="dxa"/>
-            <w:tcMar>
-              <w:top w:w="60" w:type="dxa"/>
-              <w:left w:w="100" w:type="dxa"/>
-              <w:bottom w:w="60" w:type="dxa"/>
-              <w:right w:w="100" w:type="dxa"/>
-            </w:tcMar>
-          </w:tcPr>
-          <w:p>
-            <w:pPr>
-              <w:rPr>
-                <w:rFonts w:hint="eastAsia"/>
-              </w:rPr>
-            </w:pPr>
-          </w:p>
-        </w:tc>
-      </w:tr>
-    </w:tbl>
     <w:p>
-      <w:pPr>
-        <w:rPr>
-          <w:rFonts w:hint="eastAsia"/>
-        </w:rPr>
-      </w:pPr>
       <w:r>
         <w:br w:type="page"/>
       </w:r>
@@ -2800,9 +1542,6 @@
     <w:p>
       <w:pPr>
         <w:spacing w:before="40" w:after="40"/>
-        <w:rPr>
-          <w:rFonts w:hint="eastAsia"/>
-        </w:rPr>
       </w:pPr>
       <w:r>
         <w:rPr>
@@ -2865,11 +1604,6 @@
             </w:tcMar>
           </w:tcPr>
           <w:p>
-            <w:pPr>
-              <w:rPr>
-                <w:rFonts w:hint="eastAsia"/>
-              </w:rPr>
-            </w:pPr>
             <w:r>
               <w:rPr>
                 <w:b/>
@@ -2883,9 +1617,6 @@
             <w:pPr>
               <w:pStyle w:val="ListBullet"/>
               <w:spacing w:after="60"/>
-              <w:rPr>
-                <w:rFonts w:hint="eastAsia"/>
-              </w:rPr>
             </w:pPr>
             <w:r>
               <w:rPr>
@@ -2899,9 +1630,6 @@
             <w:pPr>
               <w:pStyle w:val="ListBullet"/>
               <w:spacing w:after="60"/>
-              <w:rPr>
-                <w:rFonts w:hint="eastAsia"/>
-              </w:rPr>
             </w:pPr>
             <w:r>
               <w:rPr>
@@ -2915,9 +1643,6 @@
             <w:pPr>
               <w:pStyle w:val="ListBullet"/>
               <w:spacing w:after="60"/>
-              <w:rPr>
-                <w:rFonts w:hint="eastAsia"/>
-              </w:rPr>
             </w:pPr>
             <w:r>
               <w:rPr>
@@ -2930,19 +1655,8 @@
         </w:tc>
       </w:tr>
     </w:tbl>
+    <w:p/>
     <w:p>
-      <w:pPr>
-        <w:rPr>
-          <w:rFonts w:hint="eastAsia"/>
-        </w:rPr>
-      </w:pPr>
-    </w:p>
-    <w:p>
-      <w:pPr>
-        <w:rPr>
-          <w:rFonts w:hint="eastAsia"/>
-        </w:rPr>
-      </w:pPr>
       <w:r>
         <w:rPr>
           <w:b/>
@@ -2978,11 +1692,6 @@
             <w:shd w:val="clear" w:color="auto" w:fill="9E1B22"/>
           </w:tcPr>
           <w:p>
-            <w:pPr>
-              <w:rPr>
-                <w:rFonts w:hint="eastAsia"/>
-              </w:rPr>
-            </w:pPr>
             <w:r>
               <w:rPr>
                 <w:b/>
@@ -2998,11 +1707,6 @@
             <w:shd w:val="clear" w:color="auto" w:fill="9E1B22"/>
           </w:tcPr>
           <w:p>
-            <w:pPr>
-              <w:rPr>
-                <w:rFonts w:hint="eastAsia"/>
-              </w:rPr>
-            </w:pPr>
             <w:r>
               <w:rPr>
                 <w:b/>
@@ -3028,11 +1732,6 @@
             </w:tcMar>
           </w:tcPr>
           <w:p>
-            <w:pPr>
-              <w:rPr>
-                <w:rFonts w:hint="eastAsia"/>
-              </w:rPr>
-            </w:pPr>
             <w:r>
               <w:t>Executive Summary</w:t>
             </w:r>
@@ -3051,9 +1750,6 @@
           <w:p>
             <w:pPr>
               <w:jc w:val="center"/>
-              <w:rPr>
-                <w:rFonts w:hint="eastAsia"/>
-              </w:rPr>
             </w:pPr>
             <w:r>
               <w:t>5</w:t>
@@ -3076,11 +1772,6 @@
             </w:tcMar>
           </w:tcPr>
           <w:p>
-            <w:pPr>
-              <w:rPr>
-                <w:rFonts w:hint="eastAsia"/>
-              </w:rPr>
-            </w:pPr>
             <w:r>
               <w:t>Chapter 1: Introduction</w:t>
             </w:r>
@@ -3099,9 +1790,6 @@
           <w:p>
             <w:pPr>
               <w:jc w:val="center"/>
-              <w:rPr>
-                <w:rFonts w:hint="eastAsia"/>
-              </w:rPr>
             </w:pPr>
             <w:r>
               <w:t>9</w:t>
@@ -3124,11 +1812,6 @@
             </w:tcMar>
           </w:tcPr>
           <w:p>
-            <w:pPr>
-              <w:rPr>
-                <w:rFonts w:hint="eastAsia"/>
-              </w:rPr>
-            </w:pPr>
             <w:r>
               <w:t>Chapter 2: Related Work</w:t>
             </w:r>
@@ -3147,9 +1830,6 @@
           <w:p>
             <w:pPr>
               <w:jc w:val="center"/>
-              <w:rPr>
-                <w:rFonts w:hint="eastAsia"/>
-              </w:rPr>
             </w:pPr>
             <w:r>
               <w:t>12</w:t>
@@ -3172,11 +1852,6 @@
             </w:tcMar>
           </w:tcPr>
           <w:p>
-            <w:pPr>
-              <w:rPr>
-                <w:rFonts w:hint="eastAsia"/>
-              </w:rPr>
-            </w:pPr>
             <w:r>
               <w:t>Chapter 3: Problem Analysis &amp; Requirements</w:t>
             </w:r>
@@ -3195,9 +1870,6 @@
           <w:p>
             <w:pPr>
               <w:jc w:val="center"/>
-              <w:rPr>
-                <w:rFonts w:hint="eastAsia"/>
-              </w:rPr>
             </w:pPr>
             <w:r>
               <w:t>15</w:t>
@@ -3220,11 +1892,6 @@
             </w:tcMar>
           </w:tcPr>
           <w:p>
-            <w:pPr>
-              <w:rPr>
-                <w:rFonts w:hint="eastAsia"/>
-              </w:rPr>
-            </w:pPr>
             <w:r>
               <w:t>Chapter 4: Methodology &amp; System Design</w:t>
             </w:r>
@@ -3243,9 +1910,6 @@
           <w:p>
             <w:pPr>
               <w:jc w:val="center"/>
-              <w:rPr>
-                <w:rFonts w:hint="eastAsia"/>
-              </w:rPr>
             </w:pPr>
             <w:r>
               <w:t>18</w:t>
@@ -3268,11 +1932,6 @@
             </w:tcMar>
           </w:tcPr>
           <w:p>
-            <w:pPr>
-              <w:rPr>
-                <w:rFonts w:hint="eastAsia"/>
-              </w:rPr>
-            </w:pPr>
             <w:r>
               <w:t>Chapter 5: Implementation</w:t>
             </w:r>
@@ -3291,9 +1950,6 @@
           <w:p>
             <w:pPr>
               <w:jc w:val="center"/>
-              <w:rPr>
-                <w:rFonts w:hint="eastAsia"/>
-              </w:rPr>
             </w:pPr>
             <w:r>
               <w:t>22</w:t>
@@ -3316,11 +1972,6 @@
             </w:tcMar>
           </w:tcPr>
           <w:p>
-            <w:pPr>
-              <w:rPr>
-                <w:rFonts w:hint="eastAsia"/>
-              </w:rPr>
-            </w:pPr>
             <w:r>
               <w:t>Chapter 6: Testing &amp; Results</w:t>
             </w:r>
@@ -3339,9 +1990,6 @@
           <w:p>
             <w:pPr>
               <w:jc w:val="center"/>
-              <w:rPr>
-                <w:rFonts w:hint="eastAsia"/>
-              </w:rPr>
             </w:pPr>
             <w:r>
               <w:t>25</w:t>
@@ -3364,11 +2012,6 @@
             </w:tcMar>
           </w:tcPr>
           <w:p>
-            <w:pPr>
-              <w:rPr>
-                <w:rFonts w:hint="eastAsia"/>
-              </w:rPr>
-            </w:pPr>
             <w:r>
               <w:t>Chapter 7: Conclusion &amp; Future Work</w:t>
             </w:r>
@@ -3387,9 +2030,6 @@
           <w:p>
             <w:pPr>
               <w:jc w:val="center"/>
-              <w:rPr>
-                <w:rFonts w:hint="eastAsia"/>
-              </w:rPr>
             </w:pPr>
             <w:r>
               <w:t>28</w:t>
@@ -3412,11 +2052,6 @@
             </w:tcMar>
           </w:tcPr>
           <w:p>
-            <w:pPr>
-              <w:rPr>
-                <w:rFonts w:hint="eastAsia"/>
-              </w:rPr>
-            </w:pPr>
             <w:r>
               <w:t>References</w:t>
             </w:r>
@@ -3435,9 +2070,6 @@
           <w:p>
             <w:pPr>
               <w:jc w:val="center"/>
-              <w:rPr>
-                <w:rFonts w:hint="eastAsia"/>
-              </w:rPr>
             </w:pPr>
             <w:r>
               <w:t>29</w:t>
@@ -3460,11 +2092,6 @@
             </w:tcMar>
           </w:tcPr>
           <w:p>
-            <w:pPr>
-              <w:rPr>
-                <w:rFonts w:hint="eastAsia"/>
-              </w:rPr>
-            </w:pPr>
             <w:r>
               <w:t>Appendices</w:t>
             </w:r>
@@ -3483,9 +2110,6 @@
           <w:p>
             <w:pPr>
               <w:jc w:val="center"/>
-              <w:rPr>
-                <w:rFonts w:hint="eastAsia"/>
-              </w:rPr>
             </w:pPr>
             <w:r>
               <w:t>30</w:t>
@@ -3502,55 +2126,7 @@
         <w:t>Student content</w:t>
       </w:r>
     </w:p>
-    <w:tbl>
-      <w:tblPr>
-        <w:tblW w:w="0" w:type="auto"/>
-        <w:jc w:val="center"/>
-        <w:tblBorders>
-          <w:top w:val="single" w:sz="4" w:space="0" w:color="D7DBE0"/>
-          <w:left w:val="single" w:sz="4" w:space="0" w:color="D7DBE0"/>
-          <w:bottom w:val="single" w:sz="4" w:space="0" w:color="D7DBE0"/>
-          <w:right w:val="single" w:sz="4" w:space="0" w:color="D7DBE0"/>
-          <w:insideH w:val="single" w:sz="4" w:space="0" w:color="D7DBE0"/>
-          <w:insideV w:val="single" w:sz="4" w:space="0" w:color="D7DBE0"/>
-        </w:tblBorders>
-        <w:tblLayout w:type="fixed"/>
-        <w:tblLook w:val="04A0" w:firstRow="1" w:lastRow="0" w:firstColumn="1" w:lastColumn="0" w:noHBand="0" w:noVBand="1"/>
-      </w:tblPr>
-      <w:tblGrid>
-        <w:gridCol w:w="9936"/>
-      </w:tblGrid>
-      <w:tr>
-        <w:trPr>
-          <w:trHeight w:val="490"/>
-          <w:jc w:val="center"/>
-        </w:trPr>
-        <w:tc>
-          <w:tcPr>
-            <w:tcW w:w="9936" w:type="dxa"/>
-            <w:tcMar>
-              <w:top w:w="60" w:type="dxa"/>
-              <w:left w:w="100" w:type="dxa"/>
-              <w:bottom w:w="60" w:type="dxa"/>
-              <w:right w:w="100" w:type="dxa"/>
-            </w:tcMar>
-          </w:tcPr>
-          <w:p>
-            <w:pPr>
-              <w:rPr>
-                <w:rFonts w:hint="eastAsia"/>
-              </w:rPr>
-            </w:pPr>
-          </w:p>
-        </w:tc>
-      </w:tr>
-    </w:tbl>
     <w:p>
-      <w:pPr>
-        <w:rPr>
-          <w:rFonts w:hint="eastAsia"/>
-        </w:rPr>
-      </w:pPr>
       <w:r>
         <w:br w:type="page"/>
       </w:r>
@@ -3558,9 +2134,6 @@
     <w:p>
       <w:pPr>
         <w:spacing w:before="40" w:after="40"/>
-        <w:rPr>
-          <w:rFonts w:hint="eastAsia"/>
-        </w:rPr>
       </w:pPr>
       <w:r>
         <w:rPr>
@@ -3623,11 +2196,6 @@
             </w:tcMar>
           </w:tcPr>
           <w:p>
-            <w:pPr>
-              <w:rPr>
-                <w:rFonts w:hint="eastAsia"/>
-              </w:rPr>
-            </w:pPr>
             <w:r>
               <w:rPr>
                 <w:b/>
@@ -3641,9 +2209,6 @@
             <w:pPr>
               <w:pStyle w:val="ListBullet"/>
               <w:spacing w:after="60"/>
-              <w:rPr>
-                <w:rFonts w:hint="eastAsia"/>
-              </w:rPr>
             </w:pPr>
             <w:r>
               <w:rPr>
@@ -3657,9 +2222,6 @@
             <w:pPr>
               <w:pStyle w:val="ListBullet"/>
               <w:spacing w:after="60"/>
-              <w:rPr>
-                <w:rFonts w:hint="eastAsia"/>
-              </w:rPr>
             </w:pPr>
             <w:r>
               <w:rPr>
@@ -3673,9 +2235,6 @@
             <w:pPr>
               <w:pStyle w:val="ListBullet"/>
               <w:spacing w:after="60"/>
-              <w:rPr>
-                <w:rFonts w:hint="eastAsia"/>
-              </w:rPr>
             </w:pPr>
             <w:r>
               <w:rPr>
@@ -3688,13 +2247,7 @@
         </w:tc>
       </w:tr>
     </w:tbl>
-    <w:p>
-      <w:pPr>
-        <w:rPr>
-          <w:rFonts w:hint="eastAsia"/>
-        </w:rPr>
-      </w:pPr>
-    </w:p>
+    <w:p/>
     <w:p>
       <w:pPr>
         <w:pStyle w:val="Heading2"/>
@@ -3739,11 +2292,6 @@
             <w:vAlign w:val="center"/>
           </w:tcPr>
           <w:p>
-            <w:pPr>
-              <w:rPr>
-                <w:rFonts w:hint="eastAsia"/>
-              </w:rPr>
-            </w:pPr>
             <w:r>
               <w:rPr>
                 <w:b/>
@@ -3765,11 +2313,6 @@
             <w:vAlign w:val="center"/>
           </w:tcPr>
           <w:p>
-            <w:pPr>
-              <w:rPr>
-                <w:rFonts w:hint="eastAsia"/>
-              </w:rPr>
-            </w:pPr>
             <w:r>
               <w:rPr>
                 <w:color w:val="20262E"/>
@@ -3796,11 +2339,6 @@
             <w:vAlign w:val="center"/>
           </w:tcPr>
           <w:p>
-            <w:pPr>
-              <w:rPr>
-                <w:rFonts w:hint="eastAsia"/>
-              </w:rPr>
-            </w:pPr>
             <w:r>
               <w:rPr>
                 <w:b/>
@@ -3822,11 +2360,6 @@
             <w:vAlign w:val="center"/>
           </w:tcPr>
           <w:p>
-            <w:pPr>
-              <w:rPr>
-                <w:rFonts w:hint="eastAsia"/>
-              </w:rPr>
-            </w:pPr>
             <w:r>
               <w:rPr>
                 <w:color w:val="20262E"/>
@@ -3853,11 +2386,6 @@
             <w:vAlign w:val="center"/>
           </w:tcPr>
           <w:p>
-            <w:pPr>
-              <w:rPr>
-                <w:rFonts w:hint="eastAsia"/>
-              </w:rPr>
-            </w:pPr>
             <w:r>
               <w:rPr>
                 <w:b/>
@@ -3879,11 +2407,6 @@
             <w:vAlign w:val="center"/>
           </w:tcPr>
           <w:p>
-            <w:pPr>
-              <w:rPr>
-                <w:rFonts w:hint="eastAsia"/>
-              </w:rPr>
-            </w:pPr>
             <w:r>
               <w:rPr>
                 <w:color w:val="20262E"/>
@@ -3894,13 +2417,7 @@
         </w:tc>
       </w:tr>
     </w:tbl>
-    <w:p>
-      <w:pPr>
-        <w:rPr>
-          <w:rFonts w:hint="eastAsia"/>
-        </w:rPr>
-      </w:pPr>
-    </w:p>
+    <w:p/>
     <w:p>
       <w:pPr>
         <w:pStyle w:val="Heading2"/>
@@ -3945,11 +2462,6 @@
             <w:vAlign w:val="center"/>
           </w:tcPr>
           <w:p>
-            <w:pPr>
-              <w:rPr>
-                <w:rFonts w:hint="eastAsia"/>
-              </w:rPr>
-            </w:pPr>
             <w:r>
               <w:rPr>
                 <w:b/>
@@ -3971,11 +2483,6 @@
             <w:vAlign w:val="center"/>
           </w:tcPr>
           <w:p>
-            <w:pPr>
-              <w:rPr>
-                <w:rFonts w:hint="eastAsia"/>
-              </w:rPr>
-            </w:pPr>
             <w:r>
               <w:rPr>
                 <w:color w:val="20262E"/>
@@ -4002,11 +2509,6 @@
             <w:vAlign w:val="center"/>
           </w:tcPr>
           <w:p>
-            <w:pPr>
-              <w:rPr>
-                <w:rFonts w:hint="eastAsia"/>
-              </w:rPr>
-            </w:pPr>
             <w:r>
               <w:rPr>
                 <w:b/>
@@ -4028,11 +2530,6 @@
             <w:vAlign w:val="center"/>
           </w:tcPr>
           <w:p>
-            <w:pPr>
-              <w:rPr>
-                <w:rFonts w:hint="eastAsia"/>
-              </w:rPr>
-            </w:pPr>
             <w:r>
               <w:rPr>
                 <w:color w:val="20262E"/>
@@ -4059,11 +2556,6 @@
             <w:vAlign w:val="center"/>
           </w:tcPr>
           <w:p>
-            <w:pPr>
-              <w:rPr>
-                <w:rFonts w:hint="eastAsia"/>
-              </w:rPr>
-            </w:pPr>
             <w:r>
               <w:rPr>
                 <w:b/>
@@ -4085,11 +2577,6 @@
             <w:vAlign w:val="center"/>
           </w:tcPr>
           <w:p>
-            <w:pPr>
-              <w:rPr>
-                <w:rFonts w:hint="eastAsia"/>
-              </w:rPr>
-            </w:pPr>
             <w:r>
               <w:rPr>
                 <w:color w:val="20262E"/>
@@ -4100,13 +2587,7 @@
         </w:tc>
       </w:tr>
     </w:tbl>
-    <w:p>
-      <w:pPr>
-        <w:rPr>
-          <w:rFonts w:hint="eastAsia"/>
-        </w:rPr>
-      </w:pPr>
-    </w:p>
+    <w:p/>
     <w:p>
       <w:pPr>
         <w:pStyle w:val="Heading2"/>
@@ -4115,55 +2596,7 @@
         <w:t>Student content</w:t>
       </w:r>
     </w:p>
-    <w:tbl>
-      <w:tblPr>
-        <w:tblW w:w="0" w:type="auto"/>
-        <w:jc w:val="center"/>
-        <w:tblBorders>
-          <w:top w:val="single" w:sz="4" w:space="0" w:color="D7DBE0"/>
-          <w:left w:val="single" w:sz="4" w:space="0" w:color="D7DBE0"/>
-          <w:bottom w:val="single" w:sz="4" w:space="0" w:color="D7DBE0"/>
-          <w:right w:val="single" w:sz="4" w:space="0" w:color="D7DBE0"/>
-          <w:insideH w:val="single" w:sz="4" w:space="0" w:color="D7DBE0"/>
-          <w:insideV w:val="single" w:sz="4" w:space="0" w:color="D7DBE0"/>
-        </w:tblBorders>
-        <w:tblLayout w:type="fixed"/>
-        <w:tblLook w:val="04A0" w:firstRow="1" w:lastRow="0" w:firstColumn="1" w:lastColumn="0" w:noHBand="0" w:noVBand="1"/>
-      </w:tblPr>
-      <w:tblGrid>
-        <w:gridCol w:w="9936"/>
-      </w:tblGrid>
-      <w:tr>
-        <w:trPr>
-          <w:trHeight w:val="490"/>
-          <w:jc w:val="center"/>
-        </w:trPr>
-        <w:tc>
-          <w:tcPr>
-            <w:tcW w:w="9936" w:type="dxa"/>
-            <w:tcMar>
-              <w:top w:w="60" w:type="dxa"/>
-              <w:left w:w="100" w:type="dxa"/>
-              <w:bottom w:w="60" w:type="dxa"/>
-              <w:right w:w="100" w:type="dxa"/>
-            </w:tcMar>
-          </w:tcPr>
-          <w:p>
-            <w:pPr>
-              <w:rPr>
-                <w:rFonts w:hint="eastAsia"/>
-              </w:rPr>
-            </w:pPr>
-          </w:p>
-        </w:tc>
-      </w:tr>
-    </w:tbl>
     <w:p>
-      <w:pPr>
-        <w:rPr>
-          <w:rFonts w:hint="eastAsia"/>
-        </w:rPr>
-      </w:pPr>
       <w:r>
         <w:br w:type="page"/>
       </w:r>
@@ -4171,9 +2604,6 @@
     <w:p>
       <w:pPr>
         <w:spacing w:before="40" w:after="40"/>
-        <w:rPr>
-          <w:rFonts w:hint="eastAsia"/>
-        </w:rPr>
       </w:pPr>
       <w:r>
         <w:rPr>
@@ -4236,11 +2666,6 @@
             </w:tcMar>
           </w:tcPr>
           <w:p>
-            <w:pPr>
-              <w:rPr>
-                <w:rFonts w:hint="eastAsia"/>
-              </w:rPr>
-            </w:pPr>
             <w:r>
               <w:rPr>
                 <w:b/>
@@ -4254,9 +2679,6 @@
             <w:pPr>
               <w:pStyle w:val="ListBullet"/>
               <w:spacing w:after="60"/>
-              <w:rPr>
-                <w:rFonts w:hint="eastAsia"/>
-              </w:rPr>
             </w:pPr>
             <w:r>
               <w:rPr>
@@ -4270,9 +2692,6 @@
             <w:pPr>
               <w:pStyle w:val="ListBullet"/>
               <w:spacing w:after="60"/>
-              <w:rPr>
-                <w:rFonts w:hint="eastAsia"/>
-              </w:rPr>
             </w:pPr>
             <w:r>
               <w:rPr>
@@ -4286,9 +2705,6 @@
             <w:pPr>
               <w:pStyle w:val="ListBullet"/>
               <w:spacing w:after="60"/>
-              <w:rPr>
-                <w:rFonts w:hint="eastAsia"/>
-              </w:rPr>
             </w:pPr>
             <w:r>
               <w:rPr>
@@ -4301,13 +2717,7 @@
         </w:tc>
       </w:tr>
     </w:tbl>
-    <w:p>
-      <w:pPr>
-        <w:rPr>
-          <w:rFonts w:hint="eastAsia"/>
-        </w:rPr>
-      </w:pPr>
-    </w:p>
+    <w:p/>
     <w:tbl>
       <w:tblPr>
         <w:tblW w:w="5000" w:type="pct"/>
@@ -4336,11 +2746,6 @@
             <w:shd w:val="clear" w:color="auto" w:fill="9E1B22"/>
           </w:tcPr>
           <w:p>
-            <w:pPr>
-              <w:rPr>
-                <w:rFonts w:hint="eastAsia"/>
-              </w:rPr>
-            </w:pPr>
             <w:r>
               <w:rPr>
                 <w:b/>
@@ -4356,11 +2761,6 @@
             <w:shd w:val="clear" w:color="auto" w:fill="9E1B22"/>
           </w:tcPr>
           <w:p>
-            <w:pPr>
-              <w:rPr>
-                <w:rFonts w:hint="eastAsia"/>
-              </w:rPr>
-            </w:pPr>
             <w:r>
               <w:rPr>
                 <w:b/>
@@ -4386,11 +2786,6 @@
             </w:tcMar>
           </w:tcPr>
           <w:p>
-            <w:pPr>
-              <w:rPr>
-                <w:rFonts w:hint="eastAsia"/>
-              </w:rPr>
-            </w:pPr>
             <w:r>
               <w:t>AI</w:t>
             </w:r>
@@ -4407,11 +2802,6 @@
             </w:tcMar>
           </w:tcPr>
           <w:p>
-            <w:pPr>
-              <w:rPr>
-                <w:rFonts w:hint="eastAsia"/>
-              </w:rPr>
-            </w:pPr>
             <w:r>
               <w:t>Artificial Intelligence</w:t>
             </w:r>
@@ -4433,11 +2823,6 @@
             </w:tcMar>
           </w:tcPr>
           <w:p>
-            <w:pPr>
-              <w:rPr>
-                <w:rFonts w:hint="eastAsia"/>
-              </w:rPr>
-            </w:pPr>
             <w:r>
               <w:t>CV</w:t>
             </w:r>
@@ -4454,11 +2839,6 @@
             </w:tcMar>
           </w:tcPr>
           <w:p>
-            <w:pPr>
-              <w:rPr>
-                <w:rFonts w:hint="eastAsia"/>
-              </w:rPr>
-            </w:pPr>
             <w:r>
               <w:t>Computer Vision</w:t>
             </w:r>
@@ -4480,11 +2860,6 @@
             </w:tcMar>
           </w:tcPr>
           <w:p>
-            <w:pPr>
-              <w:rPr>
-                <w:rFonts w:hint="eastAsia"/>
-              </w:rPr>
-            </w:pPr>
             <w:r>
               <w:t>HRI</w:t>
             </w:r>
@@ -4501,11 +2876,6 @@
             </w:tcMar>
           </w:tcPr>
           <w:p>
-            <w:pPr>
-              <w:rPr>
-                <w:rFonts w:hint="eastAsia"/>
-              </w:rPr>
-            </w:pPr>
             <w:r>
               <w:t>Human–Robot Interaction</w:t>
             </w:r>
@@ -4527,11 +2897,6 @@
             </w:tcMar>
           </w:tcPr>
           <w:p>
-            <w:pPr>
-              <w:rPr>
-                <w:rFonts w:hint="eastAsia"/>
-              </w:rPr>
-            </w:pPr>
             <w:r>
               <w:t>ROS</w:t>
             </w:r>
@@ -4548,11 +2913,6 @@
             </w:tcMar>
           </w:tcPr>
           <w:p>
-            <w:pPr>
-              <w:rPr>
-                <w:rFonts w:hint="eastAsia"/>
-              </w:rPr>
-            </w:pPr>
             <w:r>
               <w:t>Robot Operating System</w:t>
             </w:r>
@@ -4574,11 +2934,6 @@
             </w:tcMar>
           </w:tcPr>
           <w:p>
-            <w:pPr>
-              <w:rPr>
-                <w:rFonts w:hint="eastAsia"/>
-              </w:rPr>
-            </w:pPr>
             <w:r>
               <w:t>SLAM</w:t>
             </w:r>
@@ -4595,11 +2950,6 @@
             </w:tcMar>
           </w:tcPr>
           <w:p>
-            <w:pPr>
-              <w:rPr>
-                <w:rFonts w:hint="eastAsia"/>
-              </w:rPr>
-            </w:pPr>
             <w:r>
               <w:t>Simultaneous Localization and Mapping</w:t>
             </w:r>
@@ -4621,11 +2971,6 @@
             </w:tcMar>
           </w:tcPr>
           <w:p>
-            <w:pPr>
-              <w:rPr>
-                <w:rFonts w:hint="eastAsia"/>
-              </w:rPr>
-            </w:pPr>
             <w:r>
               <w:t>API</w:t>
             </w:r>
@@ -4642,11 +2987,6 @@
             </w:tcMar>
           </w:tcPr>
           <w:p>
-            <w:pPr>
-              <w:rPr>
-                <w:rFonts w:hint="eastAsia"/>
-              </w:rPr>
-            </w:pPr>
             <w:r>
               <w:t>Application Programming Interface</w:t>
             </w:r>
@@ -4668,11 +3008,6 @@
             </w:tcMar>
           </w:tcPr>
           <w:p>
-            <w:pPr>
-              <w:rPr>
-                <w:rFonts w:hint="eastAsia"/>
-              </w:rPr>
-            </w:pPr>
             <w:r>
               <w:t>[Add]</w:t>
             </w:r>
@@ -4689,11 +3024,6 @@
             </w:tcMar>
           </w:tcPr>
           <w:p>
-            <w:pPr>
-              <w:rPr>
-                <w:rFonts w:hint="eastAsia"/>
-              </w:rPr>
-            </w:pPr>
             <w:r>
               <w:t>[Add project-specific abbreviation]</w:t>
             </w:r>
@@ -4709,103 +3039,7 @@
         <w:t>Student content</w:t>
       </w:r>
     </w:p>
-    <w:tbl>
-      <w:tblPr>
-        <w:tblW w:w="0" w:type="auto"/>
-        <w:jc w:val="center"/>
-        <w:tblBorders>
-          <w:top w:val="single" w:sz="4" w:space="0" w:color="D7DBE0"/>
-          <w:left w:val="single" w:sz="4" w:space="0" w:color="D7DBE0"/>
-          <w:bottom w:val="single" w:sz="4" w:space="0" w:color="D7DBE0"/>
-          <w:right w:val="single" w:sz="4" w:space="0" w:color="D7DBE0"/>
-          <w:insideH w:val="single" w:sz="4" w:space="0" w:color="D7DBE0"/>
-          <w:insideV w:val="single" w:sz="4" w:space="0" w:color="D7DBE0"/>
-        </w:tblBorders>
-        <w:tblLayout w:type="fixed"/>
-        <w:tblLook w:val="04A0" w:firstRow="1" w:lastRow="0" w:firstColumn="1" w:lastColumn="0" w:noHBand="0" w:noVBand="1"/>
-      </w:tblPr>
-      <w:tblGrid>
-        <w:gridCol w:w="9936"/>
-      </w:tblGrid>
-      <w:tr>
-        <w:trPr>
-          <w:trHeight w:val="490"/>
-          <w:jc w:val="center"/>
-        </w:trPr>
-        <w:tc>
-          <w:tcPr>
-            <w:tcW w:w="9936" w:type="dxa"/>
-            <w:tcMar>
-              <w:top w:w="60" w:type="dxa"/>
-              <w:left w:w="100" w:type="dxa"/>
-              <w:bottom w:w="60" w:type="dxa"/>
-              <w:right w:w="100" w:type="dxa"/>
-            </w:tcMar>
-          </w:tcPr>
-          <w:p>
-            <w:pPr>
-              <w:rPr>
-                <w:rFonts w:hint="eastAsia"/>
-              </w:rPr>
-            </w:pPr>
-          </w:p>
-        </w:tc>
-      </w:tr>
-      <w:tr>
-        <w:trPr>
-          <w:trHeight w:val="490"/>
-          <w:jc w:val="center"/>
-        </w:trPr>
-        <w:tc>
-          <w:tcPr>
-            <w:tcW w:w="9936" w:type="dxa"/>
-            <w:tcMar>
-              <w:top w:w="60" w:type="dxa"/>
-              <w:left w:w="100" w:type="dxa"/>
-              <w:bottom w:w="60" w:type="dxa"/>
-              <w:right w:w="100" w:type="dxa"/>
-            </w:tcMar>
-          </w:tcPr>
-          <w:p>
-            <w:pPr>
-              <w:rPr>
-                <w:rFonts w:hint="eastAsia"/>
-              </w:rPr>
-            </w:pPr>
-          </w:p>
-        </w:tc>
-      </w:tr>
-      <w:tr>
-        <w:trPr>
-          <w:trHeight w:val="490"/>
-          <w:jc w:val="center"/>
-        </w:trPr>
-        <w:tc>
-          <w:tcPr>
-            <w:tcW w:w="9936" w:type="dxa"/>
-            <w:tcMar>
-              <w:top w:w="60" w:type="dxa"/>
-              <w:left w:w="100" w:type="dxa"/>
-              <w:bottom w:w="60" w:type="dxa"/>
-              <w:right w:w="100" w:type="dxa"/>
-            </w:tcMar>
-          </w:tcPr>
-          <w:p>
-            <w:pPr>
-              <w:rPr>
-                <w:rFonts w:hint="eastAsia"/>
-              </w:rPr>
-            </w:pPr>
-          </w:p>
-        </w:tc>
-      </w:tr>
-    </w:tbl>
     <w:p>
-      <w:pPr>
-        <w:rPr>
-          <w:rFonts w:hint="eastAsia"/>
-        </w:rPr>
-      </w:pPr>
       <w:r>
         <w:br w:type="page"/>
       </w:r>
@@ -4813,9 +3047,6 @@
     <w:p>
       <w:pPr>
         <w:spacing w:before="40" w:after="40"/>
-        <w:rPr>
-          <w:rFonts w:hint="eastAsia"/>
-        </w:rPr>
       </w:pPr>
       <w:r>
         <w:rPr>
@@ -4878,11 +3109,6 @@
             </w:tcMar>
           </w:tcPr>
           <w:p>
-            <w:pPr>
-              <w:rPr>
-                <w:rFonts w:hint="eastAsia"/>
-              </w:rPr>
-            </w:pPr>
             <w:r>
               <w:rPr>
                 <w:b/>
@@ -4896,9 +3122,6 @@
             <w:pPr>
               <w:pStyle w:val="ListBullet"/>
               <w:spacing w:after="60"/>
-              <w:rPr>
-                <w:rFonts w:hint="eastAsia"/>
-              </w:rPr>
             </w:pPr>
             <w:r>
               <w:rPr>
@@ -4912,9 +3135,6 @@
             <w:pPr>
               <w:pStyle w:val="ListBullet"/>
               <w:spacing w:after="60"/>
-              <w:rPr>
-                <w:rFonts w:hint="eastAsia"/>
-              </w:rPr>
             </w:pPr>
             <w:r>
               <w:rPr>
@@ -4928,9 +3148,6 @@
             <w:pPr>
               <w:pStyle w:val="ListBullet"/>
               <w:spacing w:after="60"/>
-              <w:rPr>
-                <w:rFonts w:hint="eastAsia"/>
-              </w:rPr>
             </w:pPr>
             <w:r>
               <w:rPr>
@@ -4943,13 +3160,7 @@
         </w:tc>
       </w:tr>
     </w:tbl>
-    <w:p>
-      <w:pPr>
-        <w:rPr>
-          <w:rFonts w:hint="eastAsia"/>
-        </w:rPr>
-      </w:pPr>
-    </w:p>
+    <w:p/>
     <w:p>
       <w:pPr>
         <w:pStyle w:val="Heading2"/>
@@ -4958,271 +3169,7 @@
         <w:t>Student content</w:t>
       </w:r>
     </w:p>
-    <w:tbl>
-      <w:tblPr>
-        <w:tblW w:w="0" w:type="auto"/>
-        <w:jc w:val="center"/>
-        <w:tblBorders>
-          <w:top w:val="single" w:sz="4" w:space="0" w:color="D7DBE0"/>
-          <w:left w:val="single" w:sz="4" w:space="0" w:color="D7DBE0"/>
-          <w:bottom w:val="single" w:sz="4" w:space="0" w:color="D7DBE0"/>
-          <w:right w:val="single" w:sz="4" w:space="0" w:color="D7DBE0"/>
-          <w:insideH w:val="single" w:sz="4" w:space="0" w:color="D7DBE0"/>
-          <w:insideV w:val="single" w:sz="4" w:space="0" w:color="D7DBE0"/>
-        </w:tblBorders>
-        <w:tblLayout w:type="fixed"/>
-        <w:tblLook w:val="04A0" w:firstRow="1" w:lastRow="0" w:firstColumn="1" w:lastColumn="0" w:noHBand="0" w:noVBand="1"/>
-      </w:tblPr>
-      <w:tblGrid>
-        <w:gridCol w:w="9936"/>
-      </w:tblGrid>
-      <w:tr>
-        <w:trPr>
-          <w:trHeight w:val="490"/>
-          <w:jc w:val="center"/>
-        </w:trPr>
-        <w:tc>
-          <w:tcPr>
-            <w:tcW w:w="9936" w:type="dxa"/>
-            <w:tcMar>
-              <w:top w:w="60" w:type="dxa"/>
-              <w:left w:w="100" w:type="dxa"/>
-              <w:bottom w:w="60" w:type="dxa"/>
-              <w:right w:w="100" w:type="dxa"/>
-            </w:tcMar>
-          </w:tcPr>
-          <w:p>
-            <w:pPr>
-              <w:rPr>
-                <w:rFonts w:hint="eastAsia"/>
-              </w:rPr>
-            </w:pPr>
-          </w:p>
-        </w:tc>
-      </w:tr>
-      <w:tr>
-        <w:trPr>
-          <w:trHeight w:val="490"/>
-          <w:jc w:val="center"/>
-        </w:trPr>
-        <w:tc>
-          <w:tcPr>
-            <w:tcW w:w="9936" w:type="dxa"/>
-            <w:tcMar>
-              <w:top w:w="60" w:type="dxa"/>
-              <w:left w:w="100" w:type="dxa"/>
-              <w:bottom w:w="60" w:type="dxa"/>
-              <w:right w:w="100" w:type="dxa"/>
-            </w:tcMar>
-          </w:tcPr>
-          <w:p>
-            <w:pPr>
-              <w:rPr>
-                <w:rFonts w:hint="eastAsia"/>
-              </w:rPr>
-            </w:pPr>
-          </w:p>
-        </w:tc>
-      </w:tr>
-      <w:tr>
-        <w:trPr>
-          <w:trHeight w:val="490"/>
-          <w:jc w:val="center"/>
-        </w:trPr>
-        <w:tc>
-          <w:tcPr>
-            <w:tcW w:w="9936" w:type="dxa"/>
-            <w:tcMar>
-              <w:top w:w="60" w:type="dxa"/>
-              <w:left w:w="100" w:type="dxa"/>
-              <w:bottom w:w="60" w:type="dxa"/>
-              <w:right w:w="100" w:type="dxa"/>
-            </w:tcMar>
-          </w:tcPr>
-          <w:p>
-            <w:pPr>
-              <w:rPr>
-                <w:rFonts w:hint="eastAsia"/>
-              </w:rPr>
-            </w:pPr>
-          </w:p>
-        </w:tc>
-      </w:tr>
-      <w:tr>
-        <w:trPr>
-          <w:trHeight w:val="490"/>
-          <w:jc w:val="center"/>
-        </w:trPr>
-        <w:tc>
-          <w:tcPr>
-            <w:tcW w:w="9936" w:type="dxa"/>
-            <w:tcMar>
-              <w:top w:w="60" w:type="dxa"/>
-              <w:left w:w="100" w:type="dxa"/>
-              <w:bottom w:w="60" w:type="dxa"/>
-              <w:right w:w="100" w:type="dxa"/>
-            </w:tcMar>
-          </w:tcPr>
-          <w:p>
-            <w:pPr>
-              <w:rPr>
-                <w:rFonts w:hint="eastAsia"/>
-              </w:rPr>
-            </w:pPr>
-          </w:p>
-        </w:tc>
-      </w:tr>
-      <w:tr>
-        <w:trPr>
-          <w:trHeight w:val="490"/>
-          <w:jc w:val="center"/>
-        </w:trPr>
-        <w:tc>
-          <w:tcPr>
-            <w:tcW w:w="9936" w:type="dxa"/>
-            <w:tcMar>
-              <w:top w:w="60" w:type="dxa"/>
-              <w:left w:w="100" w:type="dxa"/>
-              <w:bottom w:w="60" w:type="dxa"/>
-              <w:right w:w="100" w:type="dxa"/>
-            </w:tcMar>
-          </w:tcPr>
-          <w:p>
-            <w:pPr>
-              <w:rPr>
-                <w:rFonts w:hint="eastAsia"/>
-              </w:rPr>
-            </w:pPr>
-          </w:p>
-        </w:tc>
-      </w:tr>
-      <w:tr>
-        <w:trPr>
-          <w:trHeight w:val="490"/>
-          <w:jc w:val="center"/>
-        </w:trPr>
-        <w:tc>
-          <w:tcPr>
-            <w:tcW w:w="9936" w:type="dxa"/>
-            <w:tcMar>
-              <w:top w:w="60" w:type="dxa"/>
-              <w:left w:w="100" w:type="dxa"/>
-              <w:bottom w:w="60" w:type="dxa"/>
-              <w:right w:w="100" w:type="dxa"/>
-            </w:tcMar>
-          </w:tcPr>
-          <w:p>
-            <w:pPr>
-              <w:rPr>
-                <w:rFonts w:hint="eastAsia"/>
-              </w:rPr>
-            </w:pPr>
-          </w:p>
-        </w:tc>
-      </w:tr>
-      <w:tr>
-        <w:trPr>
-          <w:trHeight w:val="490"/>
-          <w:jc w:val="center"/>
-        </w:trPr>
-        <w:tc>
-          <w:tcPr>
-            <w:tcW w:w="9936" w:type="dxa"/>
-            <w:tcMar>
-              <w:top w:w="60" w:type="dxa"/>
-              <w:left w:w="100" w:type="dxa"/>
-              <w:bottom w:w="60" w:type="dxa"/>
-              <w:right w:w="100" w:type="dxa"/>
-            </w:tcMar>
-          </w:tcPr>
-          <w:p>
-            <w:pPr>
-              <w:rPr>
-                <w:rFonts w:hint="eastAsia"/>
-              </w:rPr>
-            </w:pPr>
-          </w:p>
-        </w:tc>
-      </w:tr>
-      <w:tr>
-        <w:trPr>
-          <w:trHeight w:val="490"/>
-          <w:jc w:val="center"/>
-        </w:trPr>
-        <w:tc>
-          <w:tcPr>
-            <w:tcW w:w="9936" w:type="dxa"/>
-            <w:tcMar>
-              <w:top w:w="60" w:type="dxa"/>
-              <w:left w:w="100" w:type="dxa"/>
-              <w:bottom w:w="60" w:type="dxa"/>
-              <w:right w:w="100" w:type="dxa"/>
-            </w:tcMar>
-          </w:tcPr>
-          <w:p>
-            <w:pPr>
-              <w:rPr>
-                <w:rFonts w:hint="eastAsia"/>
-              </w:rPr>
-            </w:pPr>
-          </w:p>
-        </w:tc>
-      </w:tr>
-      <w:tr>
-        <w:trPr>
-          <w:trHeight w:val="490"/>
-          <w:jc w:val="center"/>
-        </w:trPr>
-        <w:tc>
-          <w:tcPr>
-            <w:tcW w:w="9936" w:type="dxa"/>
-            <w:tcMar>
-              <w:top w:w="60" w:type="dxa"/>
-              <w:left w:w="100" w:type="dxa"/>
-              <w:bottom w:w="60" w:type="dxa"/>
-              <w:right w:w="100" w:type="dxa"/>
-            </w:tcMar>
-          </w:tcPr>
-          <w:p>
-            <w:pPr>
-              <w:rPr>
-                <w:rFonts w:hint="eastAsia"/>
-              </w:rPr>
-            </w:pPr>
-          </w:p>
-        </w:tc>
-      </w:tr>
-      <w:tr>
-        <w:trPr>
-          <w:trHeight w:val="490"/>
-          <w:jc w:val="center"/>
-        </w:trPr>
-        <w:tc>
-          <w:tcPr>
-            <w:tcW w:w="9936" w:type="dxa"/>
-            <w:tcMar>
-              <w:top w:w="60" w:type="dxa"/>
-              <w:left w:w="100" w:type="dxa"/>
-              <w:bottom w:w="60" w:type="dxa"/>
-              <w:right w:w="100" w:type="dxa"/>
-            </w:tcMar>
-          </w:tcPr>
-          <w:p>
-            <w:pPr>
-              <w:rPr>
-                <w:rFonts w:hint="eastAsia"/>
-              </w:rPr>
-            </w:pPr>
-          </w:p>
-        </w:tc>
-      </w:tr>
-    </w:tbl>
     <w:p>
-      <w:pPr>
-        <w:rPr>
-          <w:rFonts w:hint="eastAsia"/>
-        </w:rPr>
-      </w:pPr>
       <w:r>
         <w:br w:type="page"/>
       </w:r>
@@ -5230,9 +3177,6 @@
     <w:p>
       <w:pPr>
         <w:spacing w:before="40" w:after="40"/>
-        <w:rPr>
-          <w:rFonts w:hint="eastAsia"/>
-        </w:rPr>
       </w:pPr>
       <w:r>
         <w:rPr>
@@ -5295,11 +3239,6 @@
             </w:tcMar>
           </w:tcPr>
           <w:p>
-            <w:pPr>
-              <w:rPr>
-                <w:rFonts w:hint="eastAsia"/>
-              </w:rPr>
-            </w:pPr>
             <w:r>
               <w:rPr>
                 <w:b/>
@@ -5313,9 +3252,6 @@
             <w:pPr>
               <w:pStyle w:val="ListBullet"/>
               <w:spacing w:after="60"/>
-              <w:rPr>
-                <w:rFonts w:hint="eastAsia"/>
-              </w:rPr>
             </w:pPr>
             <w:r>
               <w:rPr>
@@ -5329,9 +3265,6 @@
             <w:pPr>
               <w:pStyle w:val="ListBullet"/>
               <w:spacing w:after="60"/>
-              <w:rPr>
-                <w:rFonts w:hint="eastAsia"/>
-              </w:rPr>
             </w:pPr>
             <w:r>
               <w:rPr>
@@ -5345,9 +3278,6 @@
             <w:pPr>
               <w:pStyle w:val="ListBullet"/>
               <w:spacing w:after="60"/>
-              <w:rPr>
-                <w:rFonts w:hint="eastAsia"/>
-              </w:rPr>
             </w:pPr>
             <w:r>
               <w:rPr>
@@ -5360,13 +3290,7 @@
         </w:tc>
       </w:tr>
     </w:tbl>
-    <w:p>
-      <w:pPr>
-        <w:rPr>
-          <w:rFonts w:hint="eastAsia"/>
-        </w:rPr>
-      </w:pPr>
-    </w:p>
+    <w:p/>
     <w:p>
       <w:pPr>
         <w:pStyle w:val="Heading2"/>
@@ -5375,271 +3299,7 @@
         <w:t>Student content</w:t>
       </w:r>
     </w:p>
-    <w:tbl>
-      <w:tblPr>
-        <w:tblW w:w="0" w:type="auto"/>
-        <w:jc w:val="center"/>
-        <w:tblBorders>
-          <w:top w:val="single" w:sz="4" w:space="0" w:color="D7DBE0"/>
-          <w:left w:val="single" w:sz="4" w:space="0" w:color="D7DBE0"/>
-          <w:bottom w:val="single" w:sz="4" w:space="0" w:color="D7DBE0"/>
-          <w:right w:val="single" w:sz="4" w:space="0" w:color="D7DBE0"/>
-          <w:insideH w:val="single" w:sz="4" w:space="0" w:color="D7DBE0"/>
-          <w:insideV w:val="single" w:sz="4" w:space="0" w:color="D7DBE0"/>
-        </w:tblBorders>
-        <w:tblLayout w:type="fixed"/>
-        <w:tblLook w:val="04A0" w:firstRow="1" w:lastRow="0" w:firstColumn="1" w:lastColumn="0" w:noHBand="0" w:noVBand="1"/>
-      </w:tblPr>
-      <w:tblGrid>
-        <w:gridCol w:w="9936"/>
-      </w:tblGrid>
-      <w:tr>
-        <w:trPr>
-          <w:trHeight w:val="490"/>
-          <w:jc w:val="center"/>
-        </w:trPr>
-        <w:tc>
-          <w:tcPr>
-            <w:tcW w:w="9936" w:type="dxa"/>
-            <w:tcMar>
-              <w:top w:w="60" w:type="dxa"/>
-              <w:left w:w="100" w:type="dxa"/>
-              <w:bottom w:w="60" w:type="dxa"/>
-              <w:right w:w="100" w:type="dxa"/>
-            </w:tcMar>
-          </w:tcPr>
-          <w:p>
-            <w:pPr>
-              <w:rPr>
-                <w:rFonts w:hint="eastAsia"/>
-              </w:rPr>
-            </w:pPr>
-          </w:p>
-        </w:tc>
-      </w:tr>
-      <w:tr>
-        <w:trPr>
-          <w:trHeight w:val="490"/>
-          <w:jc w:val="center"/>
-        </w:trPr>
-        <w:tc>
-          <w:tcPr>
-            <w:tcW w:w="9936" w:type="dxa"/>
-            <w:tcMar>
-              <w:top w:w="60" w:type="dxa"/>
-              <w:left w:w="100" w:type="dxa"/>
-              <w:bottom w:w="60" w:type="dxa"/>
-              <w:right w:w="100" w:type="dxa"/>
-            </w:tcMar>
-          </w:tcPr>
-          <w:p>
-            <w:pPr>
-              <w:rPr>
-                <w:rFonts w:hint="eastAsia"/>
-              </w:rPr>
-            </w:pPr>
-          </w:p>
-        </w:tc>
-      </w:tr>
-      <w:tr>
-        <w:trPr>
-          <w:trHeight w:val="490"/>
-          <w:jc w:val="center"/>
-        </w:trPr>
-        <w:tc>
-          <w:tcPr>
-            <w:tcW w:w="9936" w:type="dxa"/>
-            <w:tcMar>
-              <w:top w:w="60" w:type="dxa"/>
-              <w:left w:w="100" w:type="dxa"/>
-              <w:bottom w:w="60" w:type="dxa"/>
-              <w:right w:w="100" w:type="dxa"/>
-            </w:tcMar>
-          </w:tcPr>
-          <w:p>
-            <w:pPr>
-              <w:rPr>
-                <w:rFonts w:hint="eastAsia"/>
-              </w:rPr>
-            </w:pPr>
-          </w:p>
-        </w:tc>
-      </w:tr>
-      <w:tr>
-        <w:trPr>
-          <w:trHeight w:val="490"/>
-          <w:jc w:val="center"/>
-        </w:trPr>
-        <w:tc>
-          <w:tcPr>
-            <w:tcW w:w="9936" w:type="dxa"/>
-            <w:tcMar>
-              <w:top w:w="60" w:type="dxa"/>
-              <w:left w:w="100" w:type="dxa"/>
-              <w:bottom w:w="60" w:type="dxa"/>
-              <w:right w:w="100" w:type="dxa"/>
-            </w:tcMar>
-          </w:tcPr>
-          <w:p>
-            <w:pPr>
-              <w:rPr>
-                <w:rFonts w:hint="eastAsia"/>
-              </w:rPr>
-            </w:pPr>
-          </w:p>
-        </w:tc>
-      </w:tr>
-      <w:tr>
-        <w:trPr>
-          <w:trHeight w:val="490"/>
-          <w:jc w:val="center"/>
-        </w:trPr>
-        <w:tc>
-          <w:tcPr>
-            <w:tcW w:w="9936" w:type="dxa"/>
-            <w:tcMar>
-              <w:top w:w="60" w:type="dxa"/>
-              <w:left w:w="100" w:type="dxa"/>
-              <w:bottom w:w="60" w:type="dxa"/>
-              <w:right w:w="100" w:type="dxa"/>
-            </w:tcMar>
-          </w:tcPr>
-          <w:p>
-            <w:pPr>
-              <w:rPr>
-                <w:rFonts w:hint="eastAsia"/>
-              </w:rPr>
-            </w:pPr>
-          </w:p>
-        </w:tc>
-      </w:tr>
-      <w:tr>
-        <w:trPr>
-          <w:trHeight w:val="490"/>
-          <w:jc w:val="center"/>
-        </w:trPr>
-        <w:tc>
-          <w:tcPr>
-            <w:tcW w:w="9936" w:type="dxa"/>
-            <w:tcMar>
-              <w:top w:w="60" w:type="dxa"/>
-              <w:left w:w="100" w:type="dxa"/>
-              <w:bottom w:w="60" w:type="dxa"/>
-              <w:right w:w="100" w:type="dxa"/>
-            </w:tcMar>
-          </w:tcPr>
-          <w:p>
-            <w:pPr>
-              <w:rPr>
-                <w:rFonts w:hint="eastAsia"/>
-              </w:rPr>
-            </w:pPr>
-          </w:p>
-        </w:tc>
-      </w:tr>
-      <w:tr>
-        <w:trPr>
-          <w:trHeight w:val="490"/>
-          <w:jc w:val="center"/>
-        </w:trPr>
-        <w:tc>
-          <w:tcPr>
-            <w:tcW w:w="9936" w:type="dxa"/>
-            <w:tcMar>
-              <w:top w:w="60" w:type="dxa"/>
-              <w:left w:w="100" w:type="dxa"/>
-              <w:bottom w:w="60" w:type="dxa"/>
-              <w:right w:w="100" w:type="dxa"/>
-            </w:tcMar>
-          </w:tcPr>
-          <w:p>
-            <w:pPr>
-              <w:rPr>
-                <w:rFonts w:hint="eastAsia"/>
-              </w:rPr>
-            </w:pPr>
-          </w:p>
-        </w:tc>
-      </w:tr>
-      <w:tr>
-        <w:trPr>
-          <w:trHeight w:val="490"/>
-          <w:jc w:val="center"/>
-        </w:trPr>
-        <w:tc>
-          <w:tcPr>
-            <w:tcW w:w="9936" w:type="dxa"/>
-            <w:tcMar>
-              <w:top w:w="60" w:type="dxa"/>
-              <w:left w:w="100" w:type="dxa"/>
-              <w:bottom w:w="60" w:type="dxa"/>
-              <w:right w:w="100" w:type="dxa"/>
-            </w:tcMar>
-          </w:tcPr>
-          <w:p>
-            <w:pPr>
-              <w:rPr>
-                <w:rFonts w:hint="eastAsia"/>
-              </w:rPr>
-            </w:pPr>
-          </w:p>
-        </w:tc>
-      </w:tr>
-      <w:tr>
-        <w:trPr>
-          <w:trHeight w:val="490"/>
-          <w:jc w:val="center"/>
-        </w:trPr>
-        <w:tc>
-          <w:tcPr>
-            <w:tcW w:w="9936" w:type="dxa"/>
-            <w:tcMar>
-              <w:top w:w="60" w:type="dxa"/>
-              <w:left w:w="100" w:type="dxa"/>
-              <w:bottom w:w="60" w:type="dxa"/>
-              <w:right w:w="100" w:type="dxa"/>
-            </w:tcMar>
-          </w:tcPr>
-          <w:p>
-            <w:pPr>
-              <w:rPr>
-                <w:rFonts w:hint="eastAsia"/>
-              </w:rPr>
-            </w:pPr>
-          </w:p>
-        </w:tc>
-      </w:tr>
-      <w:tr>
-        <w:trPr>
-          <w:trHeight w:val="490"/>
-          <w:jc w:val="center"/>
-        </w:trPr>
-        <w:tc>
-          <w:tcPr>
-            <w:tcW w:w="9936" w:type="dxa"/>
-            <w:tcMar>
-              <w:top w:w="60" w:type="dxa"/>
-              <w:left w:w="100" w:type="dxa"/>
-              <w:bottom w:w="60" w:type="dxa"/>
-              <w:right w:w="100" w:type="dxa"/>
-            </w:tcMar>
-          </w:tcPr>
-          <w:p>
-            <w:pPr>
-              <w:rPr>
-                <w:rFonts w:hint="eastAsia"/>
-              </w:rPr>
-            </w:pPr>
-          </w:p>
-        </w:tc>
-      </w:tr>
-    </w:tbl>
     <w:p>
-      <w:pPr>
-        <w:rPr>
-          <w:rFonts w:hint="eastAsia"/>
-        </w:rPr>
-      </w:pPr>
       <w:r>
         <w:br w:type="page"/>
       </w:r>
@@ -5647,9 +3307,6 @@
     <w:p>
       <w:pPr>
         <w:spacing w:before="40" w:after="40"/>
-        <w:rPr>
-          <w:rFonts w:hint="eastAsia"/>
-        </w:rPr>
       </w:pPr>
       <w:r>
         <w:rPr>
@@ -5712,11 +3369,6 @@
             </w:tcMar>
           </w:tcPr>
           <w:p>
-            <w:pPr>
-              <w:rPr>
-                <w:rFonts w:hint="eastAsia"/>
-              </w:rPr>
-            </w:pPr>
             <w:r>
               <w:rPr>
                 <w:b/>
@@ -5730,9 +3382,6 @@
             <w:pPr>
               <w:pStyle w:val="ListBullet"/>
               <w:spacing w:after="60"/>
-              <w:rPr>
-                <w:rFonts w:hint="eastAsia"/>
-              </w:rPr>
             </w:pPr>
             <w:r>
               <w:rPr>
@@ -5746,9 +3395,6 @@
             <w:pPr>
               <w:pStyle w:val="ListBullet"/>
               <w:spacing w:after="60"/>
-              <w:rPr>
-                <w:rFonts w:hint="eastAsia"/>
-              </w:rPr>
             </w:pPr>
             <w:r>
               <w:rPr>
@@ -5762,9 +3408,6 @@
             <w:pPr>
               <w:pStyle w:val="ListBullet"/>
               <w:spacing w:after="60"/>
-              <w:rPr>
-                <w:rFonts w:hint="eastAsia"/>
-              </w:rPr>
             </w:pPr>
             <w:r>
               <w:rPr>
@@ -5777,13 +3420,7 @@
         </w:tc>
       </w:tr>
     </w:tbl>
-    <w:p>
-      <w:pPr>
-        <w:rPr>
-          <w:rFonts w:hint="eastAsia"/>
-        </w:rPr>
-      </w:pPr>
-    </w:p>
+    <w:p/>
     <w:p>
       <w:pPr>
         <w:pStyle w:val="Heading2"/>
@@ -5792,223 +3429,7 @@
         <w:t>Student content</w:t>
       </w:r>
     </w:p>
-    <w:tbl>
-      <w:tblPr>
-        <w:tblW w:w="0" w:type="auto"/>
-        <w:jc w:val="center"/>
-        <w:tblBorders>
-          <w:top w:val="single" w:sz="4" w:space="0" w:color="D7DBE0"/>
-          <w:left w:val="single" w:sz="4" w:space="0" w:color="D7DBE0"/>
-          <w:bottom w:val="single" w:sz="4" w:space="0" w:color="D7DBE0"/>
-          <w:right w:val="single" w:sz="4" w:space="0" w:color="D7DBE0"/>
-          <w:insideH w:val="single" w:sz="4" w:space="0" w:color="D7DBE0"/>
-          <w:insideV w:val="single" w:sz="4" w:space="0" w:color="D7DBE0"/>
-        </w:tblBorders>
-        <w:tblLayout w:type="fixed"/>
-        <w:tblLook w:val="04A0" w:firstRow="1" w:lastRow="0" w:firstColumn="1" w:lastColumn="0" w:noHBand="0" w:noVBand="1"/>
-      </w:tblPr>
-      <w:tblGrid>
-        <w:gridCol w:w="9936"/>
-      </w:tblGrid>
-      <w:tr>
-        <w:trPr>
-          <w:trHeight w:val="490"/>
-          <w:jc w:val="center"/>
-        </w:trPr>
-        <w:tc>
-          <w:tcPr>
-            <w:tcW w:w="9936" w:type="dxa"/>
-            <w:tcMar>
-              <w:top w:w="60" w:type="dxa"/>
-              <w:left w:w="100" w:type="dxa"/>
-              <w:bottom w:w="60" w:type="dxa"/>
-              <w:right w:w="100" w:type="dxa"/>
-            </w:tcMar>
-          </w:tcPr>
-          <w:p>
-            <w:pPr>
-              <w:rPr>
-                <w:rFonts w:hint="eastAsia"/>
-              </w:rPr>
-            </w:pPr>
-          </w:p>
-        </w:tc>
-      </w:tr>
-      <w:tr>
-        <w:trPr>
-          <w:trHeight w:val="490"/>
-          <w:jc w:val="center"/>
-        </w:trPr>
-        <w:tc>
-          <w:tcPr>
-            <w:tcW w:w="9936" w:type="dxa"/>
-            <w:tcMar>
-              <w:top w:w="60" w:type="dxa"/>
-              <w:left w:w="100" w:type="dxa"/>
-              <w:bottom w:w="60" w:type="dxa"/>
-              <w:right w:w="100" w:type="dxa"/>
-            </w:tcMar>
-          </w:tcPr>
-          <w:p>
-            <w:pPr>
-              <w:rPr>
-                <w:rFonts w:hint="eastAsia"/>
-              </w:rPr>
-            </w:pPr>
-          </w:p>
-        </w:tc>
-      </w:tr>
-      <w:tr>
-        <w:trPr>
-          <w:trHeight w:val="490"/>
-          <w:jc w:val="center"/>
-        </w:trPr>
-        <w:tc>
-          <w:tcPr>
-            <w:tcW w:w="9936" w:type="dxa"/>
-            <w:tcMar>
-              <w:top w:w="60" w:type="dxa"/>
-              <w:left w:w="100" w:type="dxa"/>
-              <w:bottom w:w="60" w:type="dxa"/>
-              <w:right w:w="100" w:type="dxa"/>
-            </w:tcMar>
-          </w:tcPr>
-          <w:p>
-            <w:pPr>
-              <w:rPr>
-                <w:rFonts w:hint="eastAsia"/>
-              </w:rPr>
-            </w:pPr>
-          </w:p>
-        </w:tc>
-      </w:tr>
-      <w:tr>
-        <w:trPr>
-          <w:trHeight w:val="490"/>
-          <w:jc w:val="center"/>
-        </w:trPr>
-        <w:tc>
-          <w:tcPr>
-            <w:tcW w:w="9936" w:type="dxa"/>
-            <w:tcMar>
-              <w:top w:w="60" w:type="dxa"/>
-              <w:left w:w="100" w:type="dxa"/>
-              <w:bottom w:w="60" w:type="dxa"/>
-              <w:right w:w="100" w:type="dxa"/>
-            </w:tcMar>
-          </w:tcPr>
-          <w:p>
-            <w:pPr>
-              <w:rPr>
-                <w:rFonts w:hint="eastAsia"/>
-              </w:rPr>
-            </w:pPr>
-          </w:p>
-        </w:tc>
-      </w:tr>
-      <w:tr>
-        <w:trPr>
-          <w:trHeight w:val="490"/>
-          <w:jc w:val="center"/>
-        </w:trPr>
-        <w:tc>
-          <w:tcPr>
-            <w:tcW w:w="9936" w:type="dxa"/>
-            <w:tcMar>
-              <w:top w:w="60" w:type="dxa"/>
-              <w:left w:w="100" w:type="dxa"/>
-              <w:bottom w:w="60" w:type="dxa"/>
-              <w:right w:w="100" w:type="dxa"/>
-            </w:tcMar>
-          </w:tcPr>
-          <w:p>
-            <w:pPr>
-              <w:rPr>
-                <w:rFonts w:hint="eastAsia"/>
-              </w:rPr>
-            </w:pPr>
-          </w:p>
-        </w:tc>
-      </w:tr>
-      <w:tr>
-        <w:trPr>
-          <w:trHeight w:val="490"/>
-          <w:jc w:val="center"/>
-        </w:trPr>
-        <w:tc>
-          <w:tcPr>
-            <w:tcW w:w="9936" w:type="dxa"/>
-            <w:tcMar>
-              <w:top w:w="60" w:type="dxa"/>
-              <w:left w:w="100" w:type="dxa"/>
-              <w:bottom w:w="60" w:type="dxa"/>
-              <w:right w:w="100" w:type="dxa"/>
-            </w:tcMar>
-          </w:tcPr>
-          <w:p>
-            <w:pPr>
-              <w:rPr>
-                <w:rFonts w:hint="eastAsia"/>
-              </w:rPr>
-            </w:pPr>
-          </w:p>
-        </w:tc>
-      </w:tr>
-      <w:tr>
-        <w:trPr>
-          <w:trHeight w:val="490"/>
-          <w:jc w:val="center"/>
-        </w:trPr>
-        <w:tc>
-          <w:tcPr>
-            <w:tcW w:w="9936" w:type="dxa"/>
-            <w:tcMar>
-              <w:top w:w="60" w:type="dxa"/>
-              <w:left w:w="100" w:type="dxa"/>
-              <w:bottom w:w="60" w:type="dxa"/>
-              <w:right w:w="100" w:type="dxa"/>
-            </w:tcMar>
-          </w:tcPr>
-          <w:p>
-            <w:pPr>
-              <w:rPr>
-                <w:rFonts w:hint="eastAsia"/>
-              </w:rPr>
-            </w:pPr>
-          </w:p>
-        </w:tc>
-      </w:tr>
-      <w:tr>
-        <w:trPr>
-          <w:trHeight w:val="490"/>
-          <w:jc w:val="center"/>
-        </w:trPr>
-        <w:tc>
-          <w:tcPr>
-            <w:tcW w:w="9936" w:type="dxa"/>
-            <w:tcMar>
-              <w:top w:w="60" w:type="dxa"/>
-              <w:left w:w="100" w:type="dxa"/>
-              <w:bottom w:w="60" w:type="dxa"/>
-              <w:right w:w="100" w:type="dxa"/>
-            </w:tcMar>
-          </w:tcPr>
-          <w:p>
-            <w:pPr>
-              <w:rPr>
-                <w:rFonts w:hint="eastAsia"/>
-              </w:rPr>
-            </w:pPr>
-          </w:p>
-        </w:tc>
-      </w:tr>
-    </w:tbl>
     <w:p>
-      <w:pPr>
-        <w:rPr>
-          <w:rFonts w:hint="eastAsia"/>
-        </w:rPr>
-      </w:pPr>
       <w:r>
         <w:br w:type="page"/>
       </w:r>
@@ -6016,9 +3437,6 @@
     <w:p>
       <w:pPr>
         <w:spacing w:before="40" w:after="40"/>
-        <w:rPr>
-          <w:rFonts w:hint="eastAsia"/>
-        </w:rPr>
       </w:pPr>
       <w:r>
         <w:rPr>
@@ -6081,11 +3499,6 @@
             </w:tcMar>
           </w:tcPr>
           <w:p>
-            <w:pPr>
-              <w:rPr>
-                <w:rFonts w:hint="eastAsia"/>
-              </w:rPr>
-            </w:pPr>
             <w:r>
               <w:rPr>
                 <w:b/>
@@ -6099,9 +3512,6 @@
             <w:pPr>
               <w:pStyle w:val="ListBullet"/>
               <w:spacing w:after="60"/>
-              <w:rPr>
-                <w:rFonts w:hint="eastAsia"/>
-              </w:rPr>
             </w:pPr>
             <w:r>
               <w:rPr>
@@ -6115,9 +3525,6 @@
             <w:pPr>
               <w:pStyle w:val="ListBullet"/>
               <w:spacing w:after="60"/>
-              <w:rPr>
-                <w:rFonts w:hint="eastAsia"/>
-              </w:rPr>
             </w:pPr>
             <w:r>
               <w:rPr>
@@ -6131,9 +3538,6 @@
             <w:pPr>
               <w:pStyle w:val="ListBullet"/>
               <w:spacing w:after="60"/>
-              <w:rPr>
-                <w:rFonts w:hint="eastAsia"/>
-              </w:rPr>
             </w:pPr>
             <w:r>
               <w:rPr>
@@ -6146,13 +3550,7 @@
         </w:tc>
       </w:tr>
     </w:tbl>
-    <w:p>
-      <w:pPr>
-        <w:rPr>
-          <w:rFonts w:hint="eastAsia"/>
-        </w:rPr>
-      </w:pPr>
-    </w:p>
+    <w:p/>
     <w:p>
       <w:pPr>
         <w:pStyle w:val="Heading2"/>
@@ -6161,271 +3559,7 @@
         <w:t>Student content</w:t>
       </w:r>
     </w:p>
-    <w:tbl>
-      <w:tblPr>
-        <w:tblW w:w="0" w:type="auto"/>
-        <w:jc w:val="center"/>
-        <w:tblBorders>
-          <w:top w:val="single" w:sz="4" w:space="0" w:color="D7DBE0"/>
-          <w:left w:val="single" w:sz="4" w:space="0" w:color="D7DBE0"/>
-          <w:bottom w:val="single" w:sz="4" w:space="0" w:color="D7DBE0"/>
-          <w:right w:val="single" w:sz="4" w:space="0" w:color="D7DBE0"/>
-          <w:insideH w:val="single" w:sz="4" w:space="0" w:color="D7DBE0"/>
-          <w:insideV w:val="single" w:sz="4" w:space="0" w:color="D7DBE0"/>
-        </w:tblBorders>
-        <w:tblLayout w:type="fixed"/>
-        <w:tblLook w:val="04A0" w:firstRow="1" w:lastRow="0" w:firstColumn="1" w:lastColumn="0" w:noHBand="0" w:noVBand="1"/>
-      </w:tblPr>
-      <w:tblGrid>
-        <w:gridCol w:w="9936"/>
-      </w:tblGrid>
-      <w:tr>
-        <w:trPr>
-          <w:trHeight w:val="490"/>
-          <w:jc w:val="center"/>
-        </w:trPr>
-        <w:tc>
-          <w:tcPr>
-            <w:tcW w:w="9936" w:type="dxa"/>
-            <w:tcMar>
-              <w:top w:w="60" w:type="dxa"/>
-              <w:left w:w="100" w:type="dxa"/>
-              <w:bottom w:w="60" w:type="dxa"/>
-              <w:right w:w="100" w:type="dxa"/>
-            </w:tcMar>
-          </w:tcPr>
-          <w:p>
-            <w:pPr>
-              <w:rPr>
-                <w:rFonts w:hint="eastAsia"/>
-              </w:rPr>
-            </w:pPr>
-          </w:p>
-        </w:tc>
-      </w:tr>
-      <w:tr>
-        <w:trPr>
-          <w:trHeight w:val="490"/>
-          <w:jc w:val="center"/>
-        </w:trPr>
-        <w:tc>
-          <w:tcPr>
-            <w:tcW w:w="9936" w:type="dxa"/>
-            <w:tcMar>
-              <w:top w:w="60" w:type="dxa"/>
-              <w:left w:w="100" w:type="dxa"/>
-              <w:bottom w:w="60" w:type="dxa"/>
-              <w:right w:w="100" w:type="dxa"/>
-            </w:tcMar>
-          </w:tcPr>
-          <w:p>
-            <w:pPr>
-              <w:rPr>
-                <w:rFonts w:hint="eastAsia"/>
-              </w:rPr>
-            </w:pPr>
-          </w:p>
-        </w:tc>
-      </w:tr>
-      <w:tr>
-        <w:trPr>
-          <w:trHeight w:val="490"/>
-          <w:jc w:val="center"/>
-        </w:trPr>
-        <w:tc>
-          <w:tcPr>
-            <w:tcW w:w="9936" w:type="dxa"/>
-            <w:tcMar>
-              <w:top w:w="60" w:type="dxa"/>
-              <w:left w:w="100" w:type="dxa"/>
-              <w:bottom w:w="60" w:type="dxa"/>
-              <w:right w:w="100" w:type="dxa"/>
-            </w:tcMar>
-          </w:tcPr>
-          <w:p>
-            <w:pPr>
-              <w:rPr>
-                <w:rFonts w:hint="eastAsia"/>
-              </w:rPr>
-            </w:pPr>
-          </w:p>
-        </w:tc>
-      </w:tr>
-      <w:tr>
-        <w:trPr>
-          <w:trHeight w:val="490"/>
-          <w:jc w:val="center"/>
-        </w:trPr>
-        <w:tc>
-          <w:tcPr>
-            <w:tcW w:w="9936" w:type="dxa"/>
-            <w:tcMar>
-              <w:top w:w="60" w:type="dxa"/>
-              <w:left w:w="100" w:type="dxa"/>
-              <w:bottom w:w="60" w:type="dxa"/>
-              <w:right w:w="100" w:type="dxa"/>
-            </w:tcMar>
-          </w:tcPr>
-          <w:p>
-            <w:pPr>
-              <w:rPr>
-                <w:rFonts w:hint="eastAsia"/>
-              </w:rPr>
-            </w:pPr>
-          </w:p>
-        </w:tc>
-      </w:tr>
-      <w:tr>
-        <w:trPr>
-          <w:trHeight w:val="490"/>
-          <w:jc w:val="center"/>
-        </w:trPr>
-        <w:tc>
-          <w:tcPr>
-            <w:tcW w:w="9936" w:type="dxa"/>
-            <w:tcMar>
-              <w:top w:w="60" w:type="dxa"/>
-              <w:left w:w="100" w:type="dxa"/>
-              <w:bottom w:w="60" w:type="dxa"/>
-              <w:right w:w="100" w:type="dxa"/>
-            </w:tcMar>
-          </w:tcPr>
-          <w:p>
-            <w:pPr>
-              <w:rPr>
-                <w:rFonts w:hint="eastAsia"/>
-              </w:rPr>
-            </w:pPr>
-          </w:p>
-        </w:tc>
-      </w:tr>
-      <w:tr>
-        <w:trPr>
-          <w:trHeight w:val="490"/>
-          <w:jc w:val="center"/>
-        </w:trPr>
-        <w:tc>
-          <w:tcPr>
-            <w:tcW w:w="9936" w:type="dxa"/>
-            <w:tcMar>
-              <w:top w:w="60" w:type="dxa"/>
-              <w:left w:w="100" w:type="dxa"/>
-              <w:bottom w:w="60" w:type="dxa"/>
-              <w:right w:w="100" w:type="dxa"/>
-            </w:tcMar>
-          </w:tcPr>
-          <w:p>
-            <w:pPr>
-              <w:rPr>
-                <w:rFonts w:hint="eastAsia"/>
-              </w:rPr>
-            </w:pPr>
-          </w:p>
-        </w:tc>
-      </w:tr>
-      <w:tr>
-        <w:trPr>
-          <w:trHeight w:val="490"/>
-          <w:jc w:val="center"/>
-        </w:trPr>
-        <w:tc>
-          <w:tcPr>
-            <w:tcW w:w="9936" w:type="dxa"/>
-            <w:tcMar>
-              <w:top w:w="60" w:type="dxa"/>
-              <w:left w:w="100" w:type="dxa"/>
-              <w:bottom w:w="60" w:type="dxa"/>
-              <w:right w:w="100" w:type="dxa"/>
-            </w:tcMar>
-          </w:tcPr>
-          <w:p>
-            <w:pPr>
-              <w:rPr>
-                <w:rFonts w:hint="eastAsia"/>
-              </w:rPr>
-            </w:pPr>
-          </w:p>
-        </w:tc>
-      </w:tr>
-      <w:tr>
-        <w:trPr>
-          <w:trHeight w:val="490"/>
-          <w:jc w:val="center"/>
-        </w:trPr>
-        <w:tc>
-          <w:tcPr>
-            <w:tcW w:w="9936" w:type="dxa"/>
-            <w:tcMar>
-              <w:top w:w="60" w:type="dxa"/>
-              <w:left w:w="100" w:type="dxa"/>
-              <w:bottom w:w="60" w:type="dxa"/>
-              <w:right w:w="100" w:type="dxa"/>
-            </w:tcMar>
-          </w:tcPr>
-          <w:p>
-            <w:pPr>
-              <w:rPr>
-                <w:rFonts w:hint="eastAsia"/>
-              </w:rPr>
-            </w:pPr>
-          </w:p>
-        </w:tc>
-      </w:tr>
-      <w:tr>
-        <w:trPr>
-          <w:trHeight w:val="490"/>
-          <w:jc w:val="center"/>
-        </w:trPr>
-        <w:tc>
-          <w:tcPr>
-            <w:tcW w:w="9936" w:type="dxa"/>
-            <w:tcMar>
-              <w:top w:w="60" w:type="dxa"/>
-              <w:left w:w="100" w:type="dxa"/>
-              <w:bottom w:w="60" w:type="dxa"/>
-              <w:right w:w="100" w:type="dxa"/>
-            </w:tcMar>
-          </w:tcPr>
-          <w:p>
-            <w:pPr>
-              <w:rPr>
-                <w:rFonts w:hint="eastAsia"/>
-              </w:rPr>
-            </w:pPr>
-          </w:p>
-        </w:tc>
-      </w:tr>
-      <w:tr>
-        <w:trPr>
-          <w:trHeight w:val="490"/>
-          <w:jc w:val="center"/>
-        </w:trPr>
-        <w:tc>
-          <w:tcPr>
-            <w:tcW w:w="9936" w:type="dxa"/>
-            <w:tcMar>
-              <w:top w:w="60" w:type="dxa"/>
-              <w:left w:w="100" w:type="dxa"/>
-              <w:bottom w:w="60" w:type="dxa"/>
-              <w:right w:w="100" w:type="dxa"/>
-            </w:tcMar>
-          </w:tcPr>
-          <w:p>
-            <w:pPr>
-              <w:rPr>
-                <w:rFonts w:hint="eastAsia"/>
-              </w:rPr>
-            </w:pPr>
-          </w:p>
-        </w:tc>
-      </w:tr>
-    </w:tbl>
     <w:p>
-      <w:pPr>
-        <w:rPr>
-          <w:rFonts w:hint="eastAsia"/>
-        </w:rPr>
-      </w:pPr>
       <w:r>
         <w:br w:type="page"/>
       </w:r>
@@ -6433,9 +3567,6 @@
     <w:p>
       <w:pPr>
         <w:spacing w:before="40" w:after="40"/>
-        <w:rPr>
-          <w:rFonts w:hint="eastAsia"/>
-        </w:rPr>
       </w:pPr>
       <w:r>
         <w:rPr>
@@ -6498,11 +3629,6 @@
             </w:tcMar>
           </w:tcPr>
           <w:p>
-            <w:pPr>
-              <w:rPr>
-                <w:rFonts w:hint="eastAsia"/>
-              </w:rPr>
-            </w:pPr>
             <w:r>
               <w:rPr>
                 <w:b/>
@@ -6516,9 +3642,6 @@
             <w:pPr>
               <w:pStyle w:val="ListBullet"/>
               <w:spacing w:after="60"/>
-              <w:rPr>
-                <w:rFonts w:hint="eastAsia"/>
-              </w:rPr>
             </w:pPr>
             <w:r>
               <w:rPr>
@@ -6532,9 +3655,6 @@
             <w:pPr>
               <w:pStyle w:val="ListBullet"/>
               <w:spacing w:after="60"/>
-              <w:rPr>
-                <w:rFonts w:hint="eastAsia"/>
-              </w:rPr>
             </w:pPr>
             <w:r>
               <w:rPr>
@@ -6548,9 +3668,6 @@
             <w:pPr>
               <w:pStyle w:val="ListBullet"/>
               <w:spacing w:after="60"/>
-              <w:rPr>
-                <w:rFonts w:hint="eastAsia"/>
-              </w:rPr>
             </w:pPr>
             <w:r>
               <w:rPr>
@@ -6563,13 +3680,7 @@
         </w:tc>
       </w:tr>
     </w:tbl>
-    <w:p>
-      <w:pPr>
-        <w:rPr>
-          <w:rFonts w:hint="eastAsia"/>
-        </w:rPr>
-      </w:pPr>
-    </w:p>
+    <w:p/>
     <w:tbl>
       <w:tblPr>
         <w:tblW w:w="0" w:type="auto"/>
@@ -6601,11 +3712,6 @@
             <w:shd w:val="clear" w:color="auto" w:fill="9E1B22"/>
           </w:tcPr>
           <w:p>
-            <w:pPr>
-              <w:rPr>
-                <w:rFonts w:hint="eastAsia"/>
-              </w:rPr>
-            </w:pPr>
             <w:r>
               <w:rPr>
                 <w:b/>
@@ -6622,11 +3728,6 @@
             <w:shd w:val="clear" w:color="auto" w:fill="9E1B22"/>
           </w:tcPr>
           <w:p>
-            <w:pPr>
-              <w:rPr>
-                <w:rFonts w:hint="eastAsia"/>
-              </w:rPr>
-            </w:pPr>
             <w:r>
               <w:rPr>
                 <w:b/>
@@ -6643,11 +3744,6 @@
             <w:shd w:val="clear" w:color="auto" w:fill="9E1B22"/>
           </w:tcPr>
           <w:p>
-            <w:pPr>
-              <w:rPr>
-                <w:rFonts w:hint="eastAsia"/>
-              </w:rPr>
-            </w:pPr>
             <w:r>
               <w:rPr>
                 <w:b/>
@@ -6664,11 +3760,6 @@
             <w:shd w:val="clear" w:color="auto" w:fill="9E1B22"/>
           </w:tcPr>
           <w:p>
-            <w:pPr>
-              <w:rPr>
-                <w:rFonts w:hint="eastAsia"/>
-              </w:rPr>
-            </w:pPr>
             <w:r>
               <w:rPr>
                 <w:b/>
@@ -6685,11 +3776,6 @@
             <w:shd w:val="clear" w:color="auto" w:fill="9E1B22"/>
           </w:tcPr>
           <w:p>
-            <w:pPr>
-              <w:rPr>
-                <w:rFonts w:hint="eastAsia"/>
-              </w:rPr>
-            </w:pPr>
             <w:r>
               <w:rPr>
                 <w:b/>
@@ -6716,11 +3802,6 @@
             </w:tcMar>
           </w:tcPr>
           <w:p>
-            <w:pPr>
-              <w:rPr>
-                <w:rFonts w:hint="eastAsia"/>
-              </w:rPr>
-            </w:pPr>
             <w:r>
               <w:rPr>
                 <w:sz w:val="17"/>
@@ -6740,11 +3821,6 @@
             </w:tcMar>
           </w:tcPr>
           <w:p>
-            <w:pPr>
-              <w:rPr>
-                <w:rFonts w:hint="eastAsia"/>
-              </w:rPr>
-            </w:pPr>
             <w:r>
               <w:rPr>
                 <w:sz w:val="17"/>
@@ -6764,11 +3840,6 @@
             </w:tcMar>
           </w:tcPr>
           <w:p>
-            <w:pPr>
-              <w:rPr>
-                <w:rFonts w:hint="eastAsia"/>
-              </w:rPr>
-            </w:pPr>
             <w:r>
               <w:rPr>
                 <w:sz w:val="17"/>
@@ -6788,11 +3859,6 @@
             </w:tcMar>
           </w:tcPr>
           <w:p>
-            <w:pPr>
-              <w:rPr>
-                <w:rFonts w:hint="eastAsia"/>
-              </w:rPr>
-            </w:pPr>
             <w:r>
               <w:rPr>
                 <w:sz w:val="17"/>
@@ -6812,11 +3878,6 @@
             </w:tcMar>
           </w:tcPr>
           <w:p>
-            <w:pPr>
-              <w:rPr>
-                <w:rFonts w:hint="eastAsia"/>
-              </w:rPr>
-            </w:pPr>
             <w:r>
               <w:rPr>
                 <w:sz w:val="17"/>
@@ -6841,11 +3902,6 @@
             </w:tcMar>
           </w:tcPr>
           <w:p>
-            <w:pPr>
-              <w:rPr>
-                <w:rFonts w:hint="eastAsia"/>
-              </w:rPr>
-            </w:pPr>
             <w:r>
               <w:rPr>
                 <w:sz w:val="17"/>
@@ -6865,11 +3921,6 @@
             </w:tcMar>
           </w:tcPr>
           <w:p>
-            <w:pPr>
-              <w:rPr>
-                <w:rFonts w:hint="eastAsia"/>
-              </w:rPr>
-            </w:pPr>
             <w:r>
               <w:rPr>
                 <w:sz w:val="17"/>
@@ -6889,11 +3940,6 @@
             </w:tcMar>
           </w:tcPr>
           <w:p>
-            <w:pPr>
-              <w:rPr>
-                <w:rFonts w:hint="eastAsia"/>
-              </w:rPr>
-            </w:pPr>
             <w:r>
               <w:rPr>
                 <w:sz w:val="17"/>
@@ -6913,11 +3959,6 @@
             </w:tcMar>
           </w:tcPr>
           <w:p>
-            <w:pPr>
-              <w:rPr>
-                <w:rFonts w:hint="eastAsia"/>
-              </w:rPr>
-            </w:pPr>
             <w:r>
               <w:rPr>
                 <w:sz w:val="17"/>
@@ -6937,11 +3978,6 @@
             </w:tcMar>
           </w:tcPr>
           <w:p>
-            <w:pPr>
-              <w:rPr>
-                <w:rFonts w:hint="eastAsia"/>
-              </w:rPr>
-            </w:pPr>
             <w:r>
               <w:rPr>
                 <w:sz w:val="17"/>
@@ -6966,11 +4002,6 @@
             </w:tcMar>
           </w:tcPr>
           <w:p>
-            <w:pPr>
-              <w:rPr>
-                <w:rFonts w:hint="eastAsia"/>
-              </w:rPr>
-            </w:pPr>
             <w:r>
               <w:rPr>
                 <w:sz w:val="17"/>
@@ -6990,11 +4021,6 @@
             </w:tcMar>
           </w:tcPr>
           <w:p>
-            <w:pPr>
-              <w:rPr>
-                <w:rFonts w:hint="eastAsia"/>
-              </w:rPr>
-            </w:pPr>
             <w:r>
               <w:rPr>
                 <w:sz w:val="17"/>
@@ -7014,11 +4040,6 @@
             </w:tcMar>
           </w:tcPr>
           <w:p>
-            <w:pPr>
-              <w:rPr>
-                <w:rFonts w:hint="eastAsia"/>
-              </w:rPr>
-            </w:pPr>
             <w:r>
               <w:rPr>
                 <w:sz w:val="17"/>
@@ -7038,11 +4059,6 @@
             </w:tcMar>
           </w:tcPr>
           <w:p>
-            <w:pPr>
-              <w:rPr>
-                <w:rFonts w:hint="eastAsia"/>
-              </w:rPr>
-            </w:pPr>
             <w:r>
               <w:rPr>
                 <w:sz w:val="17"/>
@@ -7062,11 +4078,6 @@
             </w:tcMar>
           </w:tcPr>
           <w:p>
-            <w:pPr>
-              <w:rPr>
-                <w:rFonts w:hint="eastAsia"/>
-              </w:rPr>
-            </w:pPr>
             <w:r>
               <w:rPr>
                 <w:sz w:val="17"/>
@@ -7085,151 +4096,7 @@
         <w:t>Student content</w:t>
       </w:r>
     </w:p>
-    <w:tbl>
-      <w:tblPr>
-        <w:tblW w:w="0" w:type="auto"/>
-        <w:jc w:val="center"/>
-        <w:tblBorders>
-          <w:top w:val="single" w:sz="4" w:space="0" w:color="D7DBE0"/>
-          <w:left w:val="single" w:sz="4" w:space="0" w:color="D7DBE0"/>
-          <w:bottom w:val="single" w:sz="4" w:space="0" w:color="D7DBE0"/>
-          <w:right w:val="single" w:sz="4" w:space="0" w:color="D7DBE0"/>
-          <w:insideH w:val="single" w:sz="4" w:space="0" w:color="D7DBE0"/>
-          <w:insideV w:val="single" w:sz="4" w:space="0" w:color="D7DBE0"/>
-        </w:tblBorders>
-        <w:tblLayout w:type="fixed"/>
-        <w:tblLook w:val="04A0" w:firstRow="1" w:lastRow="0" w:firstColumn="1" w:lastColumn="0" w:noHBand="0" w:noVBand="1"/>
-      </w:tblPr>
-      <w:tblGrid>
-        <w:gridCol w:w="9936"/>
-      </w:tblGrid>
-      <w:tr>
-        <w:trPr>
-          <w:trHeight w:val="490"/>
-          <w:jc w:val="center"/>
-        </w:trPr>
-        <w:tc>
-          <w:tcPr>
-            <w:tcW w:w="9936" w:type="dxa"/>
-            <w:tcMar>
-              <w:top w:w="60" w:type="dxa"/>
-              <w:left w:w="100" w:type="dxa"/>
-              <w:bottom w:w="60" w:type="dxa"/>
-              <w:right w:w="100" w:type="dxa"/>
-            </w:tcMar>
-          </w:tcPr>
-          <w:p>
-            <w:pPr>
-              <w:rPr>
-                <w:rFonts w:hint="eastAsia"/>
-              </w:rPr>
-            </w:pPr>
-          </w:p>
-        </w:tc>
-      </w:tr>
-      <w:tr>
-        <w:trPr>
-          <w:trHeight w:val="490"/>
-          <w:jc w:val="center"/>
-        </w:trPr>
-        <w:tc>
-          <w:tcPr>
-            <w:tcW w:w="9936" w:type="dxa"/>
-            <w:tcMar>
-              <w:top w:w="60" w:type="dxa"/>
-              <w:left w:w="100" w:type="dxa"/>
-              <w:bottom w:w="60" w:type="dxa"/>
-              <w:right w:w="100" w:type="dxa"/>
-            </w:tcMar>
-          </w:tcPr>
-          <w:p>
-            <w:pPr>
-              <w:rPr>
-                <w:rFonts w:hint="eastAsia"/>
-              </w:rPr>
-            </w:pPr>
-          </w:p>
-        </w:tc>
-      </w:tr>
-      <w:tr>
-        <w:trPr>
-          <w:trHeight w:val="490"/>
-          <w:jc w:val="center"/>
-        </w:trPr>
-        <w:tc>
-          <w:tcPr>
-            <w:tcW w:w="9936" w:type="dxa"/>
-            <w:tcMar>
-              <w:top w:w="60" w:type="dxa"/>
-              <w:left w:w="100" w:type="dxa"/>
-              <w:bottom w:w="60" w:type="dxa"/>
-              <w:right w:w="100" w:type="dxa"/>
-            </w:tcMar>
-          </w:tcPr>
-          <w:p>
-            <w:pPr>
-              <w:rPr>
-                <w:rFonts w:hint="eastAsia"/>
-              </w:rPr>
-            </w:pPr>
-          </w:p>
-        </w:tc>
-      </w:tr>
-      <w:tr>
-        <w:trPr>
-          <w:trHeight w:val="490"/>
-          <w:jc w:val="center"/>
-        </w:trPr>
-        <w:tc>
-          <w:tcPr>
-            <w:tcW w:w="9936" w:type="dxa"/>
-            <w:tcMar>
-              <w:top w:w="60" w:type="dxa"/>
-              <w:left w:w="100" w:type="dxa"/>
-              <w:bottom w:w="60" w:type="dxa"/>
-              <w:right w:w="100" w:type="dxa"/>
-            </w:tcMar>
-          </w:tcPr>
-          <w:p>
-            <w:pPr>
-              <w:rPr>
-                <w:rFonts w:hint="eastAsia"/>
-              </w:rPr>
-            </w:pPr>
-          </w:p>
-        </w:tc>
-      </w:tr>
-      <w:tr>
-        <w:trPr>
-          <w:trHeight w:val="490"/>
-          <w:jc w:val="center"/>
-        </w:trPr>
-        <w:tc>
-          <w:tcPr>
-            <w:tcW w:w="9936" w:type="dxa"/>
-            <w:tcMar>
-              <w:top w:w="60" w:type="dxa"/>
-              <w:left w:w="100" w:type="dxa"/>
-              <w:bottom w:w="60" w:type="dxa"/>
-              <w:right w:w="100" w:type="dxa"/>
-            </w:tcMar>
-          </w:tcPr>
-          <w:p>
-            <w:pPr>
-              <w:rPr>
-                <w:rFonts w:hint="eastAsia"/>
-              </w:rPr>
-            </w:pPr>
-          </w:p>
-        </w:tc>
-      </w:tr>
-    </w:tbl>
     <w:p>
-      <w:pPr>
-        <w:rPr>
-          <w:rFonts w:hint="eastAsia"/>
-        </w:rPr>
-      </w:pPr>
       <w:r>
         <w:br w:type="page"/>
       </w:r>
@@ -7237,9 +4104,6 @@
     <w:p>
       <w:pPr>
         <w:spacing w:before="40" w:after="40"/>
-        <w:rPr>
-          <w:rFonts w:hint="eastAsia"/>
-        </w:rPr>
       </w:pPr>
       <w:r>
         <w:rPr>
@@ -7302,11 +4166,6 @@
             </w:tcMar>
           </w:tcPr>
           <w:p>
-            <w:pPr>
-              <w:rPr>
-                <w:rFonts w:hint="eastAsia"/>
-              </w:rPr>
-            </w:pPr>
             <w:r>
               <w:rPr>
                 <w:b/>
@@ -7320,9 +4179,6 @@
             <w:pPr>
               <w:pStyle w:val="ListBullet"/>
               <w:spacing w:after="60"/>
-              <w:rPr>
-                <w:rFonts w:hint="eastAsia"/>
-              </w:rPr>
             </w:pPr>
             <w:r>
               <w:rPr>
@@ -7336,9 +4192,6 @@
             <w:pPr>
               <w:pStyle w:val="ListBullet"/>
               <w:spacing w:after="60"/>
-              <w:rPr>
-                <w:rFonts w:hint="eastAsia"/>
-              </w:rPr>
             </w:pPr>
             <w:r>
               <w:rPr>
@@ -7352,9 +4205,6 @@
             <w:pPr>
               <w:pStyle w:val="ListBullet"/>
               <w:spacing w:after="60"/>
-              <w:rPr>
-                <w:rFonts w:hint="eastAsia"/>
-              </w:rPr>
             </w:pPr>
             <w:r>
               <w:rPr>
@@ -7367,13 +4217,7 @@
         </w:tc>
       </w:tr>
     </w:tbl>
-    <w:p>
-      <w:pPr>
-        <w:rPr>
-          <w:rFonts w:hint="eastAsia"/>
-        </w:rPr>
-      </w:pPr>
-    </w:p>
+    <w:p/>
     <w:p>
       <w:pPr>
         <w:pStyle w:val="Heading2"/>
@@ -7382,247 +4226,7 @@
         <w:t>Student content</w:t>
       </w:r>
     </w:p>
-    <w:tbl>
-      <w:tblPr>
-        <w:tblW w:w="0" w:type="auto"/>
-        <w:jc w:val="center"/>
-        <w:tblBorders>
-          <w:top w:val="single" w:sz="4" w:space="0" w:color="D7DBE0"/>
-          <w:left w:val="single" w:sz="4" w:space="0" w:color="D7DBE0"/>
-          <w:bottom w:val="single" w:sz="4" w:space="0" w:color="D7DBE0"/>
-          <w:right w:val="single" w:sz="4" w:space="0" w:color="D7DBE0"/>
-          <w:insideH w:val="single" w:sz="4" w:space="0" w:color="D7DBE0"/>
-          <w:insideV w:val="single" w:sz="4" w:space="0" w:color="D7DBE0"/>
-        </w:tblBorders>
-        <w:tblLayout w:type="fixed"/>
-        <w:tblLook w:val="04A0" w:firstRow="1" w:lastRow="0" w:firstColumn="1" w:lastColumn="0" w:noHBand="0" w:noVBand="1"/>
-      </w:tblPr>
-      <w:tblGrid>
-        <w:gridCol w:w="9936"/>
-      </w:tblGrid>
-      <w:tr>
-        <w:trPr>
-          <w:trHeight w:val="490"/>
-          <w:jc w:val="center"/>
-        </w:trPr>
-        <w:tc>
-          <w:tcPr>
-            <w:tcW w:w="9936" w:type="dxa"/>
-            <w:tcMar>
-              <w:top w:w="60" w:type="dxa"/>
-              <w:left w:w="100" w:type="dxa"/>
-              <w:bottom w:w="60" w:type="dxa"/>
-              <w:right w:w="100" w:type="dxa"/>
-            </w:tcMar>
-          </w:tcPr>
-          <w:p>
-            <w:pPr>
-              <w:rPr>
-                <w:rFonts w:hint="eastAsia"/>
-              </w:rPr>
-            </w:pPr>
-          </w:p>
-        </w:tc>
-      </w:tr>
-      <w:tr>
-        <w:trPr>
-          <w:trHeight w:val="490"/>
-          <w:jc w:val="center"/>
-        </w:trPr>
-        <w:tc>
-          <w:tcPr>
-            <w:tcW w:w="9936" w:type="dxa"/>
-            <w:tcMar>
-              <w:top w:w="60" w:type="dxa"/>
-              <w:left w:w="100" w:type="dxa"/>
-              <w:bottom w:w="60" w:type="dxa"/>
-              <w:right w:w="100" w:type="dxa"/>
-            </w:tcMar>
-          </w:tcPr>
-          <w:p>
-            <w:pPr>
-              <w:rPr>
-                <w:rFonts w:hint="eastAsia"/>
-              </w:rPr>
-            </w:pPr>
-          </w:p>
-        </w:tc>
-      </w:tr>
-      <w:tr>
-        <w:trPr>
-          <w:trHeight w:val="490"/>
-          <w:jc w:val="center"/>
-        </w:trPr>
-        <w:tc>
-          <w:tcPr>
-            <w:tcW w:w="9936" w:type="dxa"/>
-            <w:tcMar>
-              <w:top w:w="60" w:type="dxa"/>
-              <w:left w:w="100" w:type="dxa"/>
-              <w:bottom w:w="60" w:type="dxa"/>
-              <w:right w:w="100" w:type="dxa"/>
-            </w:tcMar>
-          </w:tcPr>
-          <w:p>
-            <w:pPr>
-              <w:rPr>
-                <w:rFonts w:hint="eastAsia"/>
-              </w:rPr>
-            </w:pPr>
-          </w:p>
-        </w:tc>
-      </w:tr>
-      <w:tr>
-        <w:trPr>
-          <w:trHeight w:val="490"/>
-          <w:jc w:val="center"/>
-        </w:trPr>
-        <w:tc>
-          <w:tcPr>
-            <w:tcW w:w="9936" w:type="dxa"/>
-            <w:tcMar>
-              <w:top w:w="60" w:type="dxa"/>
-              <w:left w:w="100" w:type="dxa"/>
-              <w:bottom w:w="60" w:type="dxa"/>
-              <w:right w:w="100" w:type="dxa"/>
-            </w:tcMar>
-          </w:tcPr>
-          <w:p>
-            <w:pPr>
-              <w:rPr>
-                <w:rFonts w:hint="eastAsia"/>
-              </w:rPr>
-            </w:pPr>
-          </w:p>
-        </w:tc>
-      </w:tr>
-      <w:tr>
-        <w:trPr>
-          <w:trHeight w:val="490"/>
-          <w:jc w:val="center"/>
-        </w:trPr>
-        <w:tc>
-          <w:tcPr>
-            <w:tcW w:w="9936" w:type="dxa"/>
-            <w:tcMar>
-              <w:top w:w="60" w:type="dxa"/>
-              <w:left w:w="100" w:type="dxa"/>
-              <w:bottom w:w="60" w:type="dxa"/>
-              <w:right w:w="100" w:type="dxa"/>
-            </w:tcMar>
-          </w:tcPr>
-          <w:p>
-            <w:pPr>
-              <w:rPr>
-                <w:rFonts w:hint="eastAsia"/>
-              </w:rPr>
-            </w:pPr>
-          </w:p>
-        </w:tc>
-      </w:tr>
-      <w:tr>
-        <w:trPr>
-          <w:trHeight w:val="490"/>
-          <w:jc w:val="center"/>
-        </w:trPr>
-        <w:tc>
-          <w:tcPr>
-            <w:tcW w:w="9936" w:type="dxa"/>
-            <w:tcMar>
-              <w:top w:w="60" w:type="dxa"/>
-              <w:left w:w="100" w:type="dxa"/>
-              <w:bottom w:w="60" w:type="dxa"/>
-              <w:right w:w="100" w:type="dxa"/>
-            </w:tcMar>
-          </w:tcPr>
-          <w:p>
-            <w:pPr>
-              <w:rPr>
-                <w:rFonts w:hint="eastAsia"/>
-              </w:rPr>
-            </w:pPr>
-          </w:p>
-        </w:tc>
-      </w:tr>
-      <w:tr>
-        <w:trPr>
-          <w:trHeight w:val="490"/>
-          <w:jc w:val="center"/>
-        </w:trPr>
-        <w:tc>
-          <w:tcPr>
-            <w:tcW w:w="9936" w:type="dxa"/>
-            <w:tcMar>
-              <w:top w:w="60" w:type="dxa"/>
-              <w:left w:w="100" w:type="dxa"/>
-              <w:bottom w:w="60" w:type="dxa"/>
-              <w:right w:w="100" w:type="dxa"/>
-            </w:tcMar>
-          </w:tcPr>
-          <w:p>
-            <w:pPr>
-              <w:rPr>
-                <w:rFonts w:hint="eastAsia"/>
-              </w:rPr>
-            </w:pPr>
-          </w:p>
-        </w:tc>
-      </w:tr>
-      <w:tr>
-        <w:trPr>
-          <w:trHeight w:val="490"/>
-          <w:jc w:val="center"/>
-        </w:trPr>
-        <w:tc>
-          <w:tcPr>
-            <w:tcW w:w="9936" w:type="dxa"/>
-            <w:tcMar>
-              <w:top w:w="60" w:type="dxa"/>
-              <w:left w:w="100" w:type="dxa"/>
-              <w:bottom w:w="60" w:type="dxa"/>
-              <w:right w:w="100" w:type="dxa"/>
-            </w:tcMar>
-          </w:tcPr>
-          <w:p>
-            <w:pPr>
-              <w:rPr>
-                <w:rFonts w:hint="eastAsia"/>
-              </w:rPr>
-            </w:pPr>
-          </w:p>
-        </w:tc>
-      </w:tr>
-      <w:tr>
-        <w:trPr>
-          <w:trHeight w:val="490"/>
-          <w:jc w:val="center"/>
-        </w:trPr>
-        <w:tc>
-          <w:tcPr>
-            <w:tcW w:w="9936" w:type="dxa"/>
-            <w:tcMar>
-              <w:top w:w="60" w:type="dxa"/>
-              <w:left w:w="100" w:type="dxa"/>
-              <w:bottom w:w="60" w:type="dxa"/>
-              <w:right w:w="100" w:type="dxa"/>
-            </w:tcMar>
-          </w:tcPr>
-          <w:p>
-            <w:pPr>
-              <w:rPr>
-                <w:rFonts w:hint="eastAsia"/>
-              </w:rPr>
-            </w:pPr>
-          </w:p>
-        </w:tc>
-      </w:tr>
-    </w:tbl>
     <w:p>
-      <w:pPr>
-        <w:rPr>
-          <w:rFonts w:hint="eastAsia"/>
-        </w:rPr>
-      </w:pPr>
       <w:r>
         <w:br w:type="page"/>
       </w:r>
@@ -7630,9 +4234,6 @@
     <w:p>
       <w:pPr>
         <w:spacing w:before="40" w:after="40"/>
-        <w:rPr>
-          <w:rFonts w:hint="eastAsia"/>
-        </w:rPr>
       </w:pPr>
       <w:r>
         <w:rPr>
@@ -7695,11 +4296,6 @@
             </w:tcMar>
           </w:tcPr>
           <w:p>
-            <w:pPr>
-              <w:rPr>
-                <w:rFonts w:hint="eastAsia"/>
-              </w:rPr>
-            </w:pPr>
             <w:r>
               <w:rPr>
                 <w:b/>
@@ -7713,9 +4309,6 @@
             <w:pPr>
               <w:pStyle w:val="ListBullet"/>
               <w:spacing w:after="60"/>
-              <w:rPr>
-                <w:rFonts w:hint="eastAsia"/>
-              </w:rPr>
             </w:pPr>
             <w:r>
               <w:rPr>
@@ -7729,9 +4322,6 @@
             <w:pPr>
               <w:pStyle w:val="ListBullet"/>
               <w:spacing w:after="60"/>
-              <w:rPr>
-                <w:rFonts w:hint="eastAsia"/>
-              </w:rPr>
             </w:pPr>
             <w:r>
               <w:rPr>
@@ -7745,9 +4335,6 @@
             <w:pPr>
               <w:pStyle w:val="ListBullet"/>
               <w:spacing w:after="60"/>
-              <w:rPr>
-                <w:rFonts w:hint="eastAsia"/>
-              </w:rPr>
             </w:pPr>
             <w:r>
               <w:rPr>
@@ -7760,13 +4347,7 @@
         </w:tc>
       </w:tr>
     </w:tbl>
-    <w:p>
-      <w:pPr>
-        <w:rPr>
-          <w:rFonts w:hint="eastAsia"/>
-        </w:rPr>
-      </w:pPr>
-    </w:p>
+    <w:p/>
     <w:p>
       <w:pPr>
         <w:pStyle w:val="Heading2"/>
@@ -7775,271 +4356,7 @@
         <w:t>Student content</w:t>
       </w:r>
     </w:p>
-    <w:tbl>
-      <w:tblPr>
-        <w:tblW w:w="0" w:type="auto"/>
-        <w:jc w:val="center"/>
-        <w:tblBorders>
-          <w:top w:val="single" w:sz="4" w:space="0" w:color="D7DBE0"/>
-          <w:left w:val="single" w:sz="4" w:space="0" w:color="D7DBE0"/>
-          <w:bottom w:val="single" w:sz="4" w:space="0" w:color="D7DBE0"/>
-          <w:right w:val="single" w:sz="4" w:space="0" w:color="D7DBE0"/>
-          <w:insideH w:val="single" w:sz="4" w:space="0" w:color="D7DBE0"/>
-          <w:insideV w:val="single" w:sz="4" w:space="0" w:color="D7DBE0"/>
-        </w:tblBorders>
-        <w:tblLayout w:type="fixed"/>
-        <w:tblLook w:val="04A0" w:firstRow="1" w:lastRow="0" w:firstColumn="1" w:lastColumn="0" w:noHBand="0" w:noVBand="1"/>
-      </w:tblPr>
-      <w:tblGrid>
-        <w:gridCol w:w="9936"/>
-      </w:tblGrid>
-      <w:tr>
-        <w:trPr>
-          <w:trHeight w:val="490"/>
-          <w:jc w:val="center"/>
-        </w:trPr>
-        <w:tc>
-          <w:tcPr>
-            <w:tcW w:w="9936" w:type="dxa"/>
-            <w:tcMar>
-              <w:top w:w="60" w:type="dxa"/>
-              <w:left w:w="100" w:type="dxa"/>
-              <w:bottom w:w="60" w:type="dxa"/>
-              <w:right w:w="100" w:type="dxa"/>
-            </w:tcMar>
-          </w:tcPr>
-          <w:p>
-            <w:pPr>
-              <w:rPr>
-                <w:rFonts w:hint="eastAsia"/>
-              </w:rPr>
-            </w:pPr>
-          </w:p>
-        </w:tc>
-      </w:tr>
-      <w:tr>
-        <w:trPr>
-          <w:trHeight w:val="490"/>
-          <w:jc w:val="center"/>
-        </w:trPr>
-        <w:tc>
-          <w:tcPr>
-            <w:tcW w:w="9936" w:type="dxa"/>
-            <w:tcMar>
-              <w:top w:w="60" w:type="dxa"/>
-              <w:left w:w="100" w:type="dxa"/>
-              <w:bottom w:w="60" w:type="dxa"/>
-              <w:right w:w="100" w:type="dxa"/>
-            </w:tcMar>
-          </w:tcPr>
-          <w:p>
-            <w:pPr>
-              <w:rPr>
-                <w:rFonts w:hint="eastAsia"/>
-              </w:rPr>
-            </w:pPr>
-          </w:p>
-        </w:tc>
-      </w:tr>
-      <w:tr>
-        <w:trPr>
-          <w:trHeight w:val="490"/>
-          <w:jc w:val="center"/>
-        </w:trPr>
-        <w:tc>
-          <w:tcPr>
-            <w:tcW w:w="9936" w:type="dxa"/>
-            <w:tcMar>
-              <w:top w:w="60" w:type="dxa"/>
-              <w:left w:w="100" w:type="dxa"/>
-              <w:bottom w:w="60" w:type="dxa"/>
-              <w:right w:w="100" w:type="dxa"/>
-            </w:tcMar>
-          </w:tcPr>
-          <w:p>
-            <w:pPr>
-              <w:rPr>
-                <w:rFonts w:hint="eastAsia"/>
-              </w:rPr>
-            </w:pPr>
-          </w:p>
-        </w:tc>
-      </w:tr>
-      <w:tr>
-        <w:trPr>
-          <w:trHeight w:val="490"/>
-          <w:jc w:val="center"/>
-        </w:trPr>
-        <w:tc>
-          <w:tcPr>
-            <w:tcW w:w="9936" w:type="dxa"/>
-            <w:tcMar>
-              <w:top w:w="60" w:type="dxa"/>
-              <w:left w:w="100" w:type="dxa"/>
-              <w:bottom w:w="60" w:type="dxa"/>
-              <w:right w:w="100" w:type="dxa"/>
-            </w:tcMar>
-          </w:tcPr>
-          <w:p>
-            <w:pPr>
-              <w:rPr>
-                <w:rFonts w:hint="eastAsia"/>
-              </w:rPr>
-            </w:pPr>
-          </w:p>
-        </w:tc>
-      </w:tr>
-      <w:tr>
-        <w:trPr>
-          <w:trHeight w:val="490"/>
-          <w:jc w:val="center"/>
-        </w:trPr>
-        <w:tc>
-          <w:tcPr>
-            <w:tcW w:w="9936" w:type="dxa"/>
-            <w:tcMar>
-              <w:top w:w="60" w:type="dxa"/>
-              <w:left w:w="100" w:type="dxa"/>
-              <w:bottom w:w="60" w:type="dxa"/>
-              <w:right w:w="100" w:type="dxa"/>
-            </w:tcMar>
-          </w:tcPr>
-          <w:p>
-            <w:pPr>
-              <w:rPr>
-                <w:rFonts w:hint="eastAsia"/>
-              </w:rPr>
-            </w:pPr>
-          </w:p>
-        </w:tc>
-      </w:tr>
-      <w:tr>
-        <w:trPr>
-          <w:trHeight w:val="490"/>
-          <w:jc w:val="center"/>
-        </w:trPr>
-        <w:tc>
-          <w:tcPr>
-            <w:tcW w:w="9936" w:type="dxa"/>
-            <w:tcMar>
-              <w:top w:w="60" w:type="dxa"/>
-              <w:left w:w="100" w:type="dxa"/>
-              <w:bottom w:w="60" w:type="dxa"/>
-              <w:right w:w="100" w:type="dxa"/>
-            </w:tcMar>
-          </w:tcPr>
-          <w:p>
-            <w:pPr>
-              <w:rPr>
-                <w:rFonts w:hint="eastAsia"/>
-              </w:rPr>
-            </w:pPr>
-          </w:p>
-        </w:tc>
-      </w:tr>
-      <w:tr>
-        <w:trPr>
-          <w:trHeight w:val="490"/>
-          <w:jc w:val="center"/>
-        </w:trPr>
-        <w:tc>
-          <w:tcPr>
-            <w:tcW w:w="9936" w:type="dxa"/>
-            <w:tcMar>
-              <w:top w:w="60" w:type="dxa"/>
-              <w:left w:w="100" w:type="dxa"/>
-              <w:bottom w:w="60" w:type="dxa"/>
-              <w:right w:w="100" w:type="dxa"/>
-            </w:tcMar>
-          </w:tcPr>
-          <w:p>
-            <w:pPr>
-              <w:rPr>
-                <w:rFonts w:hint="eastAsia"/>
-              </w:rPr>
-            </w:pPr>
-          </w:p>
-        </w:tc>
-      </w:tr>
-      <w:tr>
-        <w:trPr>
-          <w:trHeight w:val="490"/>
-          <w:jc w:val="center"/>
-        </w:trPr>
-        <w:tc>
-          <w:tcPr>
-            <w:tcW w:w="9936" w:type="dxa"/>
-            <w:tcMar>
-              <w:top w:w="60" w:type="dxa"/>
-              <w:left w:w="100" w:type="dxa"/>
-              <w:bottom w:w="60" w:type="dxa"/>
-              <w:right w:w="100" w:type="dxa"/>
-            </w:tcMar>
-          </w:tcPr>
-          <w:p>
-            <w:pPr>
-              <w:rPr>
-                <w:rFonts w:hint="eastAsia"/>
-              </w:rPr>
-            </w:pPr>
-          </w:p>
-        </w:tc>
-      </w:tr>
-      <w:tr>
-        <w:trPr>
-          <w:trHeight w:val="490"/>
-          <w:jc w:val="center"/>
-        </w:trPr>
-        <w:tc>
-          <w:tcPr>
-            <w:tcW w:w="9936" w:type="dxa"/>
-            <w:tcMar>
-              <w:top w:w="60" w:type="dxa"/>
-              <w:left w:w="100" w:type="dxa"/>
-              <w:bottom w:w="60" w:type="dxa"/>
-              <w:right w:w="100" w:type="dxa"/>
-            </w:tcMar>
-          </w:tcPr>
-          <w:p>
-            <w:pPr>
-              <w:rPr>
-                <w:rFonts w:hint="eastAsia"/>
-              </w:rPr>
-            </w:pPr>
-          </w:p>
-        </w:tc>
-      </w:tr>
-      <w:tr>
-        <w:trPr>
-          <w:trHeight w:val="490"/>
-          <w:jc w:val="center"/>
-        </w:trPr>
-        <w:tc>
-          <w:tcPr>
-            <w:tcW w:w="9936" w:type="dxa"/>
-            <w:tcMar>
-              <w:top w:w="60" w:type="dxa"/>
-              <w:left w:w="100" w:type="dxa"/>
-              <w:bottom w:w="60" w:type="dxa"/>
-              <w:right w:w="100" w:type="dxa"/>
-            </w:tcMar>
-          </w:tcPr>
-          <w:p>
-            <w:pPr>
-              <w:rPr>
-                <w:rFonts w:hint="eastAsia"/>
-              </w:rPr>
-            </w:pPr>
-          </w:p>
-        </w:tc>
-      </w:tr>
-    </w:tbl>
     <w:p>
-      <w:pPr>
-        <w:rPr>
-          <w:rFonts w:hint="eastAsia"/>
-        </w:rPr>
-      </w:pPr>
       <w:r>
         <w:br w:type="page"/>
       </w:r>
@@ -8047,9 +4364,6 @@
     <w:p>
       <w:pPr>
         <w:spacing w:before="40" w:after="40"/>
-        <w:rPr>
-          <w:rFonts w:hint="eastAsia"/>
-        </w:rPr>
       </w:pPr>
       <w:r>
         <w:rPr>
@@ -8112,11 +4426,6 @@
             </w:tcMar>
           </w:tcPr>
           <w:p>
-            <w:pPr>
-              <w:rPr>
-                <w:rFonts w:hint="eastAsia"/>
-              </w:rPr>
-            </w:pPr>
             <w:r>
               <w:rPr>
                 <w:b/>
@@ -8130,9 +4439,6 @@
             <w:pPr>
               <w:pStyle w:val="ListBullet"/>
               <w:spacing w:after="60"/>
-              <w:rPr>
-                <w:rFonts w:hint="eastAsia"/>
-              </w:rPr>
             </w:pPr>
             <w:r>
               <w:rPr>
@@ -8146,9 +4452,6 @@
             <w:pPr>
               <w:pStyle w:val="ListBullet"/>
               <w:spacing w:after="60"/>
-              <w:rPr>
-                <w:rFonts w:hint="eastAsia"/>
-              </w:rPr>
             </w:pPr>
             <w:r>
               <w:rPr>
@@ -8162,9 +4465,6 @@
             <w:pPr>
               <w:pStyle w:val="ListBullet"/>
               <w:spacing w:after="60"/>
-              <w:rPr>
-                <w:rFonts w:hint="eastAsia"/>
-              </w:rPr>
             </w:pPr>
             <w:r>
               <w:rPr>
@@ -8177,13 +4477,7 @@
         </w:tc>
       </w:tr>
     </w:tbl>
-    <w:p>
-      <w:pPr>
-        <w:rPr>
-          <w:rFonts w:hint="eastAsia"/>
-        </w:rPr>
-      </w:pPr>
-    </w:p>
+    <w:p/>
     <w:p>
       <w:pPr>
         <w:pStyle w:val="Heading2"/>
@@ -8222,11 +4516,6 @@
             <w:shd w:val="clear" w:color="auto" w:fill="9E1B22"/>
           </w:tcPr>
           <w:p>
-            <w:pPr>
-              <w:rPr>
-                <w:rFonts w:hint="eastAsia"/>
-              </w:rPr>
-            </w:pPr>
             <w:r>
               <w:rPr>
                 <w:b/>
@@ -8242,11 +4531,6 @@
             <w:shd w:val="clear" w:color="auto" w:fill="9E1B22"/>
           </w:tcPr>
           <w:p>
-            <w:pPr>
-              <w:rPr>
-                <w:rFonts w:hint="eastAsia"/>
-              </w:rPr>
-            </w:pPr>
             <w:r>
               <w:rPr>
                 <w:b/>
@@ -8262,11 +4546,6 @@
             <w:shd w:val="clear" w:color="auto" w:fill="9E1B22"/>
           </w:tcPr>
           <w:p>
-            <w:pPr>
-              <w:rPr>
-                <w:rFonts w:hint="eastAsia"/>
-              </w:rPr>
-            </w:pPr>
             <w:r>
               <w:rPr>
                 <w:b/>
@@ -8282,11 +4561,6 @@
             <w:shd w:val="clear" w:color="auto" w:fill="9E1B22"/>
           </w:tcPr>
           <w:p>
-            <w:pPr>
-              <w:rPr>
-                <w:rFonts w:hint="eastAsia"/>
-              </w:rPr>
-            </w:pPr>
             <w:r>
               <w:rPr>
                 <w:b/>
@@ -8312,11 +4586,6 @@
             </w:tcMar>
           </w:tcPr>
           <w:p>
-            <w:pPr>
-              <w:rPr>
-                <w:rFonts w:hint="eastAsia"/>
-              </w:rPr>
-            </w:pPr>
             <w:r>
               <w:t>FR-01</w:t>
             </w:r>
@@ -8333,11 +4602,6 @@
             </w:tcMar>
           </w:tcPr>
           <w:p>
-            <w:pPr>
-              <w:rPr>
-                <w:rFonts w:hint="eastAsia"/>
-              </w:rPr>
-            </w:pPr>
             <w:r>
               <w:t>Functional</w:t>
             </w:r>
@@ -8354,11 +4618,6 @@
             </w:tcMar>
           </w:tcPr>
           <w:p>
-            <w:pPr>
-              <w:rPr>
-                <w:rFonts w:hint="eastAsia"/>
-              </w:rPr>
-            </w:pPr>
             <w:r>
               <w:t>The system shall ____________________________.</w:t>
             </w:r>
@@ -8375,11 +4634,6 @@
             </w:tcMar>
           </w:tcPr>
           <w:p>
-            <w:pPr>
-              <w:rPr>
-                <w:rFonts w:hint="eastAsia"/>
-              </w:rPr>
-            </w:pPr>
             <w:r>
               <w:t>High</w:t>
             </w:r>
@@ -8401,11 +4655,6 @@
             </w:tcMar>
           </w:tcPr>
           <w:p>
-            <w:pPr>
-              <w:rPr>
-                <w:rFonts w:hint="eastAsia"/>
-              </w:rPr>
-            </w:pPr>
             <w:r>
               <w:t>NFR-01</w:t>
             </w:r>
@@ -8422,11 +4671,6 @@
             </w:tcMar>
           </w:tcPr>
           <w:p>
-            <w:pPr>
-              <w:rPr>
-                <w:rFonts w:hint="eastAsia"/>
-              </w:rPr>
-            </w:pPr>
             <w:r>
               <w:t>Non-functional</w:t>
             </w:r>
@@ -8443,11 +4687,6 @@
             </w:tcMar>
           </w:tcPr>
           <w:p>
-            <w:pPr>
-              <w:rPr>
-                <w:rFonts w:hint="eastAsia"/>
-              </w:rPr>
-            </w:pPr>
             <w:r>
               <w:t>The system should __________________________.</w:t>
             </w:r>
@@ -8464,11 +4703,6 @@
             </w:tcMar>
           </w:tcPr>
           <w:p>
-            <w:pPr>
-              <w:rPr>
-                <w:rFonts w:hint="eastAsia"/>
-              </w:rPr>
-            </w:pPr>
             <w:r>
               <w:t>Medium</w:t>
             </w:r>
@@ -8484,175 +4718,7 @@
         <w:t>Student content</w:t>
       </w:r>
     </w:p>
-    <w:tbl>
-      <w:tblPr>
-        <w:tblW w:w="0" w:type="auto"/>
-        <w:jc w:val="center"/>
-        <w:tblBorders>
-          <w:top w:val="single" w:sz="4" w:space="0" w:color="D7DBE0"/>
-          <w:left w:val="single" w:sz="4" w:space="0" w:color="D7DBE0"/>
-          <w:bottom w:val="single" w:sz="4" w:space="0" w:color="D7DBE0"/>
-          <w:right w:val="single" w:sz="4" w:space="0" w:color="D7DBE0"/>
-          <w:insideH w:val="single" w:sz="4" w:space="0" w:color="D7DBE0"/>
-          <w:insideV w:val="single" w:sz="4" w:space="0" w:color="D7DBE0"/>
-        </w:tblBorders>
-        <w:tblLayout w:type="fixed"/>
-        <w:tblLook w:val="04A0" w:firstRow="1" w:lastRow="0" w:firstColumn="1" w:lastColumn="0" w:noHBand="0" w:noVBand="1"/>
-      </w:tblPr>
-      <w:tblGrid>
-        <w:gridCol w:w="9936"/>
-      </w:tblGrid>
-      <w:tr>
-        <w:trPr>
-          <w:trHeight w:val="490"/>
-          <w:jc w:val="center"/>
-        </w:trPr>
-        <w:tc>
-          <w:tcPr>
-            <w:tcW w:w="9936" w:type="dxa"/>
-            <w:tcMar>
-              <w:top w:w="60" w:type="dxa"/>
-              <w:left w:w="100" w:type="dxa"/>
-              <w:bottom w:w="60" w:type="dxa"/>
-              <w:right w:w="100" w:type="dxa"/>
-            </w:tcMar>
-          </w:tcPr>
-          <w:p>
-            <w:pPr>
-              <w:rPr>
-                <w:rFonts w:hint="eastAsia"/>
-              </w:rPr>
-            </w:pPr>
-          </w:p>
-        </w:tc>
-      </w:tr>
-      <w:tr>
-        <w:trPr>
-          <w:trHeight w:val="490"/>
-          <w:jc w:val="center"/>
-        </w:trPr>
-        <w:tc>
-          <w:tcPr>
-            <w:tcW w:w="9936" w:type="dxa"/>
-            <w:tcMar>
-              <w:top w:w="60" w:type="dxa"/>
-              <w:left w:w="100" w:type="dxa"/>
-              <w:bottom w:w="60" w:type="dxa"/>
-              <w:right w:w="100" w:type="dxa"/>
-            </w:tcMar>
-          </w:tcPr>
-          <w:p>
-            <w:pPr>
-              <w:rPr>
-                <w:rFonts w:hint="eastAsia"/>
-              </w:rPr>
-            </w:pPr>
-          </w:p>
-        </w:tc>
-      </w:tr>
-      <w:tr>
-        <w:trPr>
-          <w:trHeight w:val="490"/>
-          <w:jc w:val="center"/>
-        </w:trPr>
-        <w:tc>
-          <w:tcPr>
-            <w:tcW w:w="9936" w:type="dxa"/>
-            <w:tcMar>
-              <w:top w:w="60" w:type="dxa"/>
-              <w:left w:w="100" w:type="dxa"/>
-              <w:bottom w:w="60" w:type="dxa"/>
-              <w:right w:w="100" w:type="dxa"/>
-            </w:tcMar>
-          </w:tcPr>
-          <w:p>
-            <w:pPr>
-              <w:rPr>
-                <w:rFonts w:hint="eastAsia"/>
-              </w:rPr>
-            </w:pPr>
-          </w:p>
-        </w:tc>
-      </w:tr>
-      <w:tr>
-        <w:trPr>
-          <w:trHeight w:val="490"/>
-          <w:jc w:val="center"/>
-        </w:trPr>
-        <w:tc>
-          <w:tcPr>
-            <w:tcW w:w="9936" w:type="dxa"/>
-            <w:tcMar>
-              <w:top w:w="60" w:type="dxa"/>
-              <w:left w:w="100" w:type="dxa"/>
-              <w:bottom w:w="60" w:type="dxa"/>
-              <w:right w:w="100" w:type="dxa"/>
-            </w:tcMar>
-          </w:tcPr>
-          <w:p>
-            <w:pPr>
-              <w:rPr>
-                <w:rFonts w:hint="eastAsia"/>
-              </w:rPr>
-            </w:pPr>
-          </w:p>
-        </w:tc>
-      </w:tr>
-      <w:tr>
-        <w:trPr>
-          <w:trHeight w:val="490"/>
-          <w:jc w:val="center"/>
-        </w:trPr>
-        <w:tc>
-          <w:tcPr>
-            <w:tcW w:w="9936" w:type="dxa"/>
-            <w:tcMar>
-              <w:top w:w="60" w:type="dxa"/>
-              <w:left w:w="100" w:type="dxa"/>
-              <w:bottom w:w="60" w:type="dxa"/>
-              <w:right w:w="100" w:type="dxa"/>
-            </w:tcMar>
-          </w:tcPr>
-          <w:p>
-            <w:pPr>
-              <w:rPr>
-                <w:rFonts w:hint="eastAsia"/>
-              </w:rPr>
-            </w:pPr>
-          </w:p>
-        </w:tc>
-      </w:tr>
-      <w:tr>
-        <w:trPr>
-          <w:trHeight w:val="490"/>
-          <w:jc w:val="center"/>
-        </w:trPr>
-        <w:tc>
-          <w:tcPr>
-            <w:tcW w:w="9936" w:type="dxa"/>
-            <w:tcMar>
-              <w:top w:w="60" w:type="dxa"/>
-              <w:left w:w="100" w:type="dxa"/>
-              <w:bottom w:w="60" w:type="dxa"/>
-              <w:right w:w="100" w:type="dxa"/>
-            </w:tcMar>
-          </w:tcPr>
-          <w:p>
-            <w:pPr>
-              <w:rPr>
-                <w:rFonts w:hint="eastAsia"/>
-              </w:rPr>
-            </w:pPr>
-          </w:p>
-        </w:tc>
-      </w:tr>
-    </w:tbl>
     <w:p>
-      <w:pPr>
-        <w:rPr>
-          <w:rFonts w:hint="eastAsia"/>
-        </w:rPr>
-      </w:pPr>
       <w:r>
         <w:br w:type="page"/>
       </w:r>
@@ -8660,9 +4726,6 @@
     <w:p>
       <w:pPr>
         <w:spacing w:before="40" w:after="40"/>
-        <w:rPr>
-          <w:rFonts w:hint="eastAsia"/>
-        </w:rPr>
       </w:pPr>
       <w:r>
         <w:rPr>
@@ -8725,11 +4788,6 @@
             </w:tcMar>
           </w:tcPr>
           <w:p>
-            <w:pPr>
-              <w:rPr>
-                <w:rFonts w:hint="eastAsia"/>
-              </w:rPr>
-            </w:pPr>
             <w:r>
               <w:rPr>
                 <w:b/>
@@ -8743,9 +4801,6 @@
             <w:pPr>
               <w:pStyle w:val="ListBullet"/>
               <w:spacing w:after="60"/>
-              <w:rPr>
-                <w:rFonts w:hint="eastAsia"/>
-              </w:rPr>
             </w:pPr>
             <w:r>
               <w:rPr>
@@ -8759,9 +4814,6 @@
             <w:pPr>
               <w:pStyle w:val="ListBullet"/>
               <w:spacing w:after="60"/>
-              <w:rPr>
-                <w:rFonts w:hint="eastAsia"/>
-              </w:rPr>
             </w:pPr>
             <w:r>
               <w:rPr>
@@ -8775,9 +4827,6 @@
             <w:pPr>
               <w:pStyle w:val="ListBullet"/>
               <w:spacing w:after="60"/>
-              <w:rPr>
-                <w:rFonts w:hint="eastAsia"/>
-              </w:rPr>
             </w:pPr>
             <w:r>
               <w:rPr>
@@ -8790,13 +4839,7 @@
         </w:tc>
       </w:tr>
     </w:tbl>
-    <w:p>
-      <w:pPr>
-        <w:rPr>
-          <w:rFonts w:hint="eastAsia"/>
-        </w:rPr>
-      </w:pPr>
-    </w:p>
+    <w:p/>
     <w:p>
       <w:pPr>
         <w:pStyle w:val="Heading2"/>
@@ -8835,11 +4878,6 @@
             <w:shd w:val="clear" w:color="auto" w:fill="9E1B22"/>
           </w:tcPr>
           <w:p>
-            <w:pPr>
-              <w:rPr>
-                <w:rFonts w:hint="eastAsia"/>
-              </w:rPr>
-            </w:pPr>
             <w:r>
               <w:rPr>
                 <w:b/>
@@ -8855,11 +4893,6 @@
             <w:shd w:val="clear" w:color="auto" w:fill="9E1B22"/>
           </w:tcPr>
           <w:p>
-            <w:pPr>
-              <w:rPr>
-                <w:rFonts w:hint="eastAsia"/>
-              </w:rPr>
-            </w:pPr>
             <w:r>
               <w:rPr>
                 <w:b/>
@@ -8875,11 +4908,6 @@
             <w:shd w:val="clear" w:color="auto" w:fill="9E1B22"/>
           </w:tcPr>
           <w:p>
-            <w:pPr>
-              <w:rPr>
-                <w:rFonts w:hint="eastAsia"/>
-              </w:rPr>
-            </w:pPr>
             <w:r>
               <w:rPr>
                 <w:b/>
@@ -8895,11 +4923,6 @@
             <w:shd w:val="clear" w:color="auto" w:fill="9E1B22"/>
           </w:tcPr>
           <w:p>
-            <w:pPr>
-              <w:rPr>
-                <w:rFonts w:hint="eastAsia"/>
-              </w:rPr>
-            </w:pPr>
             <w:r>
               <w:rPr>
                 <w:b/>
@@ -8925,11 +4948,6 @@
             </w:tcMar>
           </w:tcPr>
           <w:p>
-            <w:pPr>
-              <w:rPr>
-                <w:rFonts w:hint="eastAsia"/>
-              </w:rPr>
-            </w:pPr>
             <w:r>
               <w:t>[Risk]</w:t>
             </w:r>
@@ -8946,11 +4964,6 @@
             </w:tcMar>
           </w:tcPr>
           <w:p>
-            <w:pPr>
-              <w:rPr>
-                <w:rFonts w:hint="eastAsia"/>
-              </w:rPr>
-            </w:pPr>
             <w:r>
               <w:t>Low / Med / High</w:t>
             </w:r>
@@ -8967,11 +4980,6 @@
             </w:tcMar>
           </w:tcPr>
           <w:p>
-            <w:pPr>
-              <w:rPr>
-                <w:rFonts w:hint="eastAsia"/>
-              </w:rPr>
-            </w:pPr>
             <w:r>
               <w:t>Low / Med / High</w:t>
             </w:r>
@@ -8988,11 +4996,6 @@
             </w:tcMar>
           </w:tcPr>
           <w:p>
-            <w:pPr>
-              <w:rPr>
-                <w:rFonts w:hint="eastAsia"/>
-              </w:rPr>
-            </w:pPr>
             <w:r>
               <w:t>[Action]</w:t>
             </w:r>
@@ -9014,11 +5017,6 @@
             </w:tcMar>
           </w:tcPr>
           <w:p>
-            <w:pPr>
-              <w:rPr>
-                <w:rFonts w:hint="eastAsia"/>
-              </w:rPr>
-            </w:pPr>
             <w:r>
               <w:t>[Risk]</w:t>
             </w:r>
@@ -9035,11 +5033,6 @@
             </w:tcMar>
           </w:tcPr>
           <w:p>
-            <w:pPr>
-              <w:rPr>
-                <w:rFonts w:hint="eastAsia"/>
-              </w:rPr>
-            </w:pPr>
             <w:r>
               <w:t>Low / Med / High</w:t>
             </w:r>
@@ -9056,11 +5049,6 @@
             </w:tcMar>
           </w:tcPr>
           <w:p>
-            <w:pPr>
-              <w:rPr>
-                <w:rFonts w:hint="eastAsia"/>
-              </w:rPr>
-            </w:pPr>
             <w:r>
               <w:t>Low / Med / High</w:t>
             </w:r>
@@ -9077,11 +5065,6 @@
             </w:tcMar>
           </w:tcPr>
           <w:p>
-            <w:pPr>
-              <w:rPr>
-                <w:rFonts w:hint="eastAsia"/>
-              </w:rPr>
-            </w:pPr>
             <w:r>
               <w:t>[Action]</w:t>
             </w:r>
@@ -9097,127 +5080,7 @@
         <w:t>Student content</w:t>
       </w:r>
     </w:p>
-    <w:tbl>
-      <w:tblPr>
-        <w:tblW w:w="0" w:type="auto"/>
-        <w:jc w:val="center"/>
-        <w:tblBorders>
-          <w:top w:val="single" w:sz="4" w:space="0" w:color="D7DBE0"/>
-          <w:left w:val="single" w:sz="4" w:space="0" w:color="D7DBE0"/>
-          <w:bottom w:val="single" w:sz="4" w:space="0" w:color="D7DBE0"/>
-          <w:right w:val="single" w:sz="4" w:space="0" w:color="D7DBE0"/>
-          <w:insideH w:val="single" w:sz="4" w:space="0" w:color="D7DBE0"/>
-          <w:insideV w:val="single" w:sz="4" w:space="0" w:color="D7DBE0"/>
-        </w:tblBorders>
-        <w:tblLayout w:type="fixed"/>
-        <w:tblLook w:val="04A0" w:firstRow="1" w:lastRow="0" w:firstColumn="1" w:lastColumn="0" w:noHBand="0" w:noVBand="1"/>
-      </w:tblPr>
-      <w:tblGrid>
-        <w:gridCol w:w="9936"/>
-      </w:tblGrid>
-      <w:tr>
-        <w:trPr>
-          <w:trHeight w:val="490"/>
-          <w:jc w:val="center"/>
-        </w:trPr>
-        <w:tc>
-          <w:tcPr>
-            <w:tcW w:w="9936" w:type="dxa"/>
-            <w:tcMar>
-              <w:top w:w="60" w:type="dxa"/>
-              <w:left w:w="100" w:type="dxa"/>
-              <w:bottom w:w="60" w:type="dxa"/>
-              <w:right w:w="100" w:type="dxa"/>
-            </w:tcMar>
-          </w:tcPr>
-          <w:p>
-            <w:pPr>
-              <w:rPr>
-                <w:rFonts w:hint="eastAsia"/>
-              </w:rPr>
-            </w:pPr>
-          </w:p>
-        </w:tc>
-      </w:tr>
-      <w:tr>
-        <w:trPr>
-          <w:trHeight w:val="490"/>
-          <w:jc w:val="center"/>
-        </w:trPr>
-        <w:tc>
-          <w:tcPr>
-            <w:tcW w:w="9936" w:type="dxa"/>
-            <w:tcMar>
-              <w:top w:w="60" w:type="dxa"/>
-              <w:left w:w="100" w:type="dxa"/>
-              <w:bottom w:w="60" w:type="dxa"/>
-              <w:right w:w="100" w:type="dxa"/>
-            </w:tcMar>
-          </w:tcPr>
-          <w:p>
-            <w:pPr>
-              <w:rPr>
-                <w:rFonts w:hint="eastAsia"/>
-              </w:rPr>
-            </w:pPr>
-          </w:p>
-        </w:tc>
-      </w:tr>
-      <w:tr>
-        <w:trPr>
-          <w:trHeight w:val="490"/>
-          <w:jc w:val="center"/>
-        </w:trPr>
-        <w:tc>
-          <w:tcPr>
-            <w:tcW w:w="9936" w:type="dxa"/>
-            <w:tcMar>
-              <w:top w:w="60" w:type="dxa"/>
-              <w:left w:w="100" w:type="dxa"/>
-              <w:bottom w:w="60" w:type="dxa"/>
-              <w:right w:w="100" w:type="dxa"/>
-            </w:tcMar>
-          </w:tcPr>
-          <w:p>
-            <w:pPr>
-              <w:rPr>
-                <w:rFonts w:hint="eastAsia"/>
-              </w:rPr>
-            </w:pPr>
-          </w:p>
-        </w:tc>
-      </w:tr>
-      <w:tr>
-        <w:trPr>
-          <w:trHeight w:val="490"/>
-          <w:jc w:val="center"/>
-        </w:trPr>
-        <w:tc>
-          <w:tcPr>
-            <w:tcW w:w="9936" w:type="dxa"/>
-            <w:tcMar>
-              <w:top w:w="60" w:type="dxa"/>
-              <w:left w:w="100" w:type="dxa"/>
-              <w:bottom w:w="60" w:type="dxa"/>
-              <w:right w:w="100" w:type="dxa"/>
-            </w:tcMar>
-          </w:tcPr>
-          <w:p>
-            <w:pPr>
-              <w:rPr>
-                <w:rFonts w:hint="eastAsia"/>
-              </w:rPr>
-            </w:pPr>
-          </w:p>
-        </w:tc>
-      </w:tr>
-    </w:tbl>
     <w:p>
-      <w:pPr>
-        <w:rPr>
-          <w:rFonts w:hint="eastAsia"/>
-        </w:rPr>
-      </w:pPr>
       <w:r>
         <w:br w:type="page"/>
       </w:r>
@@ -9225,9 +5088,6 @@
     <w:p>
       <w:pPr>
         <w:spacing w:before="40" w:after="40"/>
-        <w:rPr>
-          <w:rFonts w:hint="eastAsia"/>
-        </w:rPr>
       </w:pPr>
       <w:r>
         <w:rPr>
@@ -9290,11 +5150,6 @@
             </w:tcMar>
           </w:tcPr>
           <w:p>
-            <w:pPr>
-              <w:rPr>
-                <w:rFonts w:hint="eastAsia"/>
-              </w:rPr>
-            </w:pPr>
             <w:r>
               <w:rPr>
                 <w:b/>
@@ -9308,9 +5163,6 @@
             <w:pPr>
               <w:pStyle w:val="ListBullet"/>
               <w:spacing w:after="60"/>
-              <w:rPr>
-                <w:rFonts w:hint="eastAsia"/>
-              </w:rPr>
             </w:pPr>
             <w:r>
               <w:rPr>
@@ -9324,9 +5176,6 @@
             <w:pPr>
               <w:pStyle w:val="ListBullet"/>
               <w:spacing w:after="60"/>
-              <w:rPr>
-                <w:rFonts w:hint="eastAsia"/>
-              </w:rPr>
             </w:pPr>
             <w:r>
               <w:rPr>
@@ -9340,9 +5189,6 @@
             <w:pPr>
               <w:pStyle w:val="ListBullet"/>
               <w:spacing w:after="60"/>
-              <w:rPr>
-                <w:rFonts w:hint="eastAsia"/>
-              </w:rPr>
             </w:pPr>
             <w:r>
               <w:rPr>
@@ -9355,13 +5201,7 @@
         </w:tc>
       </w:tr>
     </w:tbl>
-    <w:p>
-      <w:pPr>
-        <w:rPr>
-          <w:rFonts w:hint="eastAsia"/>
-        </w:rPr>
-      </w:pPr>
-    </w:p>
+    <w:p/>
     <w:p>
       <w:pPr>
         <w:pStyle w:val="Heading2"/>
@@ -9370,223 +5210,7 @@
         <w:t>Student content</w:t>
       </w:r>
     </w:p>
-    <w:tbl>
-      <w:tblPr>
-        <w:tblW w:w="0" w:type="auto"/>
-        <w:jc w:val="center"/>
-        <w:tblBorders>
-          <w:top w:val="single" w:sz="4" w:space="0" w:color="D7DBE0"/>
-          <w:left w:val="single" w:sz="4" w:space="0" w:color="D7DBE0"/>
-          <w:bottom w:val="single" w:sz="4" w:space="0" w:color="D7DBE0"/>
-          <w:right w:val="single" w:sz="4" w:space="0" w:color="D7DBE0"/>
-          <w:insideH w:val="single" w:sz="4" w:space="0" w:color="D7DBE0"/>
-          <w:insideV w:val="single" w:sz="4" w:space="0" w:color="D7DBE0"/>
-        </w:tblBorders>
-        <w:tblLayout w:type="fixed"/>
-        <w:tblLook w:val="04A0" w:firstRow="1" w:lastRow="0" w:firstColumn="1" w:lastColumn="0" w:noHBand="0" w:noVBand="1"/>
-      </w:tblPr>
-      <w:tblGrid>
-        <w:gridCol w:w="9936"/>
-      </w:tblGrid>
-      <w:tr>
-        <w:trPr>
-          <w:trHeight w:val="490"/>
-          <w:jc w:val="center"/>
-        </w:trPr>
-        <w:tc>
-          <w:tcPr>
-            <w:tcW w:w="9936" w:type="dxa"/>
-            <w:tcMar>
-              <w:top w:w="60" w:type="dxa"/>
-              <w:left w:w="100" w:type="dxa"/>
-              <w:bottom w:w="60" w:type="dxa"/>
-              <w:right w:w="100" w:type="dxa"/>
-            </w:tcMar>
-          </w:tcPr>
-          <w:p>
-            <w:pPr>
-              <w:rPr>
-                <w:rFonts w:hint="eastAsia"/>
-              </w:rPr>
-            </w:pPr>
-          </w:p>
-        </w:tc>
-      </w:tr>
-      <w:tr>
-        <w:trPr>
-          <w:trHeight w:val="490"/>
-          <w:jc w:val="center"/>
-        </w:trPr>
-        <w:tc>
-          <w:tcPr>
-            <w:tcW w:w="9936" w:type="dxa"/>
-            <w:tcMar>
-              <w:top w:w="60" w:type="dxa"/>
-              <w:left w:w="100" w:type="dxa"/>
-              <w:bottom w:w="60" w:type="dxa"/>
-              <w:right w:w="100" w:type="dxa"/>
-            </w:tcMar>
-          </w:tcPr>
-          <w:p>
-            <w:pPr>
-              <w:rPr>
-                <w:rFonts w:hint="eastAsia"/>
-              </w:rPr>
-            </w:pPr>
-          </w:p>
-        </w:tc>
-      </w:tr>
-      <w:tr>
-        <w:trPr>
-          <w:trHeight w:val="490"/>
-          <w:jc w:val="center"/>
-        </w:trPr>
-        <w:tc>
-          <w:tcPr>
-            <w:tcW w:w="9936" w:type="dxa"/>
-            <w:tcMar>
-              <w:top w:w="60" w:type="dxa"/>
-              <w:left w:w="100" w:type="dxa"/>
-              <w:bottom w:w="60" w:type="dxa"/>
-              <w:right w:w="100" w:type="dxa"/>
-            </w:tcMar>
-          </w:tcPr>
-          <w:p>
-            <w:pPr>
-              <w:rPr>
-                <w:rFonts w:hint="eastAsia"/>
-              </w:rPr>
-            </w:pPr>
-          </w:p>
-        </w:tc>
-      </w:tr>
-      <w:tr>
-        <w:trPr>
-          <w:trHeight w:val="490"/>
-          <w:jc w:val="center"/>
-        </w:trPr>
-        <w:tc>
-          <w:tcPr>
-            <w:tcW w:w="9936" w:type="dxa"/>
-            <w:tcMar>
-              <w:top w:w="60" w:type="dxa"/>
-              <w:left w:w="100" w:type="dxa"/>
-              <w:bottom w:w="60" w:type="dxa"/>
-              <w:right w:w="100" w:type="dxa"/>
-            </w:tcMar>
-          </w:tcPr>
-          <w:p>
-            <w:pPr>
-              <w:rPr>
-                <w:rFonts w:hint="eastAsia"/>
-              </w:rPr>
-            </w:pPr>
-          </w:p>
-        </w:tc>
-      </w:tr>
-      <w:tr>
-        <w:trPr>
-          <w:trHeight w:val="490"/>
-          <w:jc w:val="center"/>
-        </w:trPr>
-        <w:tc>
-          <w:tcPr>
-            <w:tcW w:w="9936" w:type="dxa"/>
-            <w:tcMar>
-              <w:top w:w="60" w:type="dxa"/>
-              <w:left w:w="100" w:type="dxa"/>
-              <w:bottom w:w="60" w:type="dxa"/>
-              <w:right w:w="100" w:type="dxa"/>
-            </w:tcMar>
-          </w:tcPr>
-          <w:p>
-            <w:pPr>
-              <w:rPr>
-                <w:rFonts w:hint="eastAsia"/>
-              </w:rPr>
-            </w:pPr>
-          </w:p>
-        </w:tc>
-      </w:tr>
-      <w:tr>
-        <w:trPr>
-          <w:trHeight w:val="490"/>
-          <w:jc w:val="center"/>
-        </w:trPr>
-        <w:tc>
-          <w:tcPr>
-            <w:tcW w:w="9936" w:type="dxa"/>
-            <w:tcMar>
-              <w:top w:w="60" w:type="dxa"/>
-              <w:left w:w="100" w:type="dxa"/>
-              <w:bottom w:w="60" w:type="dxa"/>
-              <w:right w:w="100" w:type="dxa"/>
-            </w:tcMar>
-          </w:tcPr>
-          <w:p>
-            <w:pPr>
-              <w:rPr>
-                <w:rFonts w:hint="eastAsia"/>
-              </w:rPr>
-            </w:pPr>
-          </w:p>
-        </w:tc>
-      </w:tr>
-      <w:tr>
-        <w:trPr>
-          <w:trHeight w:val="490"/>
-          <w:jc w:val="center"/>
-        </w:trPr>
-        <w:tc>
-          <w:tcPr>
-            <w:tcW w:w="9936" w:type="dxa"/>
-            <w:tcMar>
-              <w:top w:w="60" w:type="dxa"/>
-              <w:left w:w="100" w:type="dxa"/>
-              <w:bottom w:w="60" w:type="dxa"/>
-              <w:right w:w="100" w:type="dxa"/>
-            </w:tcMar>
-          </w:tcPr>
-          <w:p>
-            <w:pPr>
-              <w:rPr>
-                <w:rFonts w:hint="eastAsia"/>
-              </w:rPr>
-            </w:pPr>
-          </w:p>
-        </w:tc>
-      </w:tr>
-      <w:tr>
-        <w:trPr>
-          <w:trHeight w:val="490"/>
-          <w:jc w:val="center"/>
-        </w:trPr>
-        <w:tc>
-          <w:tcPr>
-            <w:tcW w:w="9936" w:type="dxa"/>
-            <w:tcMar>
-              <w:top w:w="60" w:type="dxa"/>
-              <w:left w:w="100" w:type="dxa"/>
-              <w:bottom w:w="60" w:type="dxa"/>
-              <w:right w:w="100" w:type="dxa"/>
-            </w:tcMar>
-          </w:tcPr>
-          <w:p>
-            <w:pPr>
-              <w:rPr>
-                <w:rFonts w:hint="eastAsia"/>
-              </w:rPr>
-            </w:pPr>
-          </w:p>
-        </w:tc>
-      </w:tr>
-    </w:tbl>
     <w:p>
-      <w:pPr>
-        <w:rPr>
-          <w:rFonts w:hint="eastAsia"/>
-        </w:rPr>
-      </w:pPr>
       <w:r>
         <w:br w:type="page"/>
       </w:r>
@@ -9594,9 +5218,6 @@
     <w:p>
       <w:pPr>
         <w:spacing w:before="40" w:after="40"/>
-        <w:rPr>
-          <w:rFonts w:hint="eastAsia"/>
-        </w:rPr>
       </w:pPr>
       <w:r>
         <w:rPr>
@@ -9659,11 +5280,6 @@
             </w:tcMar>
           </w:tcPr>
           <w:p>
-            <w:pPr>
-              <w:rPr>
-                <w:rFonts w:hint="eastAsia"/>
-              </w:rPr>
-            </w:pPr>
             <w:r>
               <w:rPr>
                 <w:b/>
@@ -9677,9 +5293,6 @@
             <w:pPr>
               <w:pStyle w:val="ListBullet"/>
               <w:spacing w:after="60"/>
-              <w:rPr>
-                <w:rFonts w:hint="eastAsia"/>
-              </w:rPr>
             </w:pPr>
             <w:r>
               <w:rPr>
@@ -9693,9 +5306,6 @@
             <w:pPr>
               <w:pStyle w:val="ListBullet"/>
               <w:spacing w:after="60"/>
-              <w:rPr>
-                <w:rFonts w:hint="eastAsia"/>
-              </w:rPr>
             </w:pPr>
             <w:r>
               <w:rPr>
@@ -9709,9 +5319,6 @@
             <w:pPr>
               <w:pStyle w:val="ListBullet"/>
               <w:spacing w:after="60"/>
-              <w:rPr>
-                <w:rFonts w:hint="eastAsia"/>
-              </w:rPr>
             </w:pPr>
             <w:r>
               <w:rPr>
@@ -9724,13 +5331,7 @@
         </w:tc>
       </w:tr>
     </w:tbl>
-    <w:p>
-      <w:pPr>
-        <w:rPr>
-          <w:rFonts w:hint="eastAsia"/>
-        </w:rPr>
-      </w:pPr>
-    </w:p>
+    <w:p/>
     <w:p>
       <w:pPr>
         <w:pStyle w:val="Heading2"/>
@@ -9739,199 +5340,7 @@
         <w:t>Student content</w:t>
       </w:r>
     </w:p>
-    <w:tbl>
-      <w:tblPr>
-        <w:tblW w:w="0" w:type="auto"/>
-        <w:jc w:val="center"/>
-        <w:tblBorders>
-          <w:top w:val="single" w:sz="4" w:space="0" w:color="D7DBE0"/>
-          <w:left w:val="single" w:sz="4" w:space="0" w:color="D7DBE0"/>
-          <w:bottom w:val="single" w:sz="4" w:space="0" w:color="D7DBE0"/>
-          <w:right w:val="single" w:sz="4" w:space="0" w:color="D7DBE0"/>
-          <w:insideH w:val="single" w:sz="4" w:space="0" w:color="D7DBE0"/>
-          <w:insideV w:val="single" w:sz="4" w:space="0" w:color="D7DBE0"/>
-        </w:tblBorders>
-        <w:tblLayout w:type="fixed"/>
-        <w:tblLook w:val="04A0" w:firstRow="1" w:lastRow="0" w:firstColumn="1" w:lastColumn="0" w:noHBand="0" w:noVBand="1"/>
-      </w:tblPr>
-      <w:tblGrid>
-        <w:gridCol w:w="9936"/>
-      </w:tblGrid>
-      <w:tr>
-        <w:trPr>
-          <w:trHeight w:val="490"/>
-          <w:jc w:val="center"/>
-        </w:trPr>
-        <w:tc>
-          <w:tcPr>
-            <w:tcW w:w="9936" w:type="dxa"/>
-            <w:tcMar>
-              <w:top w:w="60" w:type="dxa"/>
-              <w:left w:w="100" w:type="dxa"/>
-              <w:bottom w:w="60" w:type="dxa"/>
-              <w:right w:w="100" w:type="dxa"/>
-            </w:tcMar>
-          </w:tcPr>
-          <w:p>
-            <w:pPr>
-              <w:rPr>
-                <w:rFonts w:hint="eastAsia"/>
-              </w:rPr>
-            </w:pPr>
-          </w:p>
-        </w:tc>
-      </w:tr>
-      <w:tr>
-        <w:trPr>
-          <w:trHeight w:val="490"/>
-          <w:jc w:val="center"/>
-        </w:trPr>
-        <w:tc>
-          <w:tcPr>
-            <w:tcW w:w="9936" w:type="dxa"/>
-            <w:tcMar>
-              <w:top w:w="60" w:type="dxa"/>
-              <w:left w:w="100" w:type="dxa"/>
-              <w:bottom w:w="60" w:type="dxa"/>
-              <w:right w:w="100" w:type="dxa"/>
-            </w:tcMar>
-          </w:tcPr>
-          <w:p>
-            <w:pPr>
-              <w:rPr>
-                <w:rFonts w:hint="eastAsia"/>
-              </w:rPr>
-            </w:pPr>
-          </w:p>
-        </w:tc>
-      </w:tr>
-      <w:tr>
-        <w:trPr>
-          <w:trHeight w:val="490"/>
-          <w:jc w:val="center"/>
-        </w:trPr>
-        <w:tc>
-          <w:tcPr>
-            <w:tcW w:w="9936" w:type="dxa"/>
-            <w:tcMar>
-              <w:top w:w="60" w:type="dxa"/>
-              <w:left w:w="100" w:type="dxa"/>
-              <w:bottom w:w="60" w:type="dxa"/>
-              <w:right w:w="100" w:type="dxa"/>
-            </w:tcMar>
-          </w:tcPr>
-          <w:p>
-            <w:pPr>
-              <w:rPr>
-                <w:rFonts w:hint="eastAsia"/>
-              </w:rPr>
-            </w:pPr>
-          </w:p>
-        </w:tc>
-      </w:tr>
-      <w:tr>
-        <w:trPr>
-          <w:trHeight w:val="490"/>
-          <w:jc w:val="center"/>
-        </w:trPr>
-        <w:tc>
-          <w:tcPr>
-            <w:tcW w:w="9936" w:type="dxa"/>
-            <w:tcMar>
-              <w:top w:w="60" w:type="dxa"/>
-              <w:left w:w="100" w:type="dxa"/>
-              <w:bottom w:w="60" w:type="dxa"/>
-              <w:right w:w="100" w:type="dxa"/>
-            </w:tcMar>
-          </w:tcPr>
-          <w:p>
-            <w:pPr>
-              <w:rPr>
-                <w:rFonts w:hint="eastAsia"/>
-              </w:rPr>
-            </w:pPr>
-          </w:p>
-        </w:tc>
-      </w:tr>
-      <w:tr>
-        <w:trPr>
-          <w:trHeight w:val="490"/>
-          <w:jc w:val="center"/>
-        </w:trPr>
-        <w:tc>
-          <w:tcPr>
-            <w:tcW w:w="9936" w:type="dxa"/>
-            <w:tcMar>
-              <w:top w:w="60" w:type="dxa"/>
-              <w:left w:w="100" w:type="dxa"/>
-              <w:bottom w:w="60" w:type="dxa"/>
-              <w:right w:w="100" w:type="dxa"/>
-            </w:tcMar>
-          </w:tcPr>
-          <w:p>
-            <w:pPr>
-              <w:rPr>
-                <w:rFonts w:hint="eastAsia"/>
-              </w:rPr>
-            </w:pPr>
-          </w:p>
-        </w:tc>
-      </w:tr>
-      <w:tr>
-        <w:trPr>
-          <w:trHeight w:val="490"/>
-          <w:jc w:val="center"/>
-        </w:trPr>
-        <w:tc>
-          <w:tcPr>
-            <w:tcW w:w="9936" w:type="dxa"/>
-            <w:tcMar>
-              <w:top w:w="60" w:type="dxa"/>
-              <w:left w:w="100" w:type="dxa"/>
-              <w:bottom w:w="60" w:type="dxa"/>
-              <w:right w:w="100" w:type="dxa"/>
-            </w:tcMar>
-          </w:tcPr>
-          <w:p>
-            <w:pPr>
-              <w:rPr>
-                <w:rFonts w:hint="eastAsia"/>
-              </w:rPr>
-            </w:pPr>
-          </w:p>
-        </w:tc>
-      </w:tr>
-      <w:tr>
-        <w:trPr>
-          <w:trHeight w:val="490"/>
-          <w:jc w:val="center"/>
-        </w:trPr>
-        <w:tc>
-          <w:tcPr>
-            <w:tcW w:w="9936" w:type="dxa"/>
-            <w:tcMar>
-              <w:top w:w="60" w:type="dxa"/>
-              <w:left w:w="100" w:type="dxa"/>
-              <w:bottom w:w="60" w:type="dxa"/>
-              <w:right w:w="100" w:type="dxa"/>
-            </w:tcMar>
-          </w:tcPr>
-          <w:p>
-            <w:pPr>
-              <w:rPr>
-                <w:rFonts w:hint="eastAsia"/>
-              </w:rPr>
-            </w:pPr>
-          </w:p>
-        </w:tc>
-      </w:tr>
-    </w:tbl>
     <w:p>
-      <w:pPr>
-        <w:rPr>
-          <w:rFonts w:hint="eastAsia"/>
-        </w:rPr>
-      </w:pPr>
       <w:r>
         <w:br w:type="page"/>
       </w:r>
@@ -9939,9 +5348,6 @@
     <w:p>
       <w:pPr>
         <w:spacing w:before="40" w:after="40"/>
-        <w:rPr>
-          <w:rFonts w:hint="eastAsia"/>
-        </w:rPr>
       </w:pPr>
       <w:r>
         <w:rPr>
@@ -10004,11 +5410,6 @@
             </w:tcMar>
           </w:tcPr>
           <w:p>
-            <w:pPr>
-              <w:rPr>
-                <w:rFonts w:hint="eastAsia"/>
-              </w:rPr>
-            </w:pPr>
             <w:r>
               <w:rPr>
                 <w:b/>
@@ -10022,9 +5423,6 @@
             <w:pPr>
               <w:pStyle w:val="ListBullet"/>
               <w:spacing w:after="60"/>
-              <w:rPr>
-                <w:rFonts w:hint="eastAsia"/>
-              </w:rPr>
             </w:pPr>
             <w:r>
               <w:rPr>
@@ -10038,9 +5436,6 @@
             <w:pPr>
               <w:pStyle w:val="ListBullet"/>
               <w:spacing w:after="60"/>
-              <w:rPr>
-                <w:rFonts w:hint="eastAsia"/>
-              </w:rPr>
             </w:pPr>
             <w:r>
               <w:rPr>
@@ -10054,9 +5449,6 @@
             <w:pPr>
               <w:pStyle w:val="ListBullet"/>
               <w:spacing w:after="60"/>
-              <w:rPr>
-                <w:rFonts w:hint="eastAsia"/>
-              </w:rPr>
             </w:pPr>
             <w:r>
               <w:rPr>
@@ -10069,13 +5461,7 @@
         </w:tc>
       </w:tr>
     </w:tbl>
-    <w:p>
-      <w:pPr>
-        <w:rPr>
-          <w:rFonts w:hint="eastAsia"/>
-        </w:rPr>
-      </w:pPr>
-    </w:p>
+    <w:p/>
     <w:p>
       <w:pPr>
         <w:pStyle w:val="Heading2"/>
@@ -10084,199 +5470,7 @@
         <w:t>Student content</w:t>
       </w:r>
     </w:p>
-    <w:tbl>
-      <w:tblPr>
-        <w:tblW w:w="0" w:type="auto"/>
-        <w:jc w:val="center"/>
-        <w:tblBorders>
-          <w:top w:val="single" w:sz="4" w:space="0" w:color="D7DBE0"/>
-          <w:left w:val="single" w:sz="4" w:space="0" w:color="D7DBE0"/>
-          <w:bottom w:val="single" w:sz="4" w:space="0" w:color="D7DBE0"/>
-          <w:right w:val="single" w:sz="4" w:space="0" w:color="D7DBE0"/>
-          <w:insideH w:val="single" w:sz="4" w:space="0" w:color="D7DBE0"/>
-          <w:insideV w:val="single" w:sz="4" w:space="0" w:color="D7DBE0"/>
-        </w:tblBorders>
-        <w:tblLayout w:type="fixed"/>
-        <w:tblLook w:val="04A0" w:firstRow="1" w:lastRow="0" w:firstColumn="1" w:lastColumn="0" w:noHBand="0" w:noVBand="1"/>
-      </w:tblPr>
-      <w:tblGrid>
-        <w:gridCol w:w="9936"/>
-      </w:tblGrid>
-      <w:tr>
-        <w:trPr>
-          <w:trHeight w:val="490"/>
-          <w:jc w:val="center"/>
-        </w:trPr>
-        <w:tc>
-          <w:tcPr>
-            <w:tcW w:w="9936" w:type="dxa"/>
-            <w:tcMar>
-              <w:top w:w="60" w:type="dxa"/>
-              <w:left w:w="100" w:type="dxa"/>
-              <w:bottom w:w="60" w:type="dxa"/>
-              <w:right w:w="100" w:type="dxa"/>
-            </w:tcMar>
-          </w:tcPr>
-          <w:p>
-            <w:pPr>
-              <w:rPr>
-                <w:rFonts w:hint="eastAsia"/>
-              </w:rPr>
-            </w:pPr>
-          </w:p>
-        </w:tc>
-      </w:tr>
-      <w:tr>
-        <w:trPr>
-          <w:trHeight w:val="490"/>
-          <w:jc w:val="center"/>
-        </w:trPr>
-        <w:tc>
-          <w:tcPr>
-            <w:tcW w:w="9936" w:type="dxa"/>
-            <w:tcMar>
-              <w:top w:w="60" w:type="dxa"/>
-              <w:left w:w="100" w:type="dxa"/>
-              <w:bottom w:w="60" w:type="dxa"/>
-              <w:right w:w="100" w:type="dxa"/>
-            </w:tcMar>
-          </w:tcPr>
-          <w:p>
-            <w:pPr>
-              <w:rPr>
-                <w:rFonts w:hint="eastAsia"/>
-              </w:rPr>
-            </w:pPr>
-          </w:p>
-        </w:tc>
-      </w:tr>
-      <w:tr>
-        <w:trPr>
-          <w:trHeight w:val="490"/>
-          <w:jc w:val="center"/>
-        </w:trPr>
-        <w:tc>
-          <w:tcPr>
-            <w:tcW w:w="9936" w:type="dxa"/>
-            <w:tcMar>
-              <w:top w:w="60" w:type="dxa"/>
-              <w:left w:w="100" w:type="dxa"/>
-              <w:bottom w:w="60" w:type="dxa"/>
-              <w:right w:w="100" w:type="dxa"/>
-            </w:tcMar>
-          </w:tcPr>
-          <w:p>
-            <w:pPr>
-              <w:rPr>
-                <w:rFonts w:hint="eastAsia"/>
-              </w:rPr>
-            </w:pPr>
-          </w:p>
-        </w:tc>
-      </w:tr>
-      <w:tr>
-        <w:trPr>
-          <w:trHeight w:val="490"/>
-          <w:jc w:val="center"/>
-        </w:trPr>
-        <w:tc>
-          <w:tcPr>
-            <w:tcW w:w="9936" w:type="dxa"/>
-            <w:tcMar>
-              <w:top w:w="60" w:type="dxa"/>
-              <w:left w:w="100" w:type="dxa"/>
-              <w:bottom w:w="60" w:type="dxa"/>
-              <w:right w:w="100" w:type="dxa"/>
-            </w:tcMar>
-          </w:tcPr>
-          <w:p>
-            <w:pPr>
-              <w:rPr>
-                <w:rFonts w:hint="eastAsia"/>
-              </w:rPr>
-            </w:pPr>
-          </w:p>
-        </w:tc>
-      </w:tr>
-      <w:tr>
-        <w:trPr>
-          <w:trHeight w:val="490"/>
-          <w:jc w:val="center"/>
-        </w:trPr>
-        <w:tc>
-          <w:tcPr>
-            <w:tcW w:w="9936" w:type="dxa"/>
-            <w:tcMar>
-              <w:top w:w="60" w:type="dxa"/>
-              <w:left w:w="100" w:type="dxa"/>
-              <w:bottom w:w="60" w:type="dxa"/>
-              <w:right w:w="100" w:type="dxa"/>
-            </w:tcMar>
-          </w:tcPr>
-          <w:p>
-            <w:pPr>
-              <w:rPr>
-                <w:rFonts w:hint="eastAsia"/>
-              </w:rPr>
-            </w:pPr>
-          </w:p>
-        </w:tc>
-      </w:tr>
-      <w:tr>
-        <w:trPr>
-          <w:trHeight w:val="490"/>
-          <w:jc w:val="center"/>
-        </w:trPr>
-        <w:tc>
-          <w:tcPr>
-            <w:tcW w:w="9936" w:type="dxa"/>
-            <w:tcMar>
-              <w:top w:w="60" w:type="dxa"/>
-              <w:left w:w="100" w:type="dxa"/>
-              <w:bottom w:w="60" w:type="dxa"/>
-              <w:right w:w="100" w:type="dxa"/>
-            </w:tcMar>
-          </w:tcPr>
-          <w:p>
-            <w:pPr>
-              <w:rPr>
-                <w:rFonts w:hint="eastAsia"/>
-              </w:rPr>
-            </w:pPr>
-          </w:p>
-        </w:tc>
-      </w:tr>
-      <w:tr>
-        <w:trPr>
-          <w:trHeight w:val="490"/>
-          <w:jc w:val="center"/>
-        </w:trPr>
-        <w:tc>
-          <w:tcPr>
-            <w:tcW w:w="9936" w:type="dxa"/>
-            <w:tcMar>
-              <w:top w:w="60" w:type="dxa"/>
-              <w:left w:w="100" w:type="dxa"/>
-              <w:bottom w:w="60" w:type="dxa"/>
-              <w:right w:w="100" w:type="dxa"/>
-            </w:tcMar>
-          </w:tcPr>
-          <w:p>
-            <w:pPr>
-              <w:rPr>
-                <w:rFonts w:hint="eastAsia"/>
-              </w:rPr>
-            </w:pPr>
-          </w:p>
-        </w:tc>
-      </w:tr>
-    </w:tbl>
     <w:p>
-      <w:pPr>
-        <w:rPr>
-          <w:rFonts w:hint="eastAsia"/>
-        </w:rPr>
-      </w:pPr>
       <w:r>
         <w:br w:type="page"/>
       </w:r>
@@ -10284,9 +5478,6 @@
     <w:p>
       <w:pPr>
         <w:spacing w:before="40" w:after="40"/>
-        <w:rPr>
-          <w:rFonts w:hint="eastAsia"/>
-        </w:rPr>
       </w:pPr>
       <w:r>
         <w:rPr>
@@ -10349,11 +5540,6 @@
             </w:tcMar>
           </w:tcPr>
           <w:p>
-            <w:pPr>
-              <w:rPr>
-                <w:rFonts w:hint="eastAsia"/>
-              </w:rPr>
-            </w:pPr>
             <w:r>
               <w:rPr>
                 <w:b/>
@@ -10367,9 +5553,6 @@
             <w:pPr>
               <w:pStyle w:val="ListBullet"/>
               <w:spacing w:after="60"/>
-              <w:rPr>
-                <w:rFonts w:hint="eastAsia"/>
-              </w:rPr>
             </w:pPr>
             <w:r>
               <w:rPr>
@@ -10383,9 +5566,6 @@
             <w:pPr>
               <w:pStyle w:val="ListBullet"/>
               <w:spacing w:after="60"/>
-              <w:rPr>
-                <w:rFonts w:hint="eastAsia"/>
-              </w:rPr>
             </w:pPr>
             <w:r>
               <w:rPr>
@@ -10399,9 +5579,6 @@
             <w:pPr>
               <w:pStyle w:val="ListBullet"/>
               <w:spacing w:after="60"/>
-              <w:rPr>
-                <w:rFonts w:hint="eastAsia"/>
-              </w:rPr>
             </w:pPr>
             <w:r>
               <w:rPr>
@@ -10414,13 +5591,7 @@
         </w:tc>
       </w:tr>
     </w:tbl>
-    <w:p>
-      <w:pPr>
-        <w:rPr>
-          <w:rFonts w:hint="eastAsia"/>
-        </w:rPr>
-      </w:pPr>
-    </w:p>
+    <w:p/>
     <w:p>
       <w:pPr>
         <w:pStyle w:val="Heading2"/>
@@ -10429,199 +5600,7 @@
         <w:t>Student content</w:t>
       </w:r>
     </w:p>
-    <w:tbl>
-      <w:tblPr>
-        <w:tblW w:w="0" w:type="auto"/>
-        <w:jc w:val="center"/>
-        <w:tblBorders>
-          <w:top w:val="single" w:sz="4" w:space="0" w:color="D7DBE0"/>
-          <w:left w:val="single" w:sz="4" w:space="0" w:color="D7DBE0"/>
-          <w:bottom w:val="single" w:sz="4" w:space="0" w:color="D7DBE0"/>
-          <w:right w:val="single" w:sz="4" w:space="0" w:color="D7DBE0"/>
-          <w:insideH w:val="single" w:sz="4" w:space="0" w:color="D7DBE0"/>
-          <w:insideV w:val="single" w:sz="4" w:space="0" w:color="D7DBE0"/>
-        </w:tblBorders>
-        <w:tblLayout w:type="fixed"/>
-        <w:tblLook w:val="04A0" w:firstRow="1" w:lastRow="0" w:firstColumn="1" w:lastColumn="0" w:noHBand="0" w:noVBand="1"/>
-      </w:tblPr>
-      <w:tblGrid>
-        <w:gridCol w:w="9936"/>
-      </w:tblGrid>
-      <w:tr>
-        <w:trPr>
-          <w:trHeight w:val="490"/>
-          <w:jc w:val="center"/>
-        </w:trPr>
-        <w:tc>
-          <w:tcPr>
-            <w:tcW w:w="9936" w:type="dxa"/>
-            <w:tcMar>
-              <w:top w:w="60" w:type="dxa"/>
-              <w:left w:w="100" w:type="dxa"/>
-              <w:bottom w:w="60" w:type="dxa"/>
-              <w:right w:w="100" w:type="dxa"/>
-            </w:tcMar>
-          </w:tcPr>
-          <w:p>
-            <w:pPr>
-              <w:rPr>
-                <w:rFonts w:hint="eastAsia"/>
-              </w:rPr>
-            </w:pPr>
-          </w:p>
-        </w:tc>
-      </w:tr>
-      <w:tr>
-        <w:trPr>
-          <w:trHeight w:val="490"/>
-          <w:jc w:val="center"/>
-        </w:trPr>
-        <w:tc>
-          <w:tcPr>
-            <w:tcW w:w="9936" w:type="dxa"/>
-            <w:tcMar>
-              <w:top w:w="60" w:type="dxa"/>
-              <w:left w:w="100" w:type="dxa"/>
-              <w:bottom w:w="60" w:type="dxa"/>
-              <w:right w:w="100" w:type="dxa"/>
-            </w:tcMar>
-          </w:tcPr>
-          <w:p>
-            <w:pPr>
-              <w:rPr>
-                <w:rFonts w:hint="eastAsia"/>
-              </w:rPr>
-            </w:pPr>
-          </w:p>
-        </w:tc>
-      </w:tr>
-      <w:tr>
-        <w:trPr>
-          <w:trHeight w:val="490"/>
-          <w:jc w:val="center"/>
-        </w:trPr>
-        <w:tc>
-          <w:tcPr>
-            <w:tcW w:w="9936" w:type="dxa"/>
-            <w:tcMar>
-              <w:top w:w="60" w:type="dxa"/>
-              <w:left w:w="100" w:type="dxa"/>
-              <w:bottom w:w="60" w:type="dxa"/>
-              <w:right w:w="100" w:type="dxa"/>
-            </w:tcMar>
-          </w:tcPr>
-          <w:p>
-            <w:pPr>
-              <w:rPr>
-                <w:rFonts w:hint="eastAsia"/>
-              </w:rPr>
-            </w:pPr>
-          </w:p>
-        </w:tc>
-      </w:tr>
-      <w:tr>
-        <w:trPr>
-          <w:trHeight w:val="490"/>
-          <w:jc w:val="center"/>
-        </w:trPr>
-        <w:tc>
-          <w:tcPr>
-            <w:tcW w:w="9936" w:type="dxa"/>
-            <w:tcMar>
-              <w:top w:w="60" w:type="dxa"/>
-              <w:left w:w="100" w:type="dxa"/>
-              <w:bottom w:w="60" w:type="dxa"/>
-              <w:right w:w="100" w:type="dxa"/>
-            </w:tcMar>
-          </w:tcPr>
-          <w:p>
-            <w:pPr>
-              <w:rPr>
-                <w:rFonts w:hint="eastAsia"/>
-              </w:rPr>
-            </w:pPr>
-          </w:p>
-        </w:tc>
-      </w:tr>
-      <w:tr>
-        <w:trPr>
-          <w:trHeight w:val="490"/>
-          <w:jc w:val="center"/>
-        </w:trPr>
-        <w:tc>
-          <w:tcPr>
-            <w:tcW w:w="9936" w:type="dxa"/>
-            <w:tcMar>
-              <w:top w:w="60" w:type="dxa"/>
-              <w:left w:w="100" w:type="dxa"/>
-              <w:bottom w:w="60" w:type="dxa"/>
-              <w:right w:w="100" w:type="dxa"/>
-            </w:tcMar>
-          </w:tcPr>
-          <w:p>
-            <w:pPr>
-              <w:rPr>
-                <w:rFonts w:hint="eastAsia"/>
-              </w:rPr>
-            </w:pPr>
-          </w:p>
-        </w:tc>
-      </w:tr>
-      <w:tr>
-        <w:trPr>
-          <w:trHeight w:val="490"/>
-          <w:jc w:val="center"/>
-        </w:trPr>
-        <w:tc>
-          <w:tcPr>
-            <w:tcW w:w="9936" w:type="dxa"/>
-            <w:tcMar>
-              <w:top w:w="60" w:type="dxa"/>
-              <w:left w:w="100" w:type="dxa"/>
-              <w:bottom w:w="60" w:type="dxa"/>
-              <w:right w:w="100" w:type="dxa"/>
-            </w:tcMar>
-          </w:tcPr>
-          <w:p>
-            <w:pPr>
-              <w:rPr>
-                <w:rFonts w:hint="eastAsia"/>
-              </w:rPr>
-            </w:pPr>
-          </w:p>
-        </w:tc>
-      </w:tr>
-      <w:tr>
-        <w:trPr>
-          <w:trHeight w:val="490"/>
-          <w:jc w:val="center"/>
-        </w:trPr>
-        <w:tc>
-          <w:tcPr>
-            <w:tcW w:w="9936" w:type="dxa"/>
-            <w:tcMar>
-              <w:top w:w="60" w:type="dxa"/>
-              <w:left w:w="100" w:type="dxa"/>
-              <w:bottom w:w="60" w:type="dxa"/>
-              <w:right w:w="100" w:type="dxa"/>
-            </w:tcMar>
-          </w:tcPr>
-          <w:p>
-            <w:pPr>
-              <w:rPr>
-                <w:rFonts w:hint="eastAsia"/>
-              </w:rPr>
-            </w:pPr>
-          </w:p>
-        </w:tc>
-      </w:tr>
-    </w:tbl>
     <w:p>
-      <w:pPr>
-        <w:rPr>
-          <w:rFonts w:hint="eastAsia"/>
-        </w:rPr>
-      </w:pPr>
       <w:r>
         <w:br w:type="page"/>
       </w:r>
@@ -10629,9 +5608,6 @@
     <w:p>
       <w:pPr>
         <w:spacing w:before="40" w:after="40"/>
-        <w:rPr>
-          <w:rFonts w:hint="eastAsia"/>
-        </w:rPr>
       </w:pPr>
       <w:r>
         <w:rPr>
@@ -10694,11 +5670,6 @@
             </w:tcMar>
           </w:tcPr>
           <w:p>
-            <w:pPr>
-              <w:rPr>
-                <w:rFonts w:hint="eastAsia"/>
-              </w:rPr>
-            </w:pPr>
             <w:r>
               <w:rPr>
                 <w:b/>
@@ -10712,9 +5683,6 @@
             <w:pPr>
               <w:pStyle w:val="ListBullet"/>
               <w:spacing w:after="60"/>
-              <w:rPr>
-                <w:rFonts w:hint="eastAsia"/>
-              </w:rPr>
             </w:pPr>
             <w:r>
               <w:rPr>
@@ -10728,9 +5696,6 @@
             <w:pPr>
               <w:pStyle w:val="ListBullet"/>
               <w:spacing w:after="60"/>
-              <w:rPr>
-                <w:rFonts w:hint="eastAsia"/>
-              </w:rPr>
             </w:pPr>
             <w:r>
               <w:rPr>
@@ -10744,9 +5709,6 @@
             <w:pPr>
               <w:pStyle w:val="ListBullet"/>
               <w:spacing w:after="60"/>
-              <w:rPr>
-                <w:rFonts w:hint="eastAsia"/>
-              </w:rPr>
             </w:pPr>
             <w:r>
               <w:rPr>
@@ -10759,13 +5721,7 @@
         </w:tc>
       </w:tr>
     </w:tbl>
-    <w:p>
-      <w:pPr>
-        <w:rPr>
-          <w:rFonts w:hint="eastAsia"/>
-        </w:rPr>
-      </w:pPr>
-    </w:p>
+    <w:p/>
     <w:p>
       <w:pPr>
         <w:pStyle w:val="Heading2"/>
@@ -10774,223 +5730,7 @@
         <w:t>Student content</w:t>
       </w:r>
     </w:p>
-    <w:tbl>
-      <w:tblPr>
-        <w:tblW w:w="0" w:type="auto"/>
-        <w:jc w:val="center"/>
-        <w:tblBorders>
-          <w:top w:val="single" w:sz="4" w:space="0" w:color="D7DBE0"/>
-          <w:left w:val="single" w:sz="4" w:space="0" w:color="D7DBE0"/>
-          <w:bottom w:val="single" w:sz="4" w:space="0" w:color="D7DBE0"/>
-          <w:right w:val="single" w:sz="4" w:space="0" w:color="D7DBE0"/>
-          <w:insideH w:val="single" w:sz="4" w:space="0" w:color="D7DBE0"/>
-          <w:insideV w:val="single" w:sz="4" w:space="0" w:color="D7DBE0"/>
-        </w:tblBorders>
-        <w:tblLayout w:type="fixed"/>
-        <w:tblLook w:val="04A0" w:firstRow="1" w:lastRow="0" w:firstColumn="1" w:lastColumn="0" w:noHBand="0" w:noVBand="1"/>
-      </w:tblPr>
-      <w:tblGrid>
-        <w:gridCol w:w="9936"/>
-      </w:tblGrid>
-      <w:tr>
-        <w:trPr>
-          <w:trHeight w:val="490"/>
-          <w:jc w:val="center"/>
-        </w:trPr>
-        <w:tc>
-          <w:tcPr>
-            <w:tcW w:w="9936" w:type="dxa"/>
-            <w:tcMar>
-              <w:top w:w="60" w:type="dxa"/>
-              <w:left w:w="100" w:type="dxa"/>
-              <w:bottom w:w="60" w:type="dxa"/>
-              <w:right w:w="100" w:type="dxa"/>
-            </w:tcMar>
-          </w:tcPr>
-          <w:p>
-            <w:pPr>
-              <w:rPr>
-                <w:rFonts w:hint="eastAsia"/>
-              </w:rPr>
-            </w:pPr>
-          </w:p>
-        </w:tc>
-      </w:tr>
-      <w:tr>
-        <w:trPr>
-          <w:trHeight w:val="490"/>
-          <w:jc w:val="center"/>
-        </w:trPr>
-        <w:tc>
-          <w:tcPr>
-            <w:tcW w:w="9936" w:type="dxa"/>
-            <w:tcMar>
-              <w:top w:w="60" w:type="dxa"/>
-              <w:left w:w="100" w:type="dxa"/>
-              <w:bottom w:w="60" w:type="dxa"/>
-              <w:right w:w="100" w:type="dxa"/>
-            </w:tcMar>
-          </w:tcPr>
-          <w:p>
-            <w:pPr>
-              <w:rPr>
-                <w:rFonts w:hint="eastAsia"/>
-              </w:rPr>
-            </w:pPr>
-          </w:p>
-        </w:tc>
-      </w:tr>
-      <w:tr>
-        <w:trPr>
-          <w:trHeight w:val="490"/>
-          <w:jc w:val="center"/>
-        </w:trPr>
-        <w:tc>
-          <w:tcPr>
-            <w:tcW w:w="9936" w:type="dxa"/>
-            <w:tcMar>
-              <w:top w:w="60" w:type="dxa"/>
-              <w:left w:w="100" w:type="dxa"/>
-              <w:bottom w:w="60" w:type="dxa"/>
-              <w:right w:w="100" w:type="dxa"/>
-            </w:tcMar>
-          </w:tcPr>
-          <w:p>
-            <w:pPr>
-              <w:rPr>
-                <w:rFonts w:hint="eastAsia"/>
-              </w:rPr>
-            </w:pPr>
-          </w:p>
-        </w:tc>
-      </w:tr>
-      <w:tr>
-        <w:trPr>
-          <w:trHeight w:val="490"/>
-          <w:jc w:val="center"/>
-        </w:trPr>
-        <w:tc>
-          <w:tcPr>
-            <w:tcW w:w="9936" w:type="dxa"/>
-            <w:tcMar>
-              <w:top w:w="60" w:type="dxa"/>
-              <w:left w:w="100" w:type="dxa"/>
-              <w:bottom w:w="60" w:type="dxa"/>
-              <w:right w:w="100" w:type="dxa"/>
-            </w:tcMar>
-          </w:tcPr>
-          <w:p>
-            <w:pPr>
-              <w:rPr>
-                <w:rFonts w:hint="eastAsia"/>
-              </w:rPr>
-            </w:pPr>
-          </w:p>
-        </w:tc>
-      </w:tr>
-      <w:tr>
-        <w:trPr>
-          <w:trHeight w:val="490"/>
-          <w:jc w:val="center"/>
-        </w:trPr>
-        <w:tc>
-          <w:tcPr>
-            <w:tcW w:w="9936" w:type="dxa"/>
-            <w:tcMar>
-              <w:top w:w="60" w:type="dxa"/>
-              <w:left w:w="100" w:type="dxa"/>
-              <w:bottom w:w="60" w:type="dxa"/>
-              <w:right w:w="100" w:type="dxa"/>
-            </w:tcMar>
-          </w:tcPr>
-          <w:p>
-            <w:pPr>
-              <w:rPr>
-                <w:rFonts w:hint="eastAsia"/>
-              </w:rPr>
-            </w:pPr>
-          </w:p>
-        </w:tc>
-      </w:tr>
-      <w:tr>
-        <w:trPr>
-          <w:trHeight w:val="490"/>
-          <w:jc w:val="center"/>
-        </w:trPr>
-        <w:tc>
-          <w:tcPr>
-            <w:tcW w:w="9936" w:type="dxa"/>
-            <w:tcMar>
-              <w:top w:w="60" w:type="dxa"/>
-              <w:left w:w="100" w:type="dxa"/>
-              <w:bottom w:w="60" w:type="dxa"/>
-              <w:right w:w="100" w:type="dxa"/>
-            </w:tcMar>
-          </w:tcPr>
-          <w:p>
-            <w:pPr>
-              <w:rPr>
-                <w:rFonts w:hint="eastAsia"/>
-              </w:rPr>
-            </w:pPr>
-          </w:p>
-        </w:tc>
-      </w:tr>
-      <w:tr>
-        <w:trPr>
-          <w:trHeight w:val="490"/>
-          <w:jc w:val="center"/>
-        </w:trPr>
-        <w:tc>
-          <w:tcPr>
-            <w:tcW w:w="9936" w:type="dxa"/>
-            <w:tcMar>
-              <w:top w:w="60" w:type="dxa"/>
-              <w:left w:w="100" w:type="dxa"/>
-              <w:bottom w:w="60" w:type="dxa"/>
-              <w:right w:w="100" w:type="dxa"/>
-            </w:tcMar>
-          </w:tcPr>
-          <w:p>
-            <w:pPr>
-              <w:rPr>
-                <w:rFonts w:hint="eastAsia"/>
-              </w:rPr>
-            </w:pPr>
-          </w:p>
-        </w:tc>
-      </w:tr>
-      <w:tr>
-        <w:trPr>
-          <w:trHeight w:val="490"/>
-          <w:jc w:val="center"/>
-        </w:trPr>
-        <w:tc>
-          <w:tcPr>
-            <w:tcW w:w="9936" w:type="dxa"/>
-            <w:tcMar>
-              <w:top w:w="60" w:type="dxa"/>
-              <w:left w:w="100" w:type="dxa"/>
-              <w:bottom w:w="60" w:type="dxa"/>
-              <w:right w:w="100" w:type="dxa"/>
-            </w:tcMar>
-          </w:tcPr>
-          <w:p>
-            <w:pPr>
-              <w:rPr>
-                <w:rFonts w:hint="eastAsia"/>
-              </w:rPr>
-            </w:pPr>
-          </w:p>
-        </w:tc>
-      </w:tr>
-    </w:tbl>
     <w:p>
-      <w:pPr>
-        <w:rPr>
-          <w:rFonts w:hint="eastAsia"/>
-        </w:rPr>
-      </w:pPr>
       <w:r>
         <w:br w:type="page"/>
       </w:r>
@@ -10998,9 +5738,6 @@
     <w:p>
       <w:pPr>
         <w:spacing w:before="40" w:after="40"/>
-        <w:rPr>
-          <w:rFonts w:hint="eastAsia"/>
-        </w:rPr>
       </w:pPr>
       <w:r>
         <w:rPr>
@@ -11063,11 +5800,6 @@
             </w:tcMar>
           </w:tcPr>
           <w:p>
-            <w:pPr>
-              <w:rPr>
-                <w:rFonts w:hint="eastAsia"/>
-              </w:rPr>
-            </w:pPr>
             <w:r>
               <w:rPr>
                 <w:b/>
@@ -11081,9 +5813,6 @@
             <w:pPr>
               <w:pStyle w:val="ListBullet"/>
               <w:spacing w:after="60"/>
-              <w:rPr>
-                <w:rFonts w:hint="eastAsia"/>
-              </w:rPr>
             </w:pPr>
             <w:r>
               <w:rPr>
@@ -11097,9 +5826,6 @@
             <w:pPr>
               <w:pStyle w:val="ListBullet"/>
               <w:spacing w:after="60"/>
-              <w:rPr>
-                <w:rFonts w:hint="eastAsia"/>
-              </w:rPr>
             </w:pPr>
             <w:r>
               <w:rPr>
@@ -11113,9 +5839,6 @@
             <w:pPr>
               <w:pStyle w:val="ListBullet"/>
               <w:spacing w:after="60"/>
-              <w:rPr>
-                <w:rFonts w:hint="eastAsia"/>
-              </w:rPr>
             </w:pPr>
             <w:r>
               <w:rPr>
@@ -11128,13 +5851,7 @@
         </w:tc>
       </w:tr>
     </w:tbl>
-    <w:p>
-      <w:pPr>
-        <w:rPr>
-          <w:rFonts w:hint="eastAsia"/>
-        </w:rPr>
-      </w:pPr>
-    </w:p>
+    <w:p/>
     <w:p>
       <w:pPr>
         <w:pStyle w:val="Heading2"/>
@@ -11143,199 +5860,7 @@
         <w:t>Student content</w:t>
       </w:r>
     </w:p>
-    <w:tbl>
-      <w:tblPr>
-        <w:tblW w:w="0" w:type="auto"/>
-        <w:jc w:val="center"/>
-        <w:tblBorders>
-          <w:top w:val="single" w:sz="4" w:space="0" w:color="D7DBE0"/>
-          <w:left w:val="single" w:sz="4" w:space="0" w:color="D7DBE0"/>
-          <w:bottom w:val="single" w:sz="4" w:space="0" w:color="D7DBE0"/>
-          <w:right w:val="single" w:sz="4" w:space="0" w:color="D7DBE0"/>
-          <w:insideH w:val="single" w:sz="4" w:space="0" w:color="D7DBE0"/>
-          <w:insideV w:val="single" w:sz="4" w:space="0" w:color="D7DBE0"/>
-        </w:tblBorders>
-        <w:tblLayout w:type="fixed"/>
-        <w:tblLook w:val="04A0" w:firstRow="1" w:lastRow="0" w:firstColumn="1" w:lastColumn="0" w:noHBand="0" w:noVBand="1"/>
-      </w:tblPr>
-      <w:tblGrid>
-        <w:gridCol w:w="9936"/>
-      </w:tblGrid>
-      <w:tr>
-        <w:trPr>
-          <w:trHeight w:val="490"/>
-          <w:jc w:val="center"/>
-        </w:trPr>
-        <w:tc>
-          <w:tcPr>
-            <w:tcW w:w="9936" w:type="dxa"/>
-            <w:tcMar>
-              <w:top w:w="60" w:type="dxa"/>
-              <w:left w:w="100" w:type="dxa"/>
-              <w:bottom w:w="60" w:type="dxa"/>
-              <w:right w:w="100" w:type="dxa"/>
-            </w:tcMar>
-          </w:tcPr>
-          <w:p>
-            <w:pPr>
-              <w:rPr>
-                <w:rFonts w:hint="eastAsia"/>
-              </w:rPr>
-            </w:pPr>
-          </w:p>
-        </w:tc>
-      </w:tr>
-      <w:tr>
-        <w:trPr>
-          <w:trHeight w:val="490"/>
-          <w:jc w:val="center"/>
-        </w:trPr>
-        <w:tc>
-          <w:tcPr>
-            <w:tcW w:w="9936" w:type="dxa"/>
-            <w:tcMar>
-              <w:top w:w="60" w:type="dxa"/>
-              <w:left w:w="100" w:type="dxa"/>
-              <w:bottom w:w="60" w:type="dxa"/>
-              <w:right w:w="100" w:type="dxa"/>
-            </w:tcMar>
-          </w:tcPr>
-          <w:p>
-            <w:pPr>
-              <w:rPr>
-                <w:rFonts w:hint="eastAsia"/>
-              </w:rPr>
-            </w:pPr>
-          </w:p>
-        </w:tc>
-      </w:tr>
-      <w:tr>
-        <w:trPr>
-          <w:trHeight w:val="490"/>
-          <w:jc w:val="center"/>
-        </w:trPr>
-        <w:tc>
-          <w:tcPr>
-            <w:tcW w:w="9936" w:type="dxa"/>
-            <w:tcMar>
-              <w:top w:w="60" w:type="dxa"/>
-              <w:left w:w="100" w:type="dxa"/>
-              <w:bottom w:w="60" w:type="dxa"/>
-              <w:right w:w="100" w:type="dxa"/>
-            </w:tcMar>
-          </w:tcPr>
-          <w:p>
-            <w:pPr>
-              <w:rPr>
-                <w:rFonts w:hint="eastAsia"/>
-              </w:rPr>
-            </w:pPr>
-          </w:p>
-        </w:tc>
-      </w:tr>
-      <w:tr>
-        <w:trPr>
-          <w:trHeight w:val="490"/>
-          <w:jc w:val="center"/>
-        </w:trPr>
-        <w:tc>
-          <w:tcPr>
-            <w:tcW w:w="9936" w:type="dxa"/>
-            <w:tcMar>
-              <w:top w:w="60" w:type="dxa"/>
-              <w:left w:w="100" w:type="dxa"/>
-              <w:bottom w:w="60" w:type="dxa"/>
-              <w:right w:w="100" w:type="dxa"/>
-            </w:tcMar>
-          </w:tcPr>
-          <w:p>
-            <w:pPr>
-              <w:rPr>
-                <w:rFonts w:hint="eastAsia"/>
-              </w:rPr>
-            </w:pPr>
-          </w:p>
-        </w:tc>
-      </w:tr>
-      <w:tr>
-        <w:trPr>
-          <w:trHeight w:val="490"/>
-          <w:jc w:val="center"/>
-        </w:trPr>
-        <w:tc>
-          <w:tcPr>
-            <w:tcW w:w="9936" w:type="dxa"/>
-            <w:tcMar>
-              <w:top w:w="60" w:type="dxa"/>
-              <w:left w:w="100" w:type="dxa"/>
-              <w:bottom w:w="60" w:type="dxa"/>
-              <w:right w:w="100" w:type="dxa"/>
-            </w:tcMar>
-          </w:tcPr>
-          <w:p>
-            <w:pPr>
-              <w:rPr>
-                <w:rFonts w:hint="eastAsia"/>
-              </w:rPr>
-            </w:pPr>
-          </w:p>
-        </w:tc>
-      </w:tr>
-      <w:tr>
-        <w:trPr>
-          <w:trHeight w:val="490"/>
-          <w:jc w:val="center"/>
-        </w:trPr>
-        <w:tc>
-          <w:tcPr>
-            <w:tcW w:w="9936" w:type="dxa"/>
-            <w:tcMar>
-              <w:top w:w="60" w:type="dxa"/>
-              <w:left w:w="100" w:type="dxa"/>
-              <w:bottom w:w="60" w:type="dxa"/>
-              <w:right w:w="100" w:type="dxa"/>
-            </w:tcMar>
-          </w:tcPr>
-          <w:p>
-            <w:pPr>
-              <w:rPr>
-                <w:rFonts w:hint="eastAsia"/>
-              </w:rPr>
-            </w:pPr>
-          </w:p>
-        </w:tc>
-      </w:tr>
-      <w:tr>
-        <w:trPr>
-          <w:trHeight w:val="490"/>
-          <w:jc w:val="center"/>
-        </w:trPr>
-        <w:tc>
-          <w:tcPr>
-            <w:tcW w:w="9936" w:type="dxa"/>
-            <w:tcMar>
-              <w:top w:w="60" w:type="dxa"/>
-              <w:left w:w="100" w:type="dxa"/>
-              <w:bottom w:w="60" w:type="dxa"/>
-              <w:right w:w="100" w:type="dxa"/>
-            </w:tcMar>
-          </w:tcPr>
-          <w:p>
-            <w:pPr>
-              <w:rPr>
-                <w:rFonts w:hint="eastAsia"/>
-              </w:rPr>
-            </w:pPr>
-          </w:p>
-        </w:tc>
-      </w:tr>
-    </w:tbl>
     <w:p>
-      <w:pPr>
-        <w:rPr>
-          <w:rFonts w:hint="eastAsia"/>
-        </w:rPr>
-      </w:pPr>
       <w:r>
         <w:br w:type="page"/>
       </w:r>
@@ -11343,9 +5868,6 @@
     <w:p>
       <w:pPr>
         <w:spacing w:before="40" w:after="40"/>
-        <w:rPr>
-          <w:rFonts w:hint="eastAsia"/>
-        </w:rPr>
       </w:pPr>
       <w:r>
         <w:rPr>
@@ -11408,11 +5930,6 @@
             </w:tcMar>
           </w:tcPr>
           <w:p>
-            <w:pPr>
-              <w:rPr>
-                <w:rFonts w:hint="eastAsia"/>
-              </w:rPr>
-            </w:pPr>
             <w:r>
               <w:rPr>
                 <w:b/>
@@ -11426,9 +5943,6 @@
             <w:pPr>
               <w:pStyle w:val="ListBullet"/>
               <w:spacing w:after="60"/>
-              <w:rPr>
-                <w:rFonts w:hint="eastAsia"/>
-              </w:rPr>
             </w:pPr>
             <w:r>
               <w:rPr>
@@ -11442,9 +5956,6 @@
             <w:pPr>
               <w:pStyle w:val="ListBullet"/>
               <w:spacing w:after="60"/>
-              <w:rPr>
-                <w:rFonts w:hint="eastAsia"/>
-              </w:rPr>
             </w:pPr>
             <w:r>
               <w:rPr>
@@ -11458,9 +5969,6 @@
             <w:pPr>
               <w:pStyle w:val="ListBullet"/>
               <w:spacing w:after="60"/>
-              <w:rPr>
-                <w:rFonts w:hint="eastAsia"/>
-              </w:rPr>
             </w:pPr>
             <w:r>
               <w:rPr>
@@ -11473,13 +5981,7 @@
         </w:tc>
       </w:tr>
     </w:tbl>
-    <w:p>
-      <w:pPr>
-        <w:rPr>
-          <w:rFonts w:hint="eastAsia"/>
-        </w:rPr>
-      </w:pPr>
-    </w:p>
+    <w:p/>
     <w:p>
       <w:pPr>
         <w:pStyle w:val="Heading2"/>
@@ -11488,223 +5990,7 @@
         <w:t>Student content</w:t>
       </w:r>
     </w:p>
-    <w:tbl>
-      <w:tblPr>
-        <w:tblW w:w="0" w:type="auto"/>
-        <w:jc w:val="center"/>
-        <w:tblBorders>
-          <w:top w:val="single" w:sz="4" w:space="0" w:color="D7DBE0"/>
-          <w:left w:val="single" w:sz="4" w:space="0" w:color="D7DBE0"/>
-          <w:bottom w:val="single" w:sz="4" w:space="0" w:color="D7DBE0"/>
-          <w:right w:val="single" w:sz="4" w:space="0" w:color="D7DBE0"/>
-          <w:insideH w:val="single" w:sz="4" w:space="0" w:color="D7DBE0"/>
-          <w:insideV w:val="single" w:sz="4" w:space="0" w:color="D7DBE0"/>
-        </w:tblBorders>
-        <w:tblLayout w:type="fixed"/>
-        <w:tblLook w:val="04A0" w:firstRow="1" w:lastRow="0" w:firstColumn="1" w:lastColumn="0" w:noHBand="0" w:noVBand="1"/>
-      </w:tblPr>
-      <w:tblGrid>
-        <w:gridCol w:w="9936"/>
-      </w:tblGrid>
-      <w:tr>
-        <w:trPr>
-          <w:trHeight w:val="490"/>
-          <w:jc w:val="center"/>
-        </w:trPr>
-        <w:tc>
-          <w:tcPr>
-            <w:tcW w:w="9936" w:type="dxa"/>
-            <w:tcMar>
-              <w:top w:w="60" w:type="dxa"/>
-              <w:left w:w="100" w:type="dxa"/>
-              <w:bottom w:w="60" w:type="dxa"/>
-              <w:right w:w="100" w:type="dxa"/>
-            </w:tcMar>
-          </w:tcPr>
-          <w:p>
-            <w:pPr>
-              <w:rPr>
-                <w:rFonts w:hint="eastAsia"/>
-              </w:rPr>
-            </w:pPr>
-          </w:p>
-        </w:tc>
-      </w:tr>
-      <w:tr>
-        <w:trPr>
-          <w:trHeight w:val="490"/>
-          <w:jc w:val="center"/>
-        </w:trPr>
-        <w:tc>
-          <w:tcPr>
-            <w:tcW w:w="9936" w:type="dxa"/>
-            <w:tcMar>
-              <w:top w:w="60" w:type="dxa"/>
-              <w:left w:w="100" w:type="dxa"/>
-              <w:bottom w:w="60" w:type="dxa"/>
-              <w:right w:w="100" w:type="dxa"/>
-            </w:tcMar>
-          </w:tcPr>
-          <w:p>
-            <w:pPr>
-              <w:rPr>
-                <w:rFonts w:hint="eastAsia"/>
-              </w:rPr>
-            </w:pPr>
-          </w:p>
-        </w:tc>
-      </w:tr>
-      <w:tr>
-        <w:trPr>
-          <w:trHeight w:val="490"/>
-          <w:jc w:val="center"/>
-        </w:trPr>
-        <w:tc>
-          <w:tcPr>
-            <w:tcW w:w="9936" w:type="dxa"/>
-            <w:tcMar>
-              <w:top w:w="60" w:type="dxa"/>
-              <w:left w:w="100" w:type="dxa"/>
-              <w:bottom w:w="60" w:type="dxa"/>
-              <w:right w:w="100" w:type="dxa"/>
-            </w:tcMar>
-          </w:tcPr>
-          <w:p>
-            <w:pPr>
-              <w:rPr>
-                <w:rFonts w:hint="eastAsia"/>
-              </w:rPr>
-            </w:pPr>
-          </w:p>
-        </w:tc>
-      </w:tr>
-      <w:tr>
-        <w:trPr>
-          <w:trHeight w:val="490"/>
-          <w:jc w:val="center"/>
-        </w:trPr>
-        <w:tc>
-          <w:tcPr>
-            <w:tcW w:w="9936" w:type="dxa"/>
-            <w:tcMar>
-              <w:top w:w="60" w:type="dxa"/>
-              <w:left w:w="100" w:type="dxa"/>
-              <w:bottom w:w="60" w:type="dxa"/>
-              <w:right w:w="100" w:type="dxa"/>
-            </w:tcMar>
-          </w:tcPr>
-          <w:p>
-            <w:pPr>
-              <w:rPr>
-                <w:rFonts w:hint="eastAsia"/>
-              </w:rPr>
-            </w:pPr>
-          </w:p>
-        </w:tc>
-      </w:tr>
-      <w:tr>
-        <w:trPr>
-          <w:trHeight w:val="490"/>
-          <w:jc w:val="center"/>
-        </w:trPr>
-        <w:tc>
-          <w:tcPr>
-            <w:tcW w:w="9936" w:type="dxa"/>
-            <w:tcMar>
-              <w:top w:w="60" w:type="dxa"/>
-              <w:left w:w="100" w:type="dxa"/>
-              <w:bottom w:w="60" w:type="dxa"/>
-              <w:right w:w="100" w:type="dxa"/>
-            </w:tcMar>
-          </w:tcPr>
-          <w:p>
-            <w:pPr>
-              <w:rPr>
-                <w:rFonts w:hint="eastAsia"/>
-              </w:rPr>
-            </w:pPr>
-          </w:p>
-        </w:tc>
-      </w:tr>
-      <w:tr>
-        <w:trPr>
-          <w:trHeight w:val="490"/>
-          <w:jc w:val="center"/>
-        </w:trPr>
-        <w:tc>
-          <w:tcPr>
-            <w:tcW w:w="9936" w:type="dxa"/>
-            <w:tcMar>
-              <w:top w:w="60" w:type="dxa"/>
-              <w:left w:w="100" w:type="dxa"/>
-              <w:bottom w:w="60" w:type="dxa"/>
-              <w:right w:w="100" w:type="dxa"/>
-            </w:tcMar>
-          </w:tcPr>
-          <w:p>
-            <w:pPr>
-              <w:rPr>
-                <w:rFonts w:hint="eastAsia"/>
-              </w:rPr>
-            </w:pPr>
-          </w:p>
-        </w:tc>
-      </w:tr>
-      <w:tr>
-        <w:trPr>
-          <w:trHeight w:val="490"/>
-          <w:jc w:val="center"/>
-        </w:trPr>
-        <w:tc>
-          <w:tcPr>
-            <w:tcW w:w="9936" w:type="dxa"/>
-            <w:tcMar>
-              <w:top w:w="60" w:type="dxa"/>
-              <w:left w:w="100" w:type="dxa"/>
-              <w:bottom w:w="60" w:type="dxa"/>
-              <w:right w:w="100" w:type="dxa"/>
-            </w:tcMar>
-          </w:tcPr>
-          <w:p>
-            <w:pPr>
-              <w:rPr>
-                <w:rFonts w:hint="eastAsia"/>
-              </w:rPr>
-            </w:pPr>
-          </w:p>
-        </w:tc>
-      </w:tr>
-      <w:tr>
-        <w:trPr>
-          <w:trHeight w:val="490"/>
-          <w:jc w:val="center"/>
-        </w:trPr>
-        <w:tc>
-          <w:tcPr>
-            <w:tcW w:w="9936" w:type="dxa"/>
-            <w:tcMar>
-              <w:top w:w="60" w:type="dxa"/>
-              <w:left w:w="100" w:type="dxa"/>
-              <w:bottom w:w="60" w:type="dxa"/>
-              <w:right w:w="100" w:type="dxa"/>
-            </w:tcMar>
-          </w:tcPr>
-          <w:p>
-            <w:pPr>
-              <w:rPr>
-                <w:rFonts w:hint="eastAsia"/>
-              </w:rPr>
-            </w:pPr>
-          </w:p>
-        </w:tc>
-      </w:tr>
-    </w:tbl>
     <w:p>
-      <w:pPr>
-        <w:rPr>
-          <w:rFonts w:hint="eastAsia"/>
-        </w:rPr>
-      </w:pPr>
       <w:r>
         <w:br w:type="page"/>
       </w:r>
@@ -11712,9 +5998,6 @@
     <w:p>
       <w:pPr>
         <w:spacing w:before="40" w:after="40"/>
-        <w:rPr>
-          <w:rFonts w:hint="eastAsia"/>
-        </w:rPr>
       </w:pPr>
       <w:r>
         <w:rPr>
@@ -11777,11 +6060,6 @@
             </w:tcMar>
           </w:tcPr>
           <w:p>
-            <w:pPr>
-              <w:rPr>
-                <w:rFonts w:hint="eastAsia"/>
-              </w:rPr>
-            </w:pPr>
             <w:r>
               <w:rPr>
                 <w:b/>
@@ -11795,9 +6073,6 @@
             <w:pPr>
               <w:pStyle w:val="ListBullet"/>
               <w:spacing w:after="60"/>
-              <w:rPr>
-                <w:rFonts w:hint="eastAsia"/>
-              </w:rPr>
             </w:pPr>
             <w:r>
               <w:rPr>
@@ -11811,9 +6086,6 @@
             <w:pPr>
               <w:pStyle w:val="ListBullet"/>
               <w:spacing w:after="60"/>
-              <w:rPr>
-                <w:rFonts w:hint="eastAsia"/>
-              </w:rPr>
             </w:pPr>
             <w:r>
               <w:rPr>
@@ -11827,9 +6099,6 @@
             <w:pPr>
               <w:pStyle w:val="ListBullet"/>
               <w:spacing w:after="60"/>
-              <w:rPr>
-                <w:rFonts w:hint="eastAsia"/>
-              </w:rPr>
             </w:pPr>
             <w:r>
               <w:rPr>
@@ -11842,13 +6111,7 @@
         </w:tc>
       </w:tr>
     </w:tbl>
-    <w:p>
-      <w:pPr>
-        <w:rPr>
-          <w:rFonts w:hint="eastAsia"/>
-        </w:rPr>
-      </w:pPr>
-    </w:p>
+    <w:p/>
     <w:tbl>
       <w:tblPr>
         <w:tblW w:w="0" w:type="auto"/>
@@ -11881,11 +6144,6 @@
             <w:shd w:val="clear" w:color="auto" w:fill="9E1B22"/>
           </w:tcPr>
           <w:p>
-            <w:pPr>
-              <w:rPr>
-                <w:rFonts w:hint="eastAsia"/>
-              </w:rPr>
-            </w:pPr>
             <w:r>
               <w:rPr>
                 <w:b/>
@@ -11902,11 +6160,6 @@
             <w:shd w:val="clear" w:color="auto" w:fill="9E1B22"/>
           </w:tcPr>
           <w:p>
-            <w:pPr>
-              <w:rPr>
-                <w:rFonts w:hint="eastAsia"/>
-              </w:rPr>
-            </w:pPr>
             <w:r>
               <w:rPr>
                 <w:b/>
@@ -11923,11 +6176,6 @@
             <w:shd w:val="clear" w:color="auto" w:fill="9E1B22"/>
           </w:tcPr>
           <w:p>
-            <w:pPr>
-              <w:rPr>
-                <w:rFonts w:hint="eastAsia"/>
-              </w:rPr>
-            </w:pPr>
             <w:r>
               <w:rPr>
                 <w:b/>
@@ -11944,11 +6192,6 @@
             <w:shd w:val="clear" w:color="auto" w:fill="9E1B22"/>
           </w:tcPr>
           <w:p>
-            <w:pPr>
-              <w:rPr>
-                <w:rFonts w:hint="eastAsia"/>
-              </w:rPr>
-            </w:pPr>
             <w:r>
               <w:rPr>
                 <w:b/>
@@ -11965,11 +6208,6 @@
             <w:shd w:val="clear" w:color="auto" w:fill="9E1B22"/>
           </w:tcPr>
           <w:p>
-            <w:pPr>
-              <w:rPr>
-                <w:rFonts w:hint="eastAsia"/>
-              </w:rPr>
-            </w:pPr>
             <w:r>
               <w:rPr>
                 <w:b/>
@@ -11986,11 +6224,6 @@
             <w:shd w:val="clear" w:color="auto" w:fill="9E1B22"/>
           </w:tcPr>
           <w:p>
-            <w:pPr>
-              <w:rPr>
-                <w:rFonts w:hint="eastAsia"/>
-              </w:rPr>
-            </w:pPr>
             <w:r>
               <w:rPr>
                 <w:b/>
@@ -12017,11 +6250,6 @@
             </w:tcMar>
           </w:tcPr>
           <w:p>
-            <w:pPr>
-              <w:rPr>
-                <w:rFonts w:hint="eastAsia"/>
-              </w:rPr>
-            </w:pPr>
             <w:r>
               <w:rPr>
                 <w:sz w:val="16"/>
@@ -12041,11 +6269,6 @@
             </w:tcMar>
           </w:tcPr>
           <w:p>
-            <w:pPr>
-              <w:rPr>
-                <w:rFonts w:hint="eastAsia"/>
-              </w:rPr>
-            </w:pPr>
             <w:r>
               <w:rPr>
                 <w:sz w:val="16"/>
@@ -12065,11 +6288,6 @@
             </w:tcMar>
           </w:tcPr>
           <w:p>
-            <w:pPr>
-              <w:rPr>
-                <w:rFonts w:hint="eastAsia"/>
-              </w:rPr>
-            </w:pPr>
             <w:r>
               <w:rPr>
                 <w:sz w:val="16"/>
@@ -12089,11 +6307,6 @@
             </w:tcMar>
           </w:tcPr>
           <w:p>
-            <w:pPr>
-              <w:rPr>
-                <w:rFonts w:hint="eastAsia"/>
-              </w:rPr>
-            </w:pPr>
             <w:r>
               <w:rPr>
                 <w:sz w:val="16"/>
@@ -12113,11 +6326,6 @@
             </w:tcMar>
           </w:tcPr>
           <w:p>
-            <w:pPr>
-              <w:rPr>
-                <w:rFonts w:hint="eastAsia"/>
-              </w:rPr>
-            </w:pPr>
             <w:r>
               <w:rPr>
                 <w:sz w:val="16"/>
@@ -12137,11 +6345,6 @@
             </w:tcMar>
           </w:tcPr>
           <w:p>
-            <w:pPr>
-              <w:rPr>
-                <w:rFonts w:hint="eastAsia"/>
-              </w:rPr>
-            </w:pPr>
             <w:r>
               <w:rPr>
                 <w:sz w:val="16"/>
@@ -12166,11 +6369,6 @@
             </w:tcMar>
           </w:tcPr>
           <w:p>
-            <w:pPr>
-              <w:rPr>
-                <w:rFonts w:hint="eastAsia"/>
-              </w:rPr>
-            </w:pPr>
             <w:r>
               <w:rPr>
                 <w:sz w:val="16"/>
@@ -12190,11 +6388,6 @@
             </w:tcMar>
           </w:tcPr>
           <w:p>
-            <w:pPr>
-              <w:rPr>
-                <w:rFonts w:hint="eastAsia"/>
-              </w:rPr>
-            </w:pPr>
             <w:r>
               <w:rPr>
                 <w:sz w:val="16"/>
@@ -12214,11 +6407,6 @@
             </w:tcMar>
           </w:tcPr>
           <w:p>
-            <w:pPr>
-              <w:rPr>
-                <w:rFonts w:hint="eastAsia"/>
-              </w:rPr>
-            </w:pPr>
             <w:r>
               <w:rPr>
                 <w:sz w:val="16"/>
@@ -12238,11 +6426,6 @@
             </w:tcMar>
           </w:tcPr>
           <w:p>
-            <w:pPr>
-              <w:rPr>
-                <w:rFonts w:hint="eastAsia"/>
-              </w:rPr>
-            </w:pPr>
             <w:r>
               <w:rPr>
                 <w:sz w:val="16"/>
@@ -12262,11 +6445,6 @@
             </w:tcMar>
           </w:tcPr>
           <w:p>
-            <w:pPr>
-              <w:rPr>
-                <w:rFonts w:hint="eastAsia"/>
-              </w:rPr>
-            </w:pPr>
             <w:r>
               <w:rPr>
                 <w:sz w:val="16"/>
@@ -12286,11 +6464,6 @@
             </w:tcMar>
           </w:tcPr>
           <w:p>
-            <w:pPr>
-              <w:rPr>
-                <w:rFonts w:hint="eastAsia"/>
-              </w:rPr>
-            </w:pPr>
             <w:r>
               <w:rPr>
                 <w:sz w:val="16"/>
@@ -12315,11 +6488,6 @@
             </w:tcMar>
           </w:tcPr>
           <w:p>
-            <w:pPr>
-              <w:rPr>
-                <w:rFonts w:hint="eastAsia"/>
-              </w:rPr>
-            </w:pPr>
             <w:r>
               <w:rPr>
                 <w:sz w:val="16"/>
@@ -12339,11 +6507,6 @@
             </w:tcMar>
           </w:tcPr>
           <w:p>
-            <w:pPr>
-              <w:rPr>
-                <w:rFonts w:hint="eastAsia"/>
-              </w:rPr>
-            </w:pPr>
             <w:r>
               <w:rPr>
                 <w:sz w:val="16"/>
@@ -12363,11 +6526,6 @@
             </w:tcMar>
           </w:tcPr>
           <w:p>
-            <w:pPr>
-              <w:rPr>
-                <w:rFonts w:hint="eastAsia"/>
-              </w:rPr>
-            </w:pPr>
             <w:r>
               <w:rPr>
                 <w:sz w:val="16"/>
@@ -12387,11 +6545,6 @@
             </w:tcMar>
           </w:tcPr>
           <w:p>
-            <w:pPr>
-              <w:rPr>
-                <w:rFonts w:hint="eastAsia"/>
-              </w:rPr>
-            </w:pPr>
             <w:r>
               <w:rPr>
                 <w:sz w:val="16"/>
@@ -12411,11 +6564,6 @@
             </w:tcMar>
           </w:tcPr>
           <w:p>
-            <w:pPr>
-              <w:rPr>
-                <w:rFonts w:hint="eastAsia"/>
-              </w:rPr>
-            </w:pPr>
             <w:r>
               <w:rPr>
                 <w:sz w:val="16"/>
@@ -12435,11 +6583,6 @@
             </w:tcMar>
           </w:tcPr>
           <w:p>
-            <w:pPr>
-              <w:rPr>
-                <w:rFonts w:hint="eastAsia"/>
-              </w:rPr>
-            </w:pPr>
             <w:r>
               <w:rPr>
                 <w:sz w:val="16"/>
@@ -12464,11 +6607,6 @@
             </w:tcMar>
           </w:tcPr>
           <w:p>
-            <w:pPr>
-              <w:rPr>
-                <w:rFonts w:hint="eastAsia"/>
-              </w:rPr>
-            </w:pPr>
             <w:r>
               <w:rPr>
                 <w:sz w:val="16"/>
@@ -12488,11 +6626,6 @@
             </w:tcMar>
           </w:tcPr>
           <w:p>
-            <w:pPr>
-              <w:rPr>
-                <w:rFonts w:hint="eastAsia"/>
-              </w:rPr>
-            </w:pPr>
             <w:r>
               <w:rPr>
                 <w:sz w:val="16"/>
@@ -12512,11 +6645,6 @@
             </w:tcMar>
           </w:tcPr>
           <w:p>
-            <w:pPr>
-              <w:rPr>
-                <w:rFonts w:hint="eastAsia"/>
-              </w:rPr>
-            </w:pPr>
             <w:r>
               <w:rPr>
                 <w:sz w:val="16"/>
@@ -12536,11 +6664,6 @@
             </w:tcMar>
           </w:tcPr>
           <w:p>
-            <w:pPr>
-              <w:rPr>
-                <w:rFonts w:hint="eastAsia"/>
-              </w:rPr>
-            </w:pPr>
             <w:r>
               <w:rPr>
                 <w:sz w:val="16"/>
@@ -12560,11 +6683,6 @@
             </w:tcMar>
           </w:tcPr>
           <w:p>
-            <w:pPr>
-              <w:rPr>
-                <w:rFonts w:hint="eastAsia"/>
-              </w:rPr>
-            </w:pPr>
             <w:r>
               <w:rPr>
                 <w:sz w:val="16"/>
@@ -12584,11 +6702,6 @@
             </w:tcMar>
           </w:tcPr>
           <w:p>
-            <w:pPr>
-              <w:rPr>
-                <w:rFonts w:hint="eastAsia"/>
-              </w:rPr>
-            </w:pPr>
             <w:r>
               <w:rPr>
                 <w:sz w:val="16"/>
@@ -12607,103 +6720,7 @@
         <w:t>Student content</w:t>
       </w:r>
     </w:p>
-    <w:tbl>
-      <w:tblPr>
-        <w:tblW w:w="0" w:type="auto"/>
-        <w:jc w:val="center"/>
-        <w:tblBorders>
-          <w:top w:val="single" w:sz="4" w:space="0" w:color="D7DBE0"/>
-          <w:left w:val="single" w:sz="4" w:space="0" w:color="D7DBE0"/>
-          <w:bottom w:val="single" w:sz="4" w:space="0" w:color="D7DBE0"/>
-          <w:right w:val="single" w:sz="4" w:space="0" w:color="D7DBE0"/>
-          <w:insideH w:val="single" w:sz="4" w:space="0" w:color="D7DBE0"/>
-          <w:insideV w:val="single" w:sz="4" w:space="0" w:color="D7DBE0"/>
-        </w:tblBorders>
-        <w:tblLayout w:type="fixed"/>
-        <w:tblLook w:val="04A0" w:firstRow="1" w:lastRow="0" w:firstColumn="1" w:lastColumn="0" w:noHBand="0" w:noVBand="1"/>
-      </w:tblPr>
-      <w:tblGrid>
-        <w:gridCol w:w="9936"/>
-      </w:tblGrid>
-      <w:tr>
-        <w:trPr>
-          <w:trHeight w:val="490"/>
-          <w:jc w:val="center"/>
-        </w:trPr>
-        <w:tc>
-          <w:tcPr>
-            <w:tcW w:w="9936" w:type="dxa"/>
-            <w:tcMar>
-              <w:top w:w="60" w:type="dxa"/>
-              <w:left w:w="100" w:type="dxa"/>
-              <w:bottom w:w="60" w:type="dxa"/>
-              <w:right w:w="100" w:type="dxa"/>
-            </w:tcMar>
-          </w:tcPr>
-          <w:p>
-            <w:pPr>
-              <w:rPr>
-                <w:rFonts w:hint="eastAsia"/>
-              </w:rPr>
-            </w:pPr>
-          </w:p>
-        </w:tc>
-      </w:tr>
-      <w:tr>
-        <w:trPr>
-          <w:trHeight w:val="490"/>
-          <w:jc w:val="center"/>
-        </w:trPr>
-        <w:tc>
-          <w:tcPr>
-            <w:tcW w:w="9936" w:type="dxa"/>
-            <w:tcMar>
-              <w:top w:w="60" w:type="dxa"/>
-              <w:left w:w="100" w:type="dxa"/>
-              <w:bottom w:w="60" w:type="dxa"/>
-              <w:right w:w="100" w:type="dxa"/>
-            </w:tcMar>
-          </w:tcPr>
-          <w:p>
-            <w:pPr>
-              <w:rPr>
-                <w:rFonts w:hint="eastAsia"/>
-              </w:rPr>
-            </w:pPr>
-          </w:p>
-        </w:tc>
-      </w:tr>
-      <w:tr>
-        <w:trPr>
-          <w:trHeight w:val="490"/>
-          <w:jc w:val="center"/>
-        </w:trPr>
-        <w:tc>
-          <w:tcPr>
-            <w:tcW w:w="9936" w:type="dxa"/>
-            <w:tcMar>
-              <w:top w:w="60" w:type="dxa"/>
-              <w:left w:w="100" w:type="dxa"/>
-              <w:bottom w:w="60" w:type="dxa"/>
-              <w:right w:w="100" w:type="dxa"/>
-            </w:tcMar>
-          </w:tcPr>
-          <w:p>
-            <w:pPr>
-              <w:rPr>
-                <w:rFonts w:hint="eastAsia"/>
-              </w:rPr>
-            </w:pPr>
-          </w:p>
-        </w:tc>
-      </w:tr>
-    </w:tbl>
     <w:p>
-      <w:pPr>
-        <w:rPr>
-          <w:rFonts w:hint="eastAsia"/>
-        </w:rPr>
-      </w:pPr>
       <w:r>
         <w:br w:type="page"/>
       </w:r>
@@ -12711,9 +6728,6 @@
     <w:p>
       <w:pPr>
         <w:spacing w:before="40" w:after="40"/>
-        <w:rPr>
-          <w:rFonts w:hint="eastAsia"/>
-        </w:rPr>
       </w:pPr>
       <w:r>
         <w:rPr>
@@ -12776,11 +6790,6 @@
             </w:tcMar>
           </w:tcPr>
           <w:p>
-            <w:pPr>
-              <w:rPr>
-                <w:rFonts w:hint="eastAsia"/>
-              </w:rPr>
-            </w:pPr>
             <w:r>
               <w:rPr>
                 <w:b/>
@@ -12794,9 +6803,6 @@
             <w:pPr>
               <w:pStyle w:val="ListBullet"/>
               <w:spacing w:after="60"/>
-              <w:rPr>
-                <w:rFonts w:hint="eastAsia"/>
-              </w:rPr>
             </w:pPr>
             <w:r>
               <w:rPr>
@@ -12810,9 +6816,6 @@
             <w:pPr>
               <w:pStyle w:val="ListBullet"/>
               <w:spacing w:after="60"/>
-              <w:rPr>
-                <w:rFonts w:hint="eastAsia"/>
-              </w:rPr>
             </w:pPr>
             <w:r>
               <w:rPr>
@@ -12826,9 +6829,6 @@
             <w:pPr>
               <w:pStyle w:val="ListBullet"/>
               <w:spacing w:after="60"/>
-              <w:rPr>
-                <w:rFonts w:hint="eastAsia"/>
-              </w:rPr>
             </w:pPr>
             <w:r>
               <w:rPr>
@@ -12841,13 +6841,7 @@
         </w:tc>
       </w:tr>
     </w:tbl>
-    <w:p>
-      <w:pPr>
-        <w:rPr>
-          <w:rFonts w:hint="eastAsia"/>
-        </w:rPr>
-      </w:pPr>
-    </w:p>
+    <w:p/>
     <w:p>
       <w:pPr>
         <w:pStyle w:val="Heading2"/>
@@ -12889,13 +6883,7 @@
               <w:right w:w="100" w:type="dxa"/>
             </w:tcMar>
           </w:tcPr>
-          <w:p>
-            <w:pPr>
-              <w:rPr>
-                <w:rFonts w:hint="eastAsia"/>
-              </w:rPr>
-            </w:pPr>
-          </w:p>
+          <w:p/>
         </w:tc>
       </w:tr>
       <w:tr>
@@ -12913,13 +6901,7 @@
               <w:right w:w="100" w:type="dxa"/>
             </w:tcMar>
           </w:tcPr>
-          <w:p>
-            <w:pPr>
-              <w:rPr>
-                <w:rFonts w:hint="eastAsia"/>
-              </w:rPr>
-            </w:pPr>
-          </w:p>
+          <w:p/>
         </w:tc>
       </w:tr>
       <w:tr>
@@ -12937,13 +6919,7 @@
               <w:right w:w="100" w:type="dxa"/>
             </w:tcMar>
           </w:tcPr>
-          <w:p>
-            <w:pPr>
-              <w:rPr>
-                <w:rFonts w:hint="eastAsia"/>
-              </w:rPr>
-            </w:pPr>
-          </w:p>
+          <w:p/>
         </w:tc>
       </w:tr>
       <w:tr>
@@ -12961,13 +6937,7 @@
               <w:right w:w="100" w:type="dxa"/>
             </w:tcMar>
           </w:tcPr>
-          <w:p>
-            <w:pPr>
-              <w:rPr>
-                <w:rFonts w:hint="eastAsia"/>
-              </w:rPr>
-            </w:pPr>
-          </w:p>
+          <w:p/>
         </w:tc>
       </w:tr>
       <w:tr>
@@ -12985,22 +6955,11 @@
               <w:right w:w="100" w:type="dxa"/>
             </w:tcMar>
           </w:tcPr>
-          <w:p>
-            <w:pPr>
-              <w:rPr>
-                <w:rFonts w:hint="eastAsia"/>
-              </w:rPr>
-            </w:pPr>
-          </w:p>
+          <w:p/>
         </w:tc>
       </w:tr>
     </w:tbl>
     <w:p>
-      <w:pPr>
-        <w:rPr>
-          <w:rFonts w:hint="eastAsia"/>
-        </w:rPr>
-      </w:pPr>
       <w:r>
         <w:br w:type="page"/>
       </w:r>
@@ -13008,9 +6967,6 @@
     <w:p>
       <w:pPr>
         <w:spacing w:before="40" w:after="40"/>
-        <w:rPr>
-          <w:rFonts w:hint="eastAsia"/>
-        </w:rPr>
       </w:pPr>
       <w:r>
         <w:rPr>
@@ -13073,11 +7029,6 @@
             </w:tcMar>
           </w:tcPr>
           <w:p>
-            <w:pPr>
-              <w:rPr>
-                <w:rFonts w:hint="eastAsia"/>
-              </w:rPr>
-            </w:pPr>
             <w:r>
               <w:rPr>
                 <w:b/>
@@ -13091,9 +7042,6 @@
             <w:pPr>
               <w:pStyle w:val="ListBullet"/>
               <w:spacing w:after="60"/>
-              <w:rPr>
-                <w:rFonts w:hint="eastAsia"/>
-              </w:rPr>
             </w:pPr>
             <w:r>
               <w:rPr>
@@ -13107,9 +7055,6 @@
             <w:pPr>
               <w:pStyle w:val="ListBullet"/>
               <w:spacing w:after="60"/>
-              <w:rPr>
-                <w:rFonts w:hint="eastAsia"/>
-              </w:rPr>
             </w:pPr>
             <w:r>
               <w:rPr>
@@ -13123,9 +7068,6 @@
             <w:pPr>
               <w:pStyle w:val="ListBullet"/>
               <w:spacing w:after="60"/>
-              <w:rPr>
-                <w:rFonts w:hint="eastAsia"/>
-              </w:rPr>
             </w:pPr>
             <w:r>
               <w:rPr>
@@ -13138,13 +7080,7 @@
         </w:tc>
       </w:tr>
     </w:tbl>
-    <w:p>
-      <w:pPr>
-        <w:rPr>
-          <w:rFonts w:hint="eastAsia"/>
-        </w:rPr>
-      </w:pPr>
-    </w:p>
+    <w:p/>
     <w:p>
       <w:pPr>
         <w:pStyle w:val="Heading2"/>
@@ -13186,13 +7122,7 @@
               <w:right w:w="100" w:type="dxa"/>
             </w:tcMar>
           </w:tcPr>
-          <w:p>
-            <w:pPr>
-              <w:rPr>
-                <w:rFonts w:hint="eastAsia"/>
-              </w:rPr>
-            </w:pPr>
-          </w:p>
+          <w:p/>
         </w:tc>
       </w:tr>
       <w:tr>
@@ -13210,13 +7140,7 @@
               <w:right w:w="100" w:type="dxa"/>
             </w:tcMar>
           </w:tcPr>
-          <w:p>
-            <w:pPr>
-              <w:rPr>
-                <w:rFonts w:hint="eastAsia"/>
-              </w:rPr>
-            </w:pPr>
-          </w:p>
+          <w:p/>
         </w:tc>
       </w:tr>
       <w:tr>
@@ -13234,13 +7158,7 @@
               <w:right w:w="100" w:type="dxa"/>
             </w:tcMar>
           </w:tcPr>
-          <w:p>
-            <w:pPr>
-              <w:rPr>
-                <w:rFonts w:hint="eastAsia"/>
-              </w:rPr>
-            </w:pPr>
-          </w:p>
+          <w:p/>
         </w:tc>
       </w:tr>
       <w:tr>
@@ -13258,13 +7176,7 @@
               <w:right w:w="100" w:type="dxa"/>
             </w:tcMar>
           </w:tcPr>
-          <w:p>
-            <w:pPr>
-              <w:rPr>
-                <w:rFonts w:hint="eastAsia"/>
-              </w:rPr>
-            </w:pPr>
-          </w:p>
+          <w:p/>
         </w:tc>
       </w:tr>
       <w:tr>
@@ -13282,13 +7194,7 @@
               <w:right w:w="100" w:type="dxa"/>
             </w:tcMar>
           </w:tcPr>
-          <w:p>
-            <w:pPr>
-              <w:rPr>
-                <w:rFonts w:hint="eastAsia"/>
-              </w:rPr>
-            </w:pPr>
-          </w:p>
+          <w:p/>
         </w:tc>
       </w:tr>
       <w:tr>
@@ -13306,13 +7212,7 @@
               <w:right w:w="100" w:type="dxa"/>
             </w:tcMar>
           </w:tcPr>
-          <w:p>
-            <w:pPr>
-              <w:rPr>
-                <w:rFonts w:hint="eastAsia"/>
-              </w:rPr>
-            </w:pPr>
-          </w:p>
+          <w:p/>
         </w:tc>
       </w:tr>
       <w:tr>
@@ -13330,13 +7230,7 @@
               <w:right w:w="100" w:type="dxa"/>
             </w:tcMar>
           </w:tcPr>
-          <w:p>
-            <w:pPr>
-              <w:rPr>
-                <w:rFonts w:hint="eastAsia"/>
-              </w:rPr>
-            </w:pPr>
-          </w:p>
+          <w:p/>
         </w:tc>
       </w:tr>
       <w:tr>
@@ -13354,13 +7248,7 @@
               <w:right w:w="100" w:type="dxa"/>
             </w:tcMar>
           </w:tcPr>
-          <w:p>
-            <w:pPr>
-              <w:rPr>
-                <w:rFonts w:hint="eastAsia"/>
-              </w:rPr>
-            </w:pPr>
-          </w:p>
+          <w:p/>
         </w:tc>
       </w:tr>
       <w:tr>
@@ -13378,22 +7266,11 @@
               <w:right w:w="100" w:type="dxa"/>
             </w:tcMar>
           </w:tcPr>
-          <w:p>
-            <w:pPr>
-              <w:rPr>
-                <w:rFonts w:hint="eastAsia"/>
-              </w:rPr>
-            </w:pPr>
-          </w:p>
+          <w:p/>
         </w:tc>
       </w:tr>
     </w:tbl>
     <w:p>
-      <w:pPr>
-        <w:rPr>
-          <w:rFonts w:hint="eastAsia"/>
-        </w:rPr>
-      </w:pPr>
       <w:r>
         <w:br w:type="page"/>
       </w:r>
@@ -13401,9 +7278,6 @@
     <w:p>
       <w:pPr>
         <w:spacing w:before="40" w:after="40"/>
-        <w:rPr>
-          <w:rFonts w:hint="eastAsia"/>
-        </w:rPr>
       </w:pPr>
       <w:r>
         <w:rPr>
@@ -13466,11 +7340,6 @@
             </w:tcMar>
           </w:tcPr>
           <w:p>
-            <w:pPr>
-              <w:rPr>
-                <w:rFonts w:hint="eastAsia"/>
-              </w:rPr>
-            </w:pPr>
             <w:r>
               <w:rPr>
                 <w:b/>
@@ -13484,9 +7353,6 @@
             <w:pPr>
               <w:pStyle w:val="ListBullet"/>
               <w:spacing w:after="60"/>
-              <w:rPr>
-                <w:rFonts w:hint="eastAsia"/>
-              </w:rPr>
             </w:pPr>
             <w:r>
               <w:rPr>
@@ -13500,9 +7366,6 @@
             <w:pPr>
               <w:pStyle w:val="ListBullet"/>
               <w:spacing w:after="60"/>
-              <w:rPr>
-                <w:rFonts w:hint="eastAsia"/>
-              </w:rPr>
             </w:pPr>
             <w:r>
               <w:rPr>
@@ -13516,9 +7379,6 @@
             <w:pPr>
               <w:pStyle w:val="ListBullet"/>
               <w:spacing w:after="60"/>
-              <w:rPr>
-                <w:rFonts w:hint="eastAsia"/>
-              </w:rPr>
             </w:pPr>
             <w:r>
               <w:rPr>
@@ -13531,13 +7391,7 @@
         </w:tc>
       </w:tr>
     </w:tbl>
-    <w:p>
-      <w:pPr>
-        <w:rPr>
-          <w:rFonts w:hint="eastAsia"/>
-        </w:rPr>
-      </w:pPr>
-    </w:p>
+    <w:p/>
     <w:p>
       <w:pPr>
         <w:pStyle w:val="Heading2"/>
@@ -13579,13 +7433,7 @@
               <w:right w:w="100" w:type="dxa"/>
             </w:tcMar>
           </w:tcPr>
-          <w:p>
-            <w:pPr>
-              <w:rPr>
-                <w:rFonts w:hint="eastAsia"/>
-              </w:rPr>
-            </w:pPr>
-          </w:p>
+          <w:p/>
         </w:tc>
       </w:tr>
       <w:tr>
@@ -13603,13 +7451,7 @@
               <w:right w:w="100" w:type="dxa"/>
             </w:tcMar>
           </w:tcPr>
-          <w:p>
-            <w:pPr>
-              <w:rPr>
-                <w:rFonts w:hint="eastAsia"/>
-              </w:rPr>
-            </w:pPr>
-          </w:p>
+          <w:p/>
         </w:tc>
       </w:tr>
       <w:tr>
@@ -13627,13 +7469,7 @@
               <w:right w:w="100" w:type="dxa"/>
             </w:tcMar>
           </w:tcPr>
-          <w:p>
-            <w:pPr>
-              <w:rPr>
-                <w:rFonts w:hint="eastAsia"/>
-              </w:rPr>
-            </w:pPr>
-          </w:p>
+          <w:p/>
         </w:tc>
       </w:tr>
       <w:tr>
@@ -13651,13 +7487,7 @@
               <w:right w:w="100" w:type="dxa"/>
             </w:tcMar>
           </w:tcPr>
-          <w:p>
-            <w:pPr>
-              <w:rPr>
-                <w:rFonts w:hint="eastAsia"/>
-              </w:rPr>
-            </w:pPr>
-          </w:p>
+          <w:p/>
         </w:tc>
       </w:tr>
       <w:tr>
@@ -13675,13 +7505,7 @@
               <w:right w:w="100" w:type="dxa"/>
             </w:tcMar>
           </w:tcPr>
-          <w:p>
-            <w:pPr>
-              <w:rPr>
-                <w:rFonts w:hint="eastAsia"/>
-              </w:rPr>
-            </w:pPr>
-          </w:p>
+          <w:p/>
         </w:tc>
       </w:tr>
       <w:tr>
@@ -13699,13 +7523,7 @@
               <w:right w:w="100" w:type="dxa"/>
             </w:tcMar>
           </w:tcPr>
-          <w:p>
-            <w:pPr>
-              <w:rPr>
-                <w:rFonts w:hint="eastAsia"/>
-              </w:rPr>
-            </w:pPr>
-          </w:p>
+          <w:p/>
         </w:tc>
       </w:tr>
       <w:tr>
@@ -13723,13 +7541,7 @@
               <w:right w:w="100" w:type="dxa"/>
             </w:tcMar>
           </w:tcPr>
-          <w:p>
-            <w:pPr>
-              <w:rPr>
-                <w:rFonts w:hint="eastAsia"/>
-              </w:rPr>
-            </w:pPr>
-          </w:p>
+          <w:p/>
         </w:tc>
       </w:tr>
       <w:tr>
@@ -13747,13 +7559,7 @@
               <w:right w:w="100" w:type="dxa"/>
             </w:tcMar>
           </w:tcPr>
-          <w:p>
-            <w:pPr>
-              <w:rPr>
-                <w:rFonts w:hint="eastAsia"/>
-              </w:rPr>
-            </w:pPr>
-          </w:p>
+          <w:p/>
         </w:tc>
       </w:tr>
       <w:tr>
@@ -13771,13 +7577,7 @@
               <w:right w:w="100" w:type="dxa"/>
             </w:tcMar>
           </w:tcPr>
-          <w:p>
-            <w:pPr>
-              <w:rPr>
-                <w:rFonts w:hint="eastAsia"/>
-              </w:rPr>
-            </w:pPr>
-          </w:p>
+          <w:p/>
         </w:tc>
       </w:tr>
       <w:tr>
@@ -13795,22 +7595,11 @@
               <w:right w:w="100" w:type="dxa"/>
             </w:tcMar>
           </w:tcPr>
-          <w:p>
-            <w:pPr>
-              <w:rPr>
-                <w:rFonts w:hint="eastAsia"/>
-              </w:rPr>
-            </w:pPr>
-          </w:p>
+          <w:p/>
         </w:tc>
       </w:tr>
     </w:tbl>
     <w:p>
-      <w:pPr>
-        <w:rPr>
-          <w:rFonts w:hint="eastAsia"/>
-        </w:rPr>
-      </w:pPr>
       <w:r>
         <w:br w:type="page"/>
       </w:r>
@@ -13818,9 +7607,6 @@
     <w:p>
       <w:pPr>
         <w:spacing w:before="40" w:after="40"/>
-        <w:rPr>
-          <w:rFonts w:hint="eastAsia"/>
-        </w:rPr>
       </w:pPr>
       <w:r>
         <w:rPr>
@@ -13883,11 +7669,6 @@
             </w:tcMar>
           </w:tcPr>
           <w:p>
-            <w:pPr>
-              <w:rPr>
-                <w:rFonts w:hint="eastAsia"/>
-              </w:rPr>
-            </w:pPr>
             <w:r>
               <w:rPr>
                 <w:b/>
@@ -13901,9 +7682,6 @@
             <w:pPr>
               <w:pStyle w:val="ListBullet"/>
               <w:spacing w:after="60"/>
-              <w:rPr>
-                <w:rFonts w:hint="eastAsia"/>
-              </w:rPr>
             </w:pPr>
             <w:r>
               <w:rPr>
@@ -13917,9 +7695,6 @@
             <w:pPr>
               <w:pStyle w:val="ListBullet"/>
               <w:spacing w:after="60"/>
-              <w:rPr>
-                <w:rFonts w:hint="eastAsia"/>
-              </w:rPr>
             </w:pPr>
             <w:r>
               <w:rPr>
@@ -13933,9 +7708,6 @@
             <w:pPr>
               <w:pStyle w:val="ListBullet"/>
               <w:spacing w:after="60"/>
-              <w:rPr>
-                <w:rFonts w:hint="eastAsia"/>
-              </w:rPr>
             </w:pPr>
             <w:r>
               <w:rPr>
@@ -13948,13 +7720,7 @@
         </w:tc>
       </w:tr>
     </w:tbl>
-    <w:p>
-      <w:pPr>
-        <w:rPr>
-          <w:rFonts w:hint="eastAsia"/>
-        </w:rPr>
-      </w:pPr>
-    </w:p>
+    <w:p/>
     <w:p>
       <w:pPr>
         <w:pStyle w:val="Heading2"/>
@@ -13996,13 +7762,7 @@
               <w:right w:w="100" w:type="dxa"/>
             </w:tcMar>
           </w:tcPr>
-          <w:p>
-            <w:pPr>
-              <w:rPr>
-                <w:rFonts w:hint="eastAsia"/>
-              </w:rPr>
-            </w:pPr>
-          </w:p>
+          <w:p/>
         </w:tc>
       </w:tr>
       <w:tr>
@@ -14020,13 +7780,7 @@
               <w:right w:w="100" w:type="dxa"/>
             </w:tcMar>
           </w:tcPr>
-          <w:p>
-            <w:pPr>
-              <w:rPr>
-                <w:rFonts w:hint="eastAsia"/>
-              </w:rPr>
-            </w:pPr>
-          </w:p>
+          <w:p/>
         </w:tc>
       </w:tr>
       <w:tr>
@@ -14044,13 +7798,7 @@
               <w:right w:w="100" w:type="dxa"/>
             </w:tcMar>
           </w:tcPr>
-          <w:p>
-            <w:pPr>
-              <w:rPr>
-                <w:rFonts w:hint="eastAsia"/>
-              </w:rPr>
-            </w:pPr>
-          </w:p>
+          <w:p/>
         </w:tc>
       </w:tr>
       <w:tr>
@@ -14068,13 +7816,7 @@
               <w:right w:w="100" w:type="dxa"/>
             </w:tcMar>
           </w:tcPr>
-          <w:p>
-            <w:pPr>
-              <w:rPr>
-                <w:rFonts w:hint="eastAsia"/>
-              </w:rPr>
-            </w:pPr>
-          </w:p>
+          <w:p/>
         </w:tc>
       </w:tr>
       <w:tr>
@@ -14092,13 +7834,7 @@
               <w:right w:w="100" w:type="dxa"/>
             </w:tcMar>
           </w:tcPr>
-          <w:p>
-            <w:pPr>
-              <w:rPr>
-                <w:rFonts w:hint="eastAsia"/>
-              </w:rPr>
-            </w:pPr>
-          </w:p>
+          <w:p/>
         </w:tc>
       </w:tr>
       <w:tr>
@@ -14116,13 +7852,7 @@
               <w:right w:w="100" w:type="dxa"/>
             </w:tcMar>
           </w:tcPr>
-          <w:p>
-            <w:pPr>
-              <w:rPr>
-                <w:rFonts w:hint="eastAsia"/>
-              </w:rPr>
-            </w:pPr>
-          </w:p>
+          <w:p/>
         </w:tc>
       </w:tr>
       <w:tr>
@@ -14140,13 +7870,7 @@
               <w:right w:w="100" w:type="dxa"/>
             </w:tcMar>
           </w:tcPr>
-          <w:p>
-            <w:pPr>
-              <w:rPr>
-                <w:rFonts w:hint="eastAsia"/>
-              </w:rPr>
-            </w:pPr>
-          </w:p>
+          <w:p/>
         </w:tc>
       </w:tr>
       <w:tr>
@@ -14164,13 +7888,7 @@
               <w:right w:w="100" w:type="dxa"/>
             </w:tcMar>
           </w:tcPr>
-          <w:p>
-            <w:pPr>
-              <w:rPr>
-                <w:rFonts w:hint="eastAsia"/>
-              </w:rPr>
-            </w:pPr>
-          </w:p>
+          <w:p/>
         </w:tc>
       </w:tr>
       <w:tr>
@@ -14188,13 +7906,7 @@
               <w:right w:w="100" w:type="dxa"/>
             </w:tcMar>
           </w:tcPr>
-          <w:p>
-            <w:pPr>
-              <w:rPr>
-                <w:rFonts w:hint="eastAsia"/>
-              </w:rPr>
-            </w:pPr>
-          </w:p>
+          <w:p/>
         </w:tc>
       </w:tr>
       <w:tr>
@@ -14212,22 +7924,11 @@
               <w:right w:w="100" w:type="dxa"/>
             </w:tcMar>
           </w:tcPr>
-          <w:p>
-            <w:pPr>
-              <w:rPr>
-                <w:rFonts w:hint="eastAsia"/>
-              </w:rPr>
-            </w:pPr>
-          </w:p>
+          <w:p/>
         </w:tc>
       </w:tr>
     </w:tbl>
     <w:p>
-      <w:pPr>
-        <w:rPr>
-          <w:rFonts w:hint="eastAsia"/>
-        </w:rPr>
-      </w:pPr>
       <w:r>
         <w:br w:type="page"/>
       </w:r>
@@ -14235,9 +7936,6 @@
     <w:p>
       <w:pPr>
         <w:spacing w:before="40" w:after="40"/>
-        <w:rPr>
-          <w:rFonts w:hint="eastAsia"/>
-        </w:rPr>
       </w:pPr>
       <w:r>
         <w:rPr>
@@ -14300,11 +7998,6 @@
             </w:tcMar>
           </w:tcPr>
           <w:p>
-            <w:pPr>
-              <w:rPr>
-                <w:rFonts w:hint="eastAsia"/>
-              </w:rPr>
-            </w:pPr>
             <w:r>
               <w:rPr>
                 <w:b/>
@@ -14318,9 +8011,6 @@
             <w:pPr>
               <w:pStyle w:val="ListBullet"/>
               <w:spacing w:after="60"/>
-              <w:rPr>
-                <w:rFonts w:hint="eastAsia"/>
-              </w:rPr>
             </w:pPr>
             <w:r>
               <w:rPr>
@@ -14334,9 +8024,6 @@
             <w:pPr>
               <w:pStyle w:val="ListBullet"/>
               <w:spacing w:after="60"/>
-              <w:rPr>
-                <w:rFonts w:hint="eastAsia"/>
-              </w:rPr>
             </w:pPr>
             <w:r>
               <w:rPr>
@@ -14350,9 +8037,6 @@
             <w:pPr>
               <w:pStyle w:val="ListBullet"/>
               <w:spacing w:after="60"/>
-              <w:rPr>
-                <w:rFonts w:hint="eastAsia"/>
-              </w:rPr>
             </w:pPr>
             <w:r>
               <w:rPr>
@@ -14365,13 +8049,7 @@
         </w:tc>
       </w:tr>
     </w:tbl>
-    <w:p>
-      <w:pPr>
-        <w:rPr>
-          <w:rFonts w:hint="eastAsia"/>
-        </w:rPr>
-      </w:pPr>
-    </w:p>
+    <w:p/>
     <w:p>
       <w:pPr>
         <w:pStyle w:val="Heading2"/>
@@ -14413,13 +8091,7 @@
               <w:right w:w="100" w:type="dxa"/>
             </w:tcMar>
           </w:tcPr>
-          <w:p>
-            <w:pPr>
-              <w:rPr>
-                <w:rFonts w:hint="eastAsia"/>
-              </w:rPr>
-            </w:pPr>
-          </w:p>
+          <w:p/>
         </w:tc>
       </w:tr>
       <w:tr>
@@ -14437,13 +8109,7 @@
               <w:right w:w="100" w:type="dxa"/>
             </w:tcMar>
           </w:tcPr>
-          <w:p>
-            <w:pPr>
-              <w:rPr>
-                <w:rFonts w:hint="eastAsia"/>
-              </w:rPr>
-            </w:pPr>
-          </w:p>
+          <w:p/>
         </w:tc>
       </w:tr>
       <w:tr>
@@ -14461,13 +8127,7 @@
               <w:right w:w="100" w:type="dxa"/>
             </w:tcMar>
           </w:tcPr>
-          <w:p>
-            <w:pPr>
-              <w:rPr>
-                <w:rFonts w:hint="eastAsia"/>
-              </w:rPr>
-            </w:pPr>
-          </w:p>
+          <w:p/>
         </w:tc>
       </w:tr>
       <w:tr>
@@ -14485,13 +8145,7 @@
               <w:right w:w="100" w:type="dxa"/>
             </w:tcMar>
           </w:tcPr>
-          <w:p>
-            <w:pPr>
-              <w:rPr>
-                <w:rFonts w:hint="eastAsia"/>
-              </w:rPr>
-            </w:pPr>
-          </w:p>
+          <w:p/>
         </w:tc>
       </w:tr>
       <w:tr>
@@ -14509,13 +8163,7 @@
               <w:right w:w="100" w:type="dxa"/>
             </w:tcMar>
           </w:tcPr>
-          <w:p>
-            <w:pPr>
-              <w:rPr>
-                <w:rFonts w:hint="eastAsia"/>
-              </w:rPr>
-            </w:pPr>
-          </w:p>
+          <w:p/>
         </w:tc>
       </w:tr>
       <w:tr>
@@ -14533,13 +8181,7 @@
               <w:right w:w="100" w:type="dxa"/>
             </w:tcMar>
           </w:tcPr>
-          <w:p>
-            <w:pPr>
-              <w:rPr>
-                <w:rFonts w:hint="eastAsia"/>
-              </w:rPr>
-            </w:pPr>
-          </w:p>
+          <w:p/>
         </w:tc>
       </w:tr>
       <w:tr>
@@ -14557,13 +8199,7 @@
               <w:right w:w="100" w:type="dxa"/>
             </w:tcMar>
           </w:tcPr>
-          <w:p>
-            <w:pPr>
-              <w:rPr>
-                <w:rFonts w:hint="eastAsia"/>
-              </w:rPr>
-            </w:pPr>
-          </w:p>
+          <w:p/>
         </w:tc>
       </w:tr>
       <w:tr>
@@ -14581,13 +8217,7 @@
               <w:right w:w="100" w:type="dxa"/>
             </w:tcMar>
           </w:tcPr>
-          <w:p>
-            <w:pPr>
-              <w:rPr>
-                <w:rFonts w:hint="eastAsia"/>
-              </w:rPr>
-            </w:pPr>
-          </w:p>
+          <w:p/>
         </w:tc>
       </w:tr>
     </w:tbl>
@@ -14610,9 +8240,6 @@
     <w:p>
       <w:pPr>
         <w:spacing w:after="0" w:line="240" w:lineRule="auto"/>
-        <w:rPr>
-          <w:rFonts w:hint="eastAsia"/>
-        </w:rPr>
       </w:pPr>
       <w:r>
         <w:separator/>
@@ -14623,9 +8250,6 @@
     <w:p>
       <w:pPr>
         <w:spacing w:after="0" w:line="240" w:lineRule="auto"/>
-        <w:rPr>
-          <w:rFonts w:hint="eastAsia"/>
-        </w:rPr>
       </w:pPr>
       <w:r>
         <w:continuationSeparator/>
@@ -14641,48 +8265,13 @@
     <w:pPr>
       <w:pStyle w:val="Footer"/>
       <w:jc w:val="center"/>
-      <w:rPr>
-        <w:rFonts w:hint="eastAsia"/>
-      </w:rPr>
     </w:pPr>
     <w:r>
       <w:rPr>
         <w:color w:val="666666"/>
         <w:sz w:val="16"/>
       </w:rPr>
-      <w:t xml:space="preserve">New Mansoura </w:t>
-    </w:r>
-    <w:proofErr w:type="gramStart"/>
-    <w:r>
-      <w:rPr>
-        <w:color w:val="666666"/>
-        <w:sz w:val="16"/>
-      </w:rPr>
-      <w:t>University  |</w:t>
-    </w:r>
-    <w:proofErr w:type="gramEnd"/>
-    <w:r>
-      <w:rPr>
-        <w:color w:val="666666"/>
-        <w:sz w:val="16"/>
-      </w:rPr>
-      <w:t xml:space="preserve">  AI &amp; Robotics Summer Field </w:t>
-    </w:r>
-    <w:proofErr w:type="gramStart"/>
-    <w:r>
-      <w:rPr>
-        <w:color w:val="666666"/>
-        <w:sz w:val="16"/>
-      </w:rPr>
-      <w:t>Training  |</w:t>
-    </w:r>
-    <w:proofErr w:type="gramEnd"/>
-    <w:r>
-      <w:rPr>
-        <w:color w:val="666666"/>
-        <w:sz w:val="16"/>
-      </w:rPr>
-      <w:t xml:space="preserve">  </w:t>
+      <w:t xml:space="preserve">New Mansoura University  |  AI &amp; Robotics Summer Field Training  |  </w:t>
     </w:r>
     <w:r>
       <w:fldChar w:fldCharType="begin"/>
@@ -14712,9 +8301,6 @@
     <w:p>
       <w:pPr>
         <w:spacing w:after="0" w:line="240" w:lineRule="auto"/>
-        <w:rPr>
-          <w:rFonts w:hint="eastAsia"/>
-        </w:rPr>
       </w:pPr>
       <w:r>
         <w:separator/>
@@ -14725,9 +8311,6 @@
     <w:p>
       <w:pPr>
         <w:spacing w:after="0" w:line="240" w:lineRule="auto"/>
-        <w:rPr>
-          <w:rFonts w:hint="eastAsia"/>
-        </w:rPr>
       </w:pPr>
       <w:r>
         <w:continuationSeparator/>
@@ -14742,9 +8325,6 @@
   <w:p>
     <w:pPr>
       <w:pStyle w:val="Header"/>
-      <w:rPr>
-        <w:rFonts w:hint="eastAsia"/>
-      </w:rPr>
     </w:pPr>
   </w:p>
   <w:tbl>
@@ -14782,11 +8362,6 @@
           </w:tcMar>
         </w:tcPr>
         <w:p>
-          <w:pPr>
-            <w:rPr>
-              <w:rFonts w:hint="eastAsia"/>
-            </w:rPr>
-          </w:pPr>
           <w:r>
             <w:rPr>
               <w:noProof/>
@@ -14842,9 +8417,6 @@
         <w:p>
           <w:pPr>
             <w:jc w:val="center"/>
-            <w:rPr>
-              <w:rFonts w:hint="eastAsia"/>
-            </w:rPr>
           </w:pPr>
           <w:r>
             <w:rPr>
@@ -14876,9 +8448,6 @@
         <w:p>
           <w:pPr>
             <w:jc w:val="right"/>
-            <w:rPr>
-              <w:rFonts w:hint="eastAsia"/>
-            </w:rPr>
           </w:pPr>
           <w:r>
             <w:rPr>
